--- a/02-放大电路/01-运算放大电路/电压比较器电路/电压比较器电路.docx
+++ b/02-放大电路/01-运算放大电路/电压比较器电路/电压比较器电路.docx
@@ -2537,6 +2537,20 @@
     </w:p>
     <w:bookmarkEnd w:id="26"/>
     <w:bookmarkEnd w:id="27"/>
+    <w:p>
+      <w:pPr>
+        <w:spacing w:before="360"/>
+        <w:jc w:val="center"/>
+      </w:pPr>
+      <w:r>
+        <w:rPr>
+          <w:rFonts w:ascii="Times New Roman" w:hAnsi="Times New Roman"/>
+          <w:color w:val="555555"/>
+          <w:sz w:val="21"/>
+        </w:rPr>
+        <w:t>材料收集者：杜文杰</w:t>
+      </w:r>
+    </w:p>
     <w:sectPr>
       <w:headerReference r:id="rId9" w:type="default"/>
       <w:footerReference r:id="rId10" w:type="default"/>

--- a/02-放大电路/01-运算放大电路/电压比较器电路/电压比较器电路.docx
+++ b/02-放大电路/01-运算放大电路/电压比较器电路/电压比较器电路.docx
@@ -1,6 +1,6 @@
 
 <file path=word/document.xml><?xml version="1.0" encoding="utf-8"?>
-<w:document xmlns:w="http://schemas.openxmlformats.org/wordprocessingml/2006/main" xmlns:m="http://schemas.openxmlformats.org/officeDocument/2006/math" xmlns:r="http://schemas.openxmlformats.org/officeDocument/2006/relationships" xmlns:o="urn:schemas-microsoft-com:office:office" xmlns:v="urn:schemas-microsoft-com:vml" xmlns:w10="urn:schemas-microsoft-com:office:word" xmlns:a="http://schemas.openxmlformats.org/drawingml/2006/main" xmlns:pic="http://schemas.openxmlformats.org/drawingml/2006/picture" xmlns:wp="http://schemas.openxmlformats.org/drawingml/2006/wordprocessingDrawing">
+<w:document xmlns:m="http://schemas.openxmlformats.org/officeDocument/2006/math" xmlns:r="http://schemas.openxmlformats.org/officeDocument/2006/relationships" xmlns:w="http://schemas.openxmlformats.org/wordprocessingml/2006/main" xmlns:o="urn:schemas-microsoft-com:office:office" xmlns:v="urn:schemas-microsoft-com:vml" xmlns:w10="urn:schemas-microsoft-com:office:word" xmlns:a="http://schemas.openxmlformats.org/drawingml/2006/main" xmlns:pic="http://schemas.openxmlformats.org/drawingml/2006/picture" xmlns:wp="http://schemas.openxmlformats.org/drawingml/2006/wordprocessingDrawing">
   <w:body>
     <w:bookmarkStart w:id="27" w:name="电压比较器电路"/>
     <w:p>
@@ -9,7 +9,7 @@
       </w:pPr>
       <w:r>
         <w:rPr>
-          <w:rFonts w:hint="eastAsia"/>
+          <w:rFonts w:hint="eastAsia" w:eastAsia="黑体"/>
         </w:rPr>
         <w:t xml:space="preserve">电压比较器电路</w:t>
       </w:r>
@@ -21,7 +21,7 @@
       </w:pPr>
       <w:r>
         <w:rPr>
-          <w:rFonts w:hint="eastAsia"/>
+          <w:rFonts w:hint="eastAsia" w:eastAsia="黑体"/>
         </w:rPr>
         <w:t xml:space="preserve">拓扑描述</w:t>
       </w:r>
@@ -32,16 +32,19 @@
       </w:pPr>
       <w:r>
         <w:rPr>
-          <w:rFonts w:hint="eastAsia"/>
+          <w:rFonts w:hint="eastAsia" w:eastAsia="黑体"/>
         </w:rPr>
         <w:t xml:space="preserve">由</w:t>
       </w:r>
       <w:r>
+        <w:rPr>
+          <w:rFonts w:eastAsia="黑体"/>
+        </w:rPr>
         <w:t xml:space="preserve"> </w:t>
       </w:r>
       <w:r>
         <w:rPr>
-          <w:rFonts w:hint="eastAsia"/>
+          <w:rFonts w:hint="eastAsia" w:eastAsia="黑体"/>
           <w:b/>
           <w:bCs/>
         </w:rPr>
@@ -49,6 +52,7 @@
       </w:r>
       <w:r>
         <w:rPr>
+          <w:rFonts w:eastAsia="黑体"/>
           <w:b/>
           <w:bCs/>
         </w:rPr>
@@ -56,11 +60,14 @@
       </w:r>
       <w:r>
         <w:rPr>
-          <w:rFonts w:hint="eastAsia"/>
+          <w:rFonts w:hint="eastAsia" w:eastAsia="黑体"/>
         </w:rPr>
         <w:t xml:space="preserve">（及可选的分压电阻</w:t>
       </w:r>
       <w:r>
+        <w:rPr>
+          <w:rFonts w:eastAsia="黑体"/>
+        </w:rPr>
         <w:t xml:space="preserve"> </w:t>
       </w:r>
       <m:oMath>
@@ -78,6 +85,9 @@
         </m:sSub>
       </m:oMath>
       <w:r>
+        <w:rPr>
+          <w:rFonts w:eastAsia="黑体"/>
+        </w:rPr>
         <w:t xml:space="preserve">、</w:t>
       </w:r>
       <m:oMath>
@@ -96,11 +106,14 @@
       </m:oMath>
       <w:r>
         <w:rPr>
-          <w:rFonts w:hint="eastAsia"/>
+          <w:rFonts w:hint="eastAsia" w:eastAsia="黑体"/>
         </w:rPr>
         <w:t xml:space="preserve">、迟滞反馈电阻</w:t>
       </w:r>
       <w:r>
+        <w:rPr>
+          <w:rFonts w:eastAsia="黑体"/>
+        </w:rPr>
         <w:t xml:space="preserve"> </w:t>
       </w:r>
       <m:oMath>
@@ -119,11 +132,14 @@
       </m:oMath>
       <w:r>
         <w:rPr>
-          <w:rFonts w:hint="eastAsia"/>
+          <w:rFonts w:hint="eastAsia" w:eastAsia="黑体"/>
         </w:rPr>
         <w:t xml:space="preserve">、输出上拉电阻</w:t>
       </w:r>
       <w:r>
+        <w:rPr>
+          <w:rFonts w:eastAsia="黑体"/>
+        </w:rPr>
         <w:t xml:space="preserve"> </w:t>
       </w:r>
       <m:oMath>
@@ -145,13 +161,13 @@
       </m:oMath>
       <w:r>
         <w:rPr>
-          <w:rFonts w:hint="eastAsia"/>
+          <w:rFonts w:hint="eastAsia" w:eastAsia="黑体"/>
         </w:rPr>
         <w:t xml:space="preserve">）组成。电路关键节点：</w:t>
       </w:r>
       <w:r>
         <w:rPr>
-          <w:rFonts w:hint="eastAsia"/>
+          <w:rFonts w:hint="eastAsia" w:eastAsia="黑体"/>
           <w:b/>
           <w:bCs/>
         </w:rPr>
@@ -159,31 +175,37 @@
       </w:r>
       <w:r>
         <w:rPr>
-          <w:rFonts w:hint="eastAsia"/>
+          <w:rFonts w:hint="eastAsia" w:eastAsia="黑体"/>
         </w:rPr>
         <w:t xml:space="preserve">（被比较信号接</w:t>
       </w:r>
       <w:r>
+        <w:rPr>
+          <w:rFonts w:eastAsia="黑体"/>
+        </w:rPr>
         <w:t xml:space="preserve"> A1 </w:t>
       </w:r>
       <w:r>
         <w:rPr>
-          <w:rFonts w:hint="eastAsia"/>
+          <w:rFonts w:hint="eastAsia" w:eastAsia="黑体"/>
         </w:rPr>
         <w:t xml:space="preserve">的</w:t>
       </w:r>
       <w:r>
+        <w:rPr>
+          <w:rFonts w:eastAsia="黑体"/>
+        </w:rPr>
         <w:t xml:space="preserve"> </w:t>
       </w:r>
       <w:r>
         <w:rPr>
-          <w:rFonts w:hint="eastAsia"/>
+          <w:rFonts w:hint="eastAsia" w:eastAsia="黑体"/>
         </w:rPr>
         <w:t xml:space="preserve">IN+）；</w:t>
       </w:r>
       <w:r>
         <w:rPr>
-          <w:rFonts w:hint="eastAsia"/>
+          <w:rFonts w:hint="eastAsia" w:eastAsia="黑体"/>
           <w:b/>
           <w:bCs/>
         </w:rPr>
@@ -191,11 +213,14 @@
       </w:r>
       <w:r>
         <w:rPr>
-          <w:rFonts w:hint="eastAsia"/>
+          <w:rFonts w:hint="eastAsia" w:eastAsia="黑体"/>
         </w:rPr>
         <w:t xml:space="preserve">（参考电压</w:t>
       </w:r>
       <w:r>
+        <w:rPr>
+          <w:rFonts w:eastAsia="黑体"/>
+        </w:rPr>
         <w:t xml:space="preserve"> </w:t>
       </w:r>
       <m:oMath>
@@ -219,33 +244,45 @@
         </m:sSub>
       </m:oMath>
       <w:r>
+        <w:rPr>
+          <w:rFonts w:eastAsia="黑体"/>
+        </w:rPr>
         <w:t xml:space="preserve"> </w:t>
       </w:r>
       <w:r>
         <w:rPr>
-          <w:rFonts w:hint="eastAsia"/>
+          <w:rFonts w:hint="eastAsia" w:eastAsia="黑体"/>
         </w:rPr>
         <w:t xml:space="preserve">接</w:t>
       </w:r>
       <w:r>
+        <w:rPr>
+          <w:rFonts w:eastAsia="黑体"/>
+        </w:rPr>
         <w:t xml:space="preserve"> A1 </w:t>
       </w:r>
       <w:r>
         <w:rPr>
-          <w:rFonts w:hint="eastAsia"/>
+          <w:rFonts w:hint="eastAsia" w:eastAsia="黑体"/>
         </w:rPr>
         <w:t xml:space="preserve">的</w:t>
       </w:r>
       <w:r>
+        <w:rPr>
+          <w:rFonts w:eastAsia="黑体"/>
+        </w:rPr>
         <w:t xml:space="preserve"> </w:t>
       </w:r>
       <w:r>
         <w:rPr>
-          <w:rFonts w:hint="eastAsia"/>
+          <w:rFonts w:hint="eastAsia" w:eastAsia="黑体"/>
         </w:rPr>
         <w:t xml:space="preserve">IN−，可由</w:t>
       </w:r>
       <w:r>
+        <w:rPr>
+          <w:rFonts w:eastAsia="黑体"/>
+        </w:rPr>
         <w:t xml:space="preserve"> </w:t>
       </w:r>
       <m:oMath>
@@ -263,6 +300,9 @@
         </m:sSub>
       </m:oMath>
       <w:r>
+        <w:rPr>
+          <w:rFonts w:eastAsia="黑体"/>
+        </w:rPr>
         <w:t xml:space="preserve">、</w:t>
       </w:r>
       <m:oMath>
@@ -280,17 +320,20 @@
         </m:sSub>
       </m:oMath>
       <w:r>
+        <w:rPr>
+          <w:rFonts w:eastAsia="黑体"/>
+        </w:rPr>
         <w:t xml:space="preserve"> </w:t>
       </w:r>
       <w:r>
         <w:rPr>
-          <w:rFonts w:hint="eastAsia"/>
+          <w:rFonts w:hint="eastAsia" w:eastAsia="黑体"/>
         </w:rPr>
         <w:t xml:space="preserve">对电源分压产生）；</w:t>
       </w:r>
       <w:r>
         <w:rPr>
-          <w:rFonts w:hint="eastAsia"/>
+          <w:rFonts w:hint="eastAsia" w:eastAsia="黑体"/>
           <w:b/>
           <w:bCs/>
         </w:rPr>
@@ -298,29 +341,38 @@
       </w:r>
       <w:r>
         <w:rPr>
-          <w:rFonts w:hint="eastAsia"/>
+          <w:rFonts w:hint="eastAsia" w:eastAsia="黑体"/>
         </w:rPr>
         <w:t xml:space="preserve">（A1</w:t>
       </w:r>
       <w:r>
+        <w:rPr>
+          <w:rFonts w:eastAsia="黑体"/>
+        </w:rPr>
         <w:t xml:space="preserve"> </w:t>
       </w:r>
       <w:r>
         <w:rPr>
-          <w:rFonts w:hint="eastAsia"/>
+          <w:rFonts w:hint="eastAsia" w:eastAsia="黑体"/>
         </w:rPr>
         <w:t xml:space="preserve">的</w:t>
       </w:r>
       <w:r>
+        <w:rPr>
+          <w:rFonts w:eastAsia="黑体"/>
+        </w:rPr>
         <w:t xml:space="preserve"> </w:t>
       </w:r>
       <w:r>
         <w:rPr>
-          <w:rFonts w:hint="eastAsia"/>
+          <w:rFonts w:hint="eastAsia" w:eastAsia="黑体"/>
         </w:rPr>
         <w:t xml:space="preserve">OUT，开漏/开集输出时经上拉电阻</w:t>
       </w:r>
       <w:r>
+        <w:rPr>
+          <w:rFonts w:eastAsia="黑体"/>
+        </w:rPr>
         <w:t xml:space="preserve"> </w:t>
       </w:r>
       <m:oMath>
@@ -341,20 +393,26 @@
         </m:sSub>
       </m:oMath>
       <w:r>
+        <w:rPr>
+          <w:rFonts w:eastAsia="黑体"/>
+        </w:rPr>
         <w:t xml:space="preserve"> </w:t>
       </w:r>
       <w:r>
         <w:rPr>
-          <w:rFonts w:hint="eastAsia"/>
+          <w:rFonts w:hint="eastAsia" w:eastAsia="黑体"/>
         </w:rPr>
         <w:t xml:space="preserve">接</w:t>
       </w:r>
       <w:r>
+        <w:rPr>
+          <w:rFonts w:eastAsia="黑体"/>
+        </w:rPr>
         <w:t xml:space="preserve"> </w:t>
       </w:r>
       <w:r>
         <w:rPr>
-          <w:rFonts w:hint="eastAsia"/>
+          <w:rFonts w:hint="eastAsia" w:eastAsia="黑体"/>
         </w:rPr>
         <w:t xml:space="preserve">+VCC）。</w:t>
       </w:r>
@@ -363,7 +421,7 @@
       <w:pPr/>
       <w:r>
         <w:rPr>
-          <w:rFonts w:hint="eastAsia"/>
+          <w:rFonts w:hint="eastAsia" w:eastAsia="黑体"/>
         </w:rPr>
         <w:t xml:space="preserve">各元件管脚连接：</w:t>
       </w:r>
@@ -382,20 +440,26 @@
         </m:sSub>
       </m:oMath>
       <w:r>
+        <w:rPr>
+          <w:rFonts w:eastAsia="黑体"/>
+        </w:rPr>
         <w:t xml:space="preserve"> </w:t>
       </w:r>
       <w:r>
         <w:rPr>
-          <w:rFonts w:hint="eastAsia"/>
+          <w:rFonts w:hint="eastAsia" w:eastAsia="黑体"/>
         </w:rPr>
         <w:t xml:space="preserve">一端接</w:t>
       </w:r>
       <w:r>
+        <w:rPr>
+          <w:rFonts w:eastAsia="黑体"/>
+        </w:rPr>
         <w:t xml:space="preserve"> </w:t>
       </w:r>
       <w:r>
         <w:rPr>
-          <w:rFonts w:hint="eastAsia"/>
+          <w:rFonts w:hint="eastAsia" w:eastAsia="黑体"/>
         </w:rPr>
         <w:t xml:space="preserve">+VCC、另一端接反相输入节点；</w:t>
       </w:r>
@@ -414,20 +478,26 @@
         </m:sSub>
       </m:oMath>
       <w:r>
+        <w:rPr>
+          <w:rFonts w:eastAsia="黑体"/>
+        </w:rPr>
         <w:t xml:space="preserve"> </w:t>
       </w:r>
       <w:r>
         <w:rPr>
-          <w:rFonts w:hint="eastAsia"/>
+          <w:rFonts w:hint="eastAsia" w:eastAsia="黑体"/>
         </w:rPr>
         <w:t xml:space="preserve">一端接反相输入节点、另一端接地</w:t>
       </w:r>
       <w:r>
+        <w:rPr>
+          <w:rFonts w:eastAsia="黑体"/>
+        </w:rPr>
         <w:t xml:space="preserve"> </w:t>
       </w:r>
       <w:r>
         <w:rPr>
-          <w:rFonts w:hint="eastAsia"/>
+          <w:rFonts w:hint="eastAsia" w:eastAsia="黑体"/>
         </w:rPr>
         <w:t xml:space="preserve">GND；</w:t>
       </w:r>
@@ -447,7 +517,7 @@
       </m:oMath>
       <w:r>
         <w:rPr>
-          <w:rFonts w:hint="eastAsia"/>
+          <w:rFonts w:hint="eastAsia" w:eastAsia="黑体"/>
         </w:rPr>
         <w:t xml:space="preserve">（迟滞用）一端接输出节点、另一端接同相输入节点；</w:t>
       </w:r>
@@ -469,99 +539,130 @@
         </m:sSub>
       </m:oMath>
       <w:r>
+        <w:rPr>
+          <w:rFonts w:eastAsia="黑体"/>
+        </w:rPr>
         <w:t xml:space="preserve"> </w:t>
       </w:r>
       <w:r>
         <w:rPr>
-          <w:rFonts w:hint="eastAsia"/>
+          <w:rFonts w:hint="eastAsia" w:eastAsia="黑体"/>
         </w:rPr>
         <w:t xml:space="preserve">一端接输出节点、另一端接</w:t>
       </w:r>
       <w:r>
+        <w:rPr>
+          <w:rFonts w:eastAsia="黑体"/>
+        </w:rPr>
         <w:t xml:space="preserve"> </w:t>
       </w:r>
       <w:r>
         <w:rPr>
-          <w:rFonts w:hint="eastAsia"/>
+          <w:rFonts w:hint="eastAsia" w:eastAsia="黑体"/>
         </w:rPr>
         <w:t xml:space="preserve">+VCC；</w:t>
       </w:r>
       <w:r>
         <w:rPr>
+          <w:rFonts w:eastAsia="黑体"/>
           <w:b/>
           <w:bCs/>
         </w:rPr>
         <w:t xml:space="preserve">A1</w:t>
       </w:r>
       <w:r>
+        <w:rPr>
+          <w:rFonts w:eastAsia="黑体"/>
+        </w:rPr>
         <w:t xml:space="preserve"> </w:t>
       </w:r>
       <w:r>
         <w:rPr>
-          <w:rFonts w:hint="eastAsia"/>
+          <w:rFonts w:hint="eastAsia" w:eastAsia="黑体"/>
         </w:rPr>
         <w:t xml:space="preserve">的</w:t>
       </w:r>
       <w:r>
+        <w:rPr>
+          <w:rFonts w:eastAsia="黑体"/>
+        </w:rPr>
         <w:t xml:space="preserve"> IN+ </w:t>
       </w:r>
       <w:r>
         <w:rPr>
-          <w:rFonts w:hint="eastAsia"/>
+          <w:rFonts w:hint="eastAsia" w:eastAsia="黑体"/>
         </w:rPr>
         <w:t xml:space="preserve">接同相输入节点、IN−</w:t>
       </w:r>
       <w:r>
+        <w:rPr>
+          <w:rFonts w:eastAsia="黑体"/>
+        </w:rPr>
         <w:t xml:space="preserve"> </w:t>
       </w:r>
       <w:r>
         <w:rPr>
-          <w:rFonts w:hint="eastAsia"/>
+          <w:rFonts w:hint="eastAsia" w:eastAsia="黑体"/>
         </w:rPr>
         <w:t xml:space="preserve">接反相输入节点、OUT</w:t>
       </w:r>
       <w:r>
+        <w:rPr>
+          <w:rFonts w:eastAsia="黑体"/>
+        </w:rPr>
         <w:t xml:space="preserve"> </w:t>
       </w:r>
       <w:r>
         <w:rPr>
-          <w:rFonts w:hint="eastAsia"/>
+          <w:rFonts w:hint="eastAsia" w:eastAsia="黑体"/>
         </w:rPr>
         <w:t xml:space="preserve">接输出节点、V+</w:t>
       </w:r>
       <w:r>
+        <w:rPr>
+          <w:rFonts w:eastAsia="黑体"/>
+        </w:rPr>
         <w:t xml:space="preserve"> </w:t>
       </w:r>
       <w:r>
         <w:rPr>
-          <w:rFonts w:hint="eastAsia"/>
+          <w:rFonts w:hint="eastAsia" w:eastAsia="黑体"/>
         </w:rPr>
         <w:t xml:space="preserve">接</w:t>
       </w:r>
       <w:r>
+        <w:rPr>
+          <w:rFonts w:eastAsia="黑体"/>
+        </w:rPr>
         <w:t xml:space="preserve"> +VCC、V− </w:t>
       </w:r>
       <w:r>
         <w:rPr>
-          <w:rFonts w:hint="eastAsia"/>
+          <w:rFonts w:hint="eastAsia" w:eastAsia="黑体"/>
         </w:rPr>
         <w:t xml:space="preserve">接</w:t>
       </w:r>
       <w:r>
+        <w:rPr>
+          <w:rFonts w:eastAsia="黑体"/>
+        </w:rPr>
         <w:t xml:space="preserve"> </w:t>
       </w:r>
       <w:r>
         <w:rPr>
-          <w:rFonts w:hint="eastAsia"/>
+          <w:rFonts w:hint="eastAsia" w:eastAsia="黑体"/>
         </w:rPr>
         <w:t xml:space="preserve">−VEE（或</w:t>
       </w:r>
       <w:r>
+        <w:rPr>
+          <w:rFonts w:eastAsia="黑体"/>
+        </w:rPr>
         <w:t xml:space="preserve"> </w:t>
       </w:r>
       <w:r>
         <w:rPr>
-          <w:rFonts w:hint="eastAsia"/>
+          <w:rFonts w:hint="eastAsia" w:eastAsia="黑体"/>
         </w:rPr>
         <w:t xml:space="preserve">GND）。</w:t>
       </w:r>
@@ -570,7 +671,7 @@
       <w:pPr/>
       <w:r>
         <w:rPr>
-          <w:rFonts w:hint="eastAsia"/>
+          <w:rFonts w:hint="eastAsia" w:eastAsia="黑体"/>
         </w:rPr>
         <w:t xml:space="preserve">由此构成开环比较组态：无负反馈，输出只有高/低两种电平，用于电压比较、阈值检测与波形整形。</w:t>
       </w:r>
@@ -583,7 +684,7 @@
       </w:pPr>
       <w:r>
         <w:rPr>
-          <w:rFonts w:hint="eastAsia"/>
+          <w:rFonts w:hint="eastAsia" w:eastAsia="黑体"/>
         </w:rPr>
         <w:t xml:space="preserve">工作原理</w:t>
       </w:r>
@@ -594,7 +695,7 @@
       </w:pPr>
       <w:r>
         <w:rPr>
-          <w:rFonts w:hint="eastAsia"/>
+          <w:rFonts w:hint="eastAsia" w:eastAsia="黑体"/>
         </w:rPr>
         <w:t xml:space="preserve">比较器比较大输入端的电压：同相输入高于反相输入时输出高电平，反之输出低电平，利用极高开环增益实现近似理想的门限切换，常加正反馈构成迟滞（施密特）比较器。</w:t>
       </w:r>
@@ -607,7 +708,7 @@
       </w:pPr>
       <w:r>
         <w:rPr>
-          <w:rFonts w:hint="eastAsia"/>
+          <w:rFonts w:hint="eastAsia" w:eastAsia="黑体"/>
         </w:rPr>
         <w:t xml:space="preserve">关键计算公式</w:t>
       </w:r>
@@ -621,7 +722,7 @@
       </w:pPr>
       <w:r>
         <w:rPr>
-          <w:rFonts w:hint="eastAsia"/>
+          <w:rFonts w:hint="eastAsia" w:eastAsia="黑体"/>
         </w:rPr>
         <w:t xml:space="preserve">基本输出逻辑：</w:t>
       </w:r>
@@ -828,7 +929,7 @@
       </w:pPr>
       <w:r>
         <w:rPr>
-          <w:rFonts w:hint="eastAsia"/>
+          <w:rFonts w:hint="eastAsia" w:eastAsia="黑体"/>
         </w:rPr>
         <w:t xml:space="preserve">参考阈值（电阻分压）：</w:t>
       </w:r>
@@ -945,7 +1046,7 @@
       </w:pPr>
       <w:r>
         <w:rPr>
-          <w:rFonts w:hint="eastAsia"/>
+          <w:rFonts w:hint="eastAsia" w:eastAsia="黑体"/>
         </w:rPr>
         <w:t xml:space="preserve">迟滞比较器上门限：</w:t>
       </w:r>
@@ -1134,7 +1235,7 @@
       </w:pPr>
       <w:r>
         <w:rPr>
-          <w:rFonts w:hint="eastAsia"/>
+          <w:rFonts w:hint="eastAsia" w:eastAsia="黑体"/>
         </w:rPr>
         <w:t xml:space="preserve">迟滞宽度：</w:t>
       </w:r>
@@ -1243,7 +1344,7 @@
             </w:pPr>
             <w:r>
               <w:rPr>
-                <w:rFonts w:hint="eastAsia"/>
+                <w:rFonts w:hint="eastAsia" w:eastAsia="黑体"/>
               </w:rPr>
               <w:t xml:space="preserve">符号</w:t>
             </w:r>
@@ -1257,7 +1358,7 @@
             </w:pPr>
             <w:r>
               <w:rPr>
-                <w:rFonts w:hint="eastAsia"/>
+                <w:rFonts w:hint="eastAsia" w:eastAsia="黑体"/>
               </w:rPr>
               <w:t xml:space="preserve">含义</w:t>
             </w:r>
@@ -1271,7 +1372,7 @@
             </w:pPr>
             <w:r>
               <w:rPr>
-                <w:rFonts w:hint="eastAsia"/>
+                <w:rFonts w:hint="eastAsia" w:eastAsia="黑体"/>
               </w:rPr>
               <w:t xml:space="preserve">单位</w:t>
             </w:r>
@@ -1324,6 +1425,9 @@
               </m:sSub>
             </m:oMath>
             <w:r>
+              <w:rPr>
+                <w:rFonts w:eastAsia="黑体"/>
+              </w:rPr>
               <w:t xml:space="preserve">​</w:t>
             </w:r>
           </w:p>
@@ -1336,16 +1440,19 @@
             </w:pPr>
             <w:r>
               <w:rPr>
-                <w:rFonts w:hint="eastAsia"/>
+                <w:rFonts w:hint="eastAsia" w:eastAsia="黑体"/>
               </w:rPr>
               <w:t xml:space="preserve">同相</w:t>
             </w:r>
             <w:r>
+              <w:rPr>
+                <w:rFonts w:eastAsia="黑体"/>
+              </w:rPr>
               <w:t xml:space="preserve"> / </w:t>
             </w:r>
             <w:r>
               <w:rPr>
-                <w:rFonts w:hint="eastAsia"/>
+                <w:rFonts w:hint="eastAsia" w:eastAsia="黑体"/>
               </w:rPr>
               <w:t xml:space="preserve">反相输入</w:t>
             </w:r>
@@ -1358,6 +1465,9 @@
               <w:pStyle w:val="Compact"/>
             </w:pPr>
             <w:r>
+              <w:rPr>
+                <w:rFonts w:eastAsia="黑体"/>
+              </w:rPr>
               <w:t xml:space="preserve">V</w:t>
             </w:r>
           </w:p>
@@ -1409,6 +1519,9 @@
               </m:sSub>
             </m:oMath>
             <w:r>
+              <w:rPr>
+                <w:rFonts w:eastAsia="黑体"/>
+              </w:rPr>
               <w:t xml:space="preserve">​</w:t>
             </w:r>
           </w:p>
@@ -1421,16 +1534,19 @@
             </w:pPr>
             <w:r>
               <w:rPr>
-                <w:rFonts w:hint="eastAsia"/>
+                <w:rFonts w:hint="eastAsia" w:eastAsia="黑体"/>
               </w:rPr>
               <w:t xml:space="preserve">高</w:t>
             </w:r>
             <w:r>
+              <w:rPr>
+                <w:rFonts w:eastAsia="黑体"/>
+              </w:rPr>
               <w:t xml:space="preserve"> / </w:t>
             </w:r>
             <w:r>
               <w:rPr>
-                <w:rFonts w:hint="eastAsia"/>
+                <w:rFonts w:hint="eastAsia" w:eastAsia="黑体"/>
               </w:rPr>
               <w:t xml:space="preserve">低输出电平</w:t>
             </w:r>
@@ -1443,6 +1559,9 @@
               <w:pStyle w:val="Compact"/>
             </w:pPr>
             <w:r>
+              <w:rPr>
+                <w:rFonts w:eastAsia="黑体"/>
+              </w:rPr>
               <w:t xml:space="preserve">V</w:t>
             </w:r>
           </w:p>
@@ -1476,6 +1595,9 @@
               </m:sSub>
             </m:oMath>
             <w:r>
+              <w:rPr>
+                <w:rFonts w:eastAsia="黑体"/>
+              </w:rPr>
               <w:t xml:space="preserve">​</w:t>
             </w:r>
           </w:p>
@@ -1488,7 +1610,7 @@
             </w:pPr>
             <w:r>
               <w:rPr>
-                <w:rFonts w:hint="eastAsia"/>
+                <w:rFonts w:hint="eastAsia" w:eastAsia="黑体"/>
               </w:rPr>
               <w:t xml:space="preserve">参考电压</w:t>
             </w:r>
@@ -1501,6 +1623,9 @@
               <w:pStyle w:val="Compact"/>
             </w:pPr>
             <w:r>
+              <w:rPr>
+                <w:rFonts w:eastAsia="黑体"/>
+              </w:rPr>
               <w:t xml:space="preserve">V</w:t>
             </w:r>
           </w:p>
@@ -1564,6 +1689,9 @@
               </m:sSub>
             </m:oMath>
             <w:r>
+              <w:rPr>
+                <w:rFonts w:eastAsia="黑体"/>
+              </w:rPr>
               <w:t xml:space="preserve">​</w:t>
             </w:r>
           </w:p>
@@ -1576,16 +1704,19 @@
             </w:pPr>
             <w:r>
               <w:rPr>
-                <w:rFonts w:hint="eastAsia"/>
+                <w:rFonts w:hint="eastAsia" w:eastAsia="黑体"/>
               </w:rPr>
               <w:t xml:space="preserve">分压</w:t>
             </w:r>
             <w:r>
+              <w:rPr>
+                <w:rFonts w:eastAsia="黑体"/>
+              </w:rPr>
               <w:t xml:space="preserve"> / </w:t>
             </w:r>
             <w:r>
               <w:rPr>
-                <w:rFonts w:hint="eastAsia"/>
+                <w:rFonts w:hint="eastAsia" w:eastAsia="黑体"/>
               </w:rPr>
               <w:t xml:space="preserve">反馈电阻</w:t>
             </w:r>
@@ -1598,6 +1729,9 @@
               <w:pStyle w:val="Compact"/>
             </w:pPr>
             <w:r>
+              <w:rPr>
+                <w:rFonts w:eastAsia="黑体"/>
+              </w:rPr>
               <w:t xml:space="preserve">Ω</w:t>
             </w:r>
           </w:p>
@@ -1649,6 +1783,9 @@
               </m:sSub>
             </m:oMath>
             <w:r>
+              <w:rPr>
+                <w:rFonts w:eastAsia="黑体"/>
+              </w:rPr>
               <w:t xml:space="preserve">​</w:t>
             </w:r>
           </w:p>
@@ -1661,16 +1798,19 @@
             </w:pPr>
             <w:r>
               <w:rPr>
-                <w:rFonts w:hint="eastAsia"/>
+                <w:rFonts w:hint="eastAsia" w:eastAsia="黑体"/>
               </w:rPr>
               <w:t xml:space="preserve">上</w:t>
             </w:r>
             <w:r>
+              <w:rPr>
+                <w:rFonts w:eastAsia="黑体"/>
+              </w:rPr>
               <w:t xml:space="preserve"> / </w:t>
             </w:r>
             <w:r>
               <w:rPr>
-                <w:rFonts w:hint="eastAsia"/>
+                <w:rFonts w:hint="eastAsia" w:eastAsia="黑体"/>
               </w:rPr>
               <w:t xml:space="preserve">下翻转门限</w:t>
             </w:r>
@@ -1683,6 +1823,9 @@
               <w:pStyle w:val="Compact"/>
             </w:pPr>
             <w:r>
+              <w:rPr>
+                <w:rFonts w:eastAsia="黑体"/>
+              </w:rPr>
               <w:t xml:space="preserve">V</w:t>
             </w:r>
           </w:p>
@@ -1697,7 +1840,7 @@
       </w:pPr>
       <w:r>
         <w:rPr>
-          <w:rFonts w:hint="eastAsia"/>
+          <w:rFonts w:hint="eastAsia" w:eastAsia="黑体"/>
         </w:rPr>
         <w:t xml:space="preserve">元件调整影响</w:t>
       </w:r>
@@ -1712,20 +1855,26 @@
       </w:pPr>
       <w:r>
         <w:rPr>
-          <w:rFonts w:hint="eastAsia"/>
+          <w:rFonts w:hint="eastAsia" w:eastAsia="黑体"/>
         </w:rPr>
         <w:t xml:space="preserve">分压电阻比改变</w:t>
       </w:r>
       <w:r>
+        <w:rPr>
+          <w:rFonts w:eastAsia="黑体"/>
+        </w:rPr>
         <w:t xml:space="preserve"> → </w:t>
       </w:r>
       <w:r>
         <w:rPr>
-          <w:rFonts w:hint="eastAsia"/>
+          <w:rFonts w:hint="eastAsia" w:eastAsia="黑体"/>
         </w:rPr>
         <w:t xml:space="preserve">参考阈值</w:t>
       </w:r>
       <w:r>
+        <w:rPr>
+          <w:rFonts w:eastAsia="黑体"/>
+        </w:rPr>
         <w:t xml:space="preserve"> </w:t>
       </w:r>
       <m:oMath>
@@ -1749,11 +1898,14 @@
         </m:sSub>
       </m:oMath>
       <w:r>
+        <w:rPr>
+          <w:rFonts w:eastAsia="黑体"/>
+        </w:rPr>
         <w:t xml:space="preserve"> </w:t>
       </w:r>
       <w:r>
         <w:rPr>
-          <w:rFonts w:hint="eastAsia"/>
+          <w:rFonts w:hint="eastAsia" w:eastAsia="黑体"/>
         </w:rPr>
         <w:t xml:space="preserve">改变。</w:t>
       </w:r>
@@ -1768,11 +1920,14 @@
       </w:pPr>
       <w:r>
         <w:rPr>
-          <w:rFonts w:hint="eastAsia"/>
+          <w:rFonts w:hint="eastAsia" w:eastAsia="黑体"/>
         </w:rPr>
         <w:t xml:space="preserve">正反馈电阻</w:t>
       </w:r>
       <w:r>
+        <w:rPr>
+          <w:rFonts w:eastAsia="黑体"/>
+        </w:rPr>
         <w:t xml:space="preserve"> </w:t>
       </w:r>
       <m:oMath>
@@ -1790,20 +1945,26 @@
         </m:sSub>
       </m:oMath>
       <w:r>
+        <w:rPr>
+          <w:rFonts w:eastAsia="黑体"/>
+        </w:rPr>
         <w:t xml:space="preserve"> </w:t>
       </w:r>
       <w:r>
         <w:rPr>
-          <w:rFonts w:hint="eastAsia"/>
+          <w:rFonts w:hint="eastAsia" w:eastAsia="黑体"/>
         </w:rPr>
         <w:t xml:space="preserve">增大</w:t>
       </w:r>
       <w:r>
+        <w:rPr>
+          <w:rFonts w:eastAsia="黑体"/>
+        </w:rPr>
         <w:t xml:space="preserve"> → </w:t>
       </w:r>
       <w:r>
         <w:rPr>
-          <w:rFonts w:hint="eastAsia"/>
+          <w:rFonts w:hint="eastAsia" w:eastAsia="黑体"/>
         </w:rPr>
         <w:t xml:space="preserve">迟滞宽度减小。</w:t>
       </w:r>
@@ -1818,16 +1979,19 @@
       </w:pPr>
       <w:r>
         <w:rPr>
-          <w:rFonts w:hint="eastAsia"/>
+          <w:rFonts w:hint="eastAsia" w:eastAsia="黑体"/>
         </w:rPr>
         <w:t xml:space="preserve">迟滞宽度越小</w:t>
       </w:r>
       <w:r>
+        <w:rPr>
+          <w:rFonts w:eastAsia="黑体"/>
+        </w:rPr>
         <w:t xml:space="preserve"> → </w:t>
       </w:r>
       <w:r>
         <w:rPr>
-          <w:rFonts w:hint="eastAsia"/>
+          <w:rFonts w:hint="eastAsia" w:eastAsia="黑体"/>
         </w:rPr>
         <w:t xml:space="preserve">门限越精确，但抗噪抖动能力越差。</w:t>
       </w:r>
@@ -1842,16 +2006,19 @@
       </w:pPr>
       <w:r>
         <w:rPr>
-          <w:rFonts w:hint="eastAsia"/>
+          <w:rFonts w:hint="eastAsia" w:eastAsia="黑体"/>
         </w:rPr>
         <w:t xml:space="preserve">输出上拉电阻越小</w:t>
       </w:r>
       <w:r>
+        <w:rPr>
+          <w:rFonts w:eastAsia="黑体"/>
+        </w:rPr>
         <w:t xml:space="preserve"> → </w:t>
       </w:r>
       <w:r>
         <w:rPr>
-          <w:rFonts w:hint="eastAsia"/>
+          <w:rFonts w:hint="eastAsia" w:eastAsia="黑体"/>
         </w:rPr>
         <w:t xml:space="preserve">驱动能力越强，功耗越大。</w:t>
       </w:r>
@@ -1864,7 +2031,7 @@
       </w:pPr>
       <w:r>
         <w:rPr>
-          <w:rFonts w:hint="eastAsia"/>
+          <w:rFonts w:hint="eastAsia" w:eastAsia="黑体"/>
         </w:rPr>
         <w:t xml:space="preserve">典型参数示例</w:t>
       </w:r>
@@ -1914,6 +2081,9 @@
         </m:r>
       </m:oMath>
       <w:r>
+        <w:rPr>
+          <w:rFonts w:eastAsia="黑体"/>
+        </w:rPr>
         <w:t xml:space="preserve">、</w:t>
       </w:r>
       <m:oMath>
@@ -1950,6 +2120,9 @@
         </m:r>
       </m:oMath>
       <w:r>
+        <w:rPr>
+          <w:rFonts w:eastAsia="黑体"/>
+        </w:rPr>
         <w:t xml:space="preserve">、</w:t>
       </w:r>
       <m:oMath>
@@ -1987,7 +2160,7 @@
       </m:oMath>
       <w:r>
         <w:rPr>
-          <w:rFonts w:hint="eastAsia"/>
+          <w:rFonts w:hint="eastAsia" w:eastAsia="黑体"/>
         </w:rPr>
         <w:t xml:space="preserve">：</w:t>
       </w:r>
@@ -2061,6 +2234,9 @@
         </m:r>
       </m:oMath>
       <w:r>
+        <w:rPr>
+          <w:rFonts w:eastAsia="黑体"/>
+        </w:rPr>
         <w:t xml:space="preserve">。</w:t>
       </w:r>
     </w:p>
@@ -2074,11 +2250,14 @@
       </w:pPr>
       <w:r>
         <w:rPr>
-          <w:rFonts w:hint="eastAsia"/>
+          <w:rFonts w:hint="eastAsia" w:eastAsia="黑体"/>
         </w:rPr>
         <w:t xml:space="preserve">迟滞比较器取</w:t>
       </w:r>
       <w:r>
+        <w:rPr>
+          <w:rFonts w:eastAsia="黑体"/>
+        </w:rPr>
         <w:t xml:space="preserve"> </w:t>
       </w:r>
       <m:oMath>
@@ -2115,6 +2294,9 @@
         </m:r>
       </m:oMath>
       <w:r>
+        <w:rPr>
+          <w:rFonts w:eastAsia="黑体"/>
+        </w:rPr>
         <w:t xml:space="preserve">、</w:t>
       </w:r>
       <m:oMath>
@@ -2151,6 +2333,9 @@
         </m:r>
       </m:oMath>
       <w:r>
+        <w:rPr>
+          <w:rFonts w:eastAsia="黑体"/>
+        </w:rPr>
         <w:t xml:space="preserve">、</w:t>
       </w:r>
       <m:oMath>
@@ -2190,6 +2375,9 @@
         </m:r>
       </m:oMath>
       <w:r>
+        <w:rPr>
+          <w:rFonts w:eastAsia="黑体"/>
+        </w:rPr>
         <w:t xml:space="preserve">、</w:t>
       </w:r>
       <m:oMath>
@@ -2233,7 +2421,7 @@
       </m:oMath>
       <w:r>
         <w:rPr>
-          <w:rFonts w:hint="eastAsia"/>
+          <w:rFonts w:hint="eastAsia" w:eastAsia="黑体"/>
         </w:rPr>
         <w:t xml:space="preserve">：</w:t>
       </w:r>
@@ -2334,6 +2522,9 @@
         </m:r>
       </m:oMath>
       <w:r>
+        <w:rPr>
+          <w:rFonts w:eastAsia="黑体"/>
+        </w:rPr>
         <w:t xml:space="preserve">。</w:t>
       </w:r>
     </w:p>
@@ -2345,7 +2536,7 @@
       </w:pPr>
       <w:r>
         <w:rPr>
-          <w:rFonts w:hint="eastAsia"/>
+          <w:rFonts w:hint="eastAsia" w:eastAsia="黑体"/>
         </w:rPr>
         <w:t xml:space="preserve">常见器件型号</w:t>
       </w:r>
@@ -2360,7 +2551,7 @@
       </w:pPr>
       <w:r>
         <w:rPr>
-          <w:rFonts w:hint="eastAsia"/>
+          <w:rFonts w:hint="eastAsia" w:eastAsia="黑体"/>
         </w:rPr>
         <w:t xml:space="preserve">专用比较器：LM393、LM339、TLV3201。</w:t>
       </w:r>
@@ -2375,7 +2566,7 @@
       </w:pPr>
       <w:r>
         <w:rPr>
-          <w:rFonts w:hint="eastAsia"/>
+          <w:rFonts w:hint="eastAsia" w:eastAsia="黑体"/>
         </w:rPr>
         <w:t xml:space="preserve">高速比较器：TLV3501、ADCMP600。</w:t>
       </w:r>
@@ -2390,7 +2581,7 @@
       </w:pPr>
       <w:r>
         <w:rPr>
-          <w:rFonts w:hint="eastAsia"/>
+          <w:rFonts w:hint="eastAsia" w:eastAsia="黑体"/>
         </w:rPr>
         <w:t xml:space="preserve">带基准比较器：TL331、LMV331。</w:t>
       </w:r>
@@ -2403,7 +2594,7 @@
       </w:pPr>
       <w:r>
         <w:rPr>
-          <w:rFonts w:hint="eastAsia"/>
+          <w:rFonts w:hint="eastAsia" w:eastAsia="黑体"/>
         </w:rPr>
         <w:t xml:space="preserve">注意事项</w:t>
       </w:r>
@@ -2418,7 +2609,7 @@
       </w:pPr>
       <w:r>
         <w:rPr>
-          <w:rFonts w:hint="eastAsia"/>
+          <w:rFonts w:hint="eastAsia" w:eastAsia="黑体"/>
         </w:rPr>
         <w:t xml:space="preserve">普通运放作比较器易饱和、恢复慢，高速场合应用专用比较器。</w:t>
       </w:r>
@@ -2433,7 +2624,7 @@
       </w:pPr>
       <w:r>
         <w:rPr>
-          <w:rFonts w:hint="eastAsia"/>
+          <w:rFonts w:hint="eastAsia" w:eastAsia="黑体"/>
         </w:rPr>
         <w:t xml:space="preserve">集电极开漏（OD/OC）输出比较器需外接上拉电阻。</w:t>
       </w:r>
@@ -2448,7 +2639,7 @@
       </w:pPr>
       <w:r>
         <w:rPr>
-          <w:rFonts w:hint="eastAsia"/>
+          <w:rFonts w:hint="eastAsia" w:eastAsia="黑体"/>
         </w:rPr>
         <w:t xml:space="preserve">输入信号接近阈值且有噪声时，应加迟滞防止输出抖动振荡。</w:t>
       </w:r>
@@ -2463,7 +2654,7 @@
       </w:pPr>
       <w:r>
         <w:rPr>
-          <w:rFonts w:hint="eastAsia"/>
+          <w:rFonts w:hint="eastAsia" w:eastAsia="黑体"/>
         </w:rPr>
         <w:t xml:space="preserve">关注输入共模范围与响应时间是否满足信号速度要求。</w:t>
       </w:r>
@@ -2476,7 +2667,7 @@
       </w:pPr>
       <w:r>
         <w:rPr>
-          <w:rFonts w:hint="eastAsia"/>
+          <w:rFonts w:hint="eastAsia" w:eastAsia="黑体"/>
         </w:rPr>
         <w:t xml:space="preserve">参考资料</w:t>
       </w:r>
@@ -2490,6 +2681,9 @@
         </w:numPr>
       </w:pPr>
       <w:r>
+        <w:rPr>
+          <w:rFonts w:eastAsia="黑体"/>
+        </w:rPr>
         <w:t xml:space="preserve">Wikipedia: Comparator。</w:t>
       </w:r>
     </w:p>
@@ -2502,20 +2696,26 @@
         </w:numPr>
       </w:pPr>
       <w:r>
+        <w:rPr>
+          <w:rFonts w:eastAsia="黑体"/>
+        </w:rPr>
         <w:t xml:space="preserve">TI </w:t>
       </w:r>
       <w:r>
         <w:rPr>
-          <w:rFonts w:hint="eastAsia"/>
+          <w:rFonts w:hint="eastAsia" w:eastAsia="黑体"/>
         </w:rPr>
         <w:t xml:space="preserve">应用笔记</w:t>
       </w:r>
       <w:r>
+        <w:rPr>
+          <w:rFonts w:eastAsia="黑体"/>
+        </w:rPr>
         <w:t xml:space="preserve"> </w:t>
       </w:r>
       <w:r>
         <w:rPr>
-          <w:rFonts w:hint="eastAsia"/>
+          <w:rFonts w:hint="eastAsia" w:eastAsia="黑体"/>
         </w:rPr>
         <w:t xml:space="preserve">SNOA997（迟滞比较器）。</w:t>
       </w:r>
@@ -2530,7 +2730,7 @@
       </w:pPr>
       <w:r>
         <w:rPr>
-          <w:rFonts w:hint="eastAsia"/>
+          <w:rFonts w:hint="eastAsia" w:eastAsia="黑体"/>
         </w:rPr>
         <w:t xml:space="preserve">《模拟电子技术基础》（童诗白、华成英）。</w:t>
       </w:r>
@@ -2544,11 +2744,11 @@
       </w:pPr>
       <w:r>
         <w:rPr>
-          <w:rFonts w:ascii="Times New Roman" w:hAnsi="Times New Roman"/>
+          <w:rFonts w:ascii="Times New Roman" w:hAnsi="Times New Roman" w:eastAsia="黑体"/>
           <w:color w:val="555555"/>
           <w:sz w:val="21"/>
         </w:rPr>
-        <w:t>材料收集者：杜文杰</w:t>
+        <w:t>材料收集者：杜文杰，WX手机：19519196569，QQ:3478827729</w:t>
       </w:r>
     </w:p>
     <w:sectPr>
@@ -2568,7 +2768,7 @@
 </file>
 
 <file path=word/footer1.xml><?xml version="1.0" encoding="utf-8"?>
-<w:ftr xmlns:m="http://schemas.openxmlformats.org/officeDocument/2006/math" xmlns:mc="http://schemas.openxmlformats.org/markup-compatibility/2006" xmlns:mo="http://schemas.microsoft.com/office/mac/office/2008/main" xmlns:mv="urn:schemas-microsoft-com:mac:vml" xmlns:o="urn:schemas-microsoft-com:office:office" xmlns:r="http://schemas.openxmlformats.org/officeDocument/2006/relationships" xmlns:v="urn:schemas-microsoft-com:vml" xmlns:w10="urn:schemas-microsoft-com:office:word" xmlns:w14="http://schemas.microsoft.com/office/word/2010/wordml" xmlns:w="http://schemas.openxmlformats.org/wordprocessingml/2006/main" xmlns:wne="http://schemas.microsoft.com/office/word/2006/wordml" xmlns:wp14="http://schemas.microsoft.com/office/word/2010/wordprocessingDrawing" xmlns:wp="http://schemas.openxmlformats.org/drawingml/2006/wordprocessingDrawing" xmlns:wpc="http://schemas.microsoft.com/office/word/2010/wordprocessingCanvas" xmlns:wpg="http://schemas.microsoft.com/office/word/2010/wordprocessingGroup" xmlns:wpi="http://schemas.microsoft.com/office/word/2010/wordprocessingInk" xmlns:wps="http://schemas.microsoft.com/office/word/2010/wordprocessingShape" mc:Ignorable="w14 wp14">
+<w:ftr xmlns:mc="http://schemas.openxmlformats.org/markup-compatibility/2006" xmlns:w="http://schemas.openxmlformats.org/wordprocessingml/2006/main" xmlns:m="http://schemas.openxmlformats.org/officeDocument/2006/math" xmlns:mo="http://schemas.microsoft.com/office/mac/office/2008/main" xmlns:mv="urn:schemas-microsoft-com:mac:vml" xmlns:o="urn:schemas-microsoft-com:office:office" xmlns:r="http://schemas.openxmlformats.org/officeDocument/2006/relationships" xmlns:v="urn:schemas-microsoft-com:vml" xmlns:w10="urn:schemas-microsoft-com:office:word" xmlns:w14="http://schemas.microsoft.com/office/word/2010/wordml" xmlns:wne="http://schemas.microsoft.com/office/word/2006/wordml" xmlns:wp14="http://schemas.microsoft.com/office/word/2010/wordprocessingDrawing" xmlns:wp="http://schemas.openxmlformats.org/drawingml/2006/wordprocessingDrawing" xmlns:wpc="http://schemas.microsoft.com/office/word/2010/wordprocessingCanvas" xmlns:wpg="http://schemas.microsoft.com/office/word/2010/wordprocessingGroup" xmlns:wpi="http://schemas.microsoft.com/office/word/2010/wordprocessingInk" xmlns:wps="http://schemas.microsoft.com/office/word/2010/wordprocessingShape" mc:Ignorable="w14 wp14">
   <w:p>
     <w:pPr>
       <w:pStyle w:val="Footer"/>
@@ -2576,12 +2776,14 @@
     </w:pPr>
     <w:r>
       <w:rPr>
+        <w:rFonts w:eastAsia="黑体"/>
         <w:sz w:val="18"/>
       </w:rPr>
       <w:t xml:space="preserve">第 </w:t>
     </w:r>
     <w:r>
       <w:rPr>
+        <w:rFonts w:eastAsia="黑体"/>
         <w:sz w:val="18"/>
       </w:rPr>
       <w:fldChar w:fldCharType="begin"/>
@@ -2590,6 +2792,7 @@
     </w:r>
     <w:r>
       <w:rPr>
+        <w:rFonts w:eastAsia="黑体"/>
         <w:sz w:val="18"/>
       </w:rPr>
       <w:t xml:space="preserve"> 页</w:t>
@@ -2603,6 +2806,9 @@
   <w:footnote w:type="continuationSeparator" w:id="0">
     <w:p>
       <w:r>
+        <w:rPr>
+          <w:rFonts w:eastAsia="黑体"/>
+        </w:rPr>
         <w:continuationSeparator/>
       </w:r>
     </w:p>
@@ -2610,6 +2816,9 @@
   <w:footnote w:type="separator" w:id="-1">
     <w:p>
       <w:r>
+        <w:rPr>
+          <w:rFonts w:eastAsia="黑体"/>
+        </w:rPr>
         <w:separator/>
       </w:r>
     </w:p>
@@ -2618,7 +2827,7 @@
 </file>
 
 <file path=word/header1.xml><?xml version="1.0" encoding="utf-8"?>
-<w:hdr xmlns:m="http://schemas.openxmlformats.org/officeDocument/2006/math" xmlns:mc="http://schemas.openxmlformats.org/markup-compatibility/2006" xmlns:mo="http://schemas.microsoft.com/office/mac/office/2008/main" xmlns:mv="urn:schemas-microsoft-com:mac:vml" xmlns:o="urn:schemas-microsoft-com:office:office" xmlns:r="http://schemas.openxmlformats.org/officeDocument/2006/relationships" xmlns:v="urn:schemas-microsoft-com:vml" xmlns:w10="urn:schemas-microsoft-com:office:word" xmlns:w14="http://schemas.microsoft.com/office/word/2010/wordml" xmlns:w="http://schemas.openxmlformats.org/wordprocessingml/2006/main" xmlns:wne="http://schemas.microsoft.com/office/word/2006/wordml" xmlns:wp14="http://schemas.microsoft.com/office/word/2010/wordprocessingDrawing" xmlns:wp="http://schemas.openxmlformats.org/drawingml/2006/wordprocessingDrawing" xmlns:wpc="http://schemas.microsoft.com/office/word/2010/wordprocessingCanvas" xmlns:wpg="http://schemas.microsoft.com/office/word/2010/wordprocessingGroup" xmlns:wpi="http://schemas.microsoft.com/office/word/2010/wordprocessingInk" xmlns:wps="http://schemas.microsoft.com/office/word/2010/wordprocessingShape" mc:Ignorable="w14 wp14">
+<w:hdr xmlns:mc="http://schemas.openxmlformats.org/markup-compatibility/2006" xmlns:w="http://schemas.openxmlformats.org/wordprocessingml/2006/main" xmlns:m="http://schemas.openxmlformats.org/officeDocument/2006/math" xmlns:mo="http://schemas.microsoft.com/office/mac/office/2008/main" xmlns:mv="urn:schemas-microsoft-com:mac:vml" xmlns:o="urn:schemas-microsoft-com:office:office" xmlns:r="http://schemas.openxmlformats.org/officeDocument/2006/relationships" xmlns:v="urn:schemas-microsoft-com:vml" xmlns:w10="urn:schemas-microsoft-com:office:word" xmlns:w14="http://schemas.microsoft.com/office/word/2010/wordml" xmlns:wne="http://schemas.microsoft.com/office/word/2006/wordml" xmlns:wp14="http://schemas.microsoft.com/office/word/2010/wordprocessingDrawing" xmlns:wp="http://schemas.openxmlformats.org/drawingml/2006/wordprocessingDrawing" xmlns:wpc="http://schemas.microsoft.com/office/word/2010/wordprocessingCanvas" xmlns:wpg="http://schemas.microsoft.com/office/word/2010/wordprocessingGroup" xmlns:wpi="http://schemas.microsoft.com/office/word/2010/wordprocessingInk" xmlns:wps="http://schemas.microsoft.com/office/word/2010/wordprocessingShape" mc:Ignorable="w14 wp14">
   <w:p>
     <w:pPr>
       <w:pStyle w:val="Header"/>
@@ -2626,7 +2835,7 @@
     </w:pPr>
     <w:r>
       <w:rPr>
-        <w:rFonts w:ascii="Times New Roman" w:hAnsi="Times New Roman"/>
+        <w:rFonts w:ascii="Times New Roman" w:hAnsi="Times New Roman" w:eastAsia="黑体"/>
         <w:sz w:val="18"/>
         <w:rFonts w:eastAsia="黑体"/>
         <w:rFonts w:eastAsia="黑体"/>
@@ -2638,7 +2847,7 @@
 </file>
 
 <file path=word/numbering.xml><?xml version="1.0" encoding="utf-8"?>
-<w:numbering xmlns:m="http://schemas.openxmlformats.org/officeDocument/2006/math" xmlns:mc="http://schemas.openxmlformats.org/markup-compatibility/2006" xmlns:mo="http://schemas.microsoft.com/office/mac/office/2008/main" xmlns:mv="urn:schemas-microsoft-com:mac:vml" xmlns:o="urn:schemas-microsoft-com:office:office" xmlns:r="http://schemas.openxmlformats.org/officeDocument/2006/relationships" xmlns:v="urn:schemas-microsoft-com:vml" xmlns:w="http://schemas.openxmlformats.org/wordprocessingml/2006/main" xmlns:w10="urn:schemas-microsoft-com:office:word" xmlns:w14="http://schemas.microsoft.com/office/word/2010/wordml" xmlns:wne="http://schemas.microsoft.com/office/word/2006/wordml" xmlns:wp="http://schemas.openxmlformats.org/drawingml/2006/wordprocessingDrawing" xmlns:wp14="http://schemas.microsoft.com/office/word/2010/wordprocessingDrawing" xmlns:wpc="http://schemas.microsoft.com/office/word/2010/wordprocessingCanvas" xmlns:wpg="http://schemas.microsoft.com/office/word/2010/wordprocessingGroup" xmlns:wpi="http://schemas.microsoft.com/office/word/2010/wordprocessingInk" xmlns:wps="http://schemas.microsoft.com/office/word/2010/wordprocessingShape" mc:Ignorable="w14 wp14">
+<w:numbering xmlns:mc="http://schemas.openxmlformats.org/markup-compatibility/2006" xmlns:w="http://schemas.openxmlformats.org/wordprocessingml/2006/main" xmlns:m="http://schemas.openxmlformats.org/officeDocument/2006/math" xmlns:mo="http://schemas.microsoft.com/office/mac/office/2008/main" xmlns:mv="urn:schemas-microsoft-com:mac:vml" xmlns:o="urn:schemas-microsoft-com:office:office" xmlns:r="http://schemas.openxmlformats.org/officeDocument/2006/relationships" xmlns:v="urn:schemas-microsoft-com:vml" xmlns:w10="urn:schemas-microsoft-com:office:word" xmlns:w14="http://schemas.microsoft.com/office/word/2010/wordml" xmlns:wne="http://schemas.microsoft.com/office/word/2006/wordml" xmlns:wp="http://schemas.openxmlformats.org/drawingml/2006/wordprocessingDrawing" xmlns:wp14="http://schemas.microsoft.com/office/word/2010/wordprocessingDrawing" xmlns:wpc="http://schemas.microsoft.com/office/word/2010/wordprocessingCanvas" xmlns:wpg="http://schemas.microsoft.com/office/word/2010/wordprocessingGroup" xmlns:wpi="http://schemas.microsoft.com/office/word/2010/wordprocessingInk" xmlns:wps="http://schemas.microsoft.com/office/word/2010/wordprocessingShape" mc:Ignorable="w14 wp14">
   <w:abstractNum w:abstractNumId="0">
     <w:nsid w:val="FFFFFF7C"/>
     <w:multiLevelType w:val="singleLevel"/>
@@ -2725,7 +2934,7 @@
         <w:ind w:hanging="360" w:left="1440"/>
       </w:pPr>
       <w:rPr>
-        <w:rFonts w:ascii="Symbol" w:hAnsi="Symbol" w:hint="default"/>
+        <w:rFonts w:ascii="Symbol" w:hAnsi="Symbol" w:hint="default" w:eastAsia="黑体"/>
       </w:rPr>
     </w:lvl>
   </w:abstractNum>
@@ -2746,7 +2955,7 @@
         <w:ind w:hanging="360" w:left="1080"/>
       </w:pPr>
       <w:rPr>
-        <w:rFonts w:ascii="Symbol" w:hAnsi="Symbol" w:hint="default"/>
+        <w:rFonts w:ascii="Symbol" w:hAnsi="Symbol" w:hint="default" w:eastAsia="黑体"/>
       </w:rPr>
     </w:lvl>
   </w:abstractNum>
@@ -2767,7 +2976,7 @@
         <w:ind w:hanging="360" w:left="720"/>
       </w:pPr>
       <w:rPr>
-        <w:rFonts w:ascii="Symbol" w:hAnsi="Symbol" w:hint="default"/>
+        <w:rFonts w:ascii="Symbol" w:hAnsi="Symbol" w:hint="default" w:eastAsia="黑体"/>
       </w:rPr>
     </w:lvl>
   </w:abstractNum>
@@ -2806,7 +3015,7 @@
         <w:ind w:hanging="360" w:left="360"/>
       </w:pPr>
       <w:rPr>
-        <w:rFonts w:ascii="Symbol" w:hAnsi="Symbol" w:hint="default"/>
+        <w:rFonts w:ascii="Symbol" w:hAnsi="Symbol" w:hint="default" w:eastAsia="黑体"/>
       </w:rPr>
     </w:lvl>
   </w:abstractNum>
@@ -2897,7 +3106,7 @@
         <w:ind w:left="720" w:hanging="360"/>
       </w:pPr>
       <w:rPr>
-        <w:rFonts w:ascii="Symbol" w:hAnsi="Symbol" w:cs="Symbol" w:hint="default"/>
+        <w:rFonts w:ascii="Symbol" w:hAnsi="Symbol" w:cs="Symbol" w:hint="default" w:eastAsia="黑体"/>
       </w:rPr>
     </w:lvl>
     <w:lvl w:ilvl="1">
@@ -2908,7 +3117,7 @@
         <w:ind w:left="1440" w:hanging="360"/>
       </w:pPr>
       <w:rPr>
-        <w:rFonts w:ascii="Courier New" w:hAnsi="Courier New" w:cs="Courier New" w:hint="default"/>
+        <w:rFonts w:ascii="Courier New" w:hAnsi="Courier New" w:cs="Courier New" w:hint="default" w:eastAsia="黑体"/>
       </w:rPr>
     </w:lvl>
     <w:lvl w:ilvl="2">
@@ -2919,7 +3128,7 @@
         <w:ind w:left="2160" w:hanging="360"/>
       </w:pPr>
       <w:rPr>
-        <w:rFonts w:ascii="Wingdings" w:hAnsi="Wingdings" w:cs="Wingdings" w:hint="default"/>
+        <w:rFonts w:ascii="Wingdings" w:hAnsi="Wingdings" w:cs="Wingdings" w:hint="default" w:eastAsia="黑体"/>
       </w:rPr>
     </w:lvl>
     <w:lvl w:ilvl="3">
@@ -2930,7 +3139,7 @@
         <w:ind w:left="2880" w:hanging="360"/>
       </w:pPr>
       <w:rPr>
-        <w:rFonts w:ascii="Symbol" w:hAnsi="Symbol" w:cs="Symbol" w:hint="default"/>
+        <w:rFonts w:ascii="Symbol" w:hAnsi="Symbol" w:cs="Symbol" w:hint="default" w:eastAsia="黑体"/>
       </w:rPr>
     </w:lvl>
     <w:lvl w:ilvl="4">
@@ -2941,7 +3150,7 @@
         <w:ind w:left="3600" w:hanging="360"/>
       </w:pPr>
       <w:rPr>
-        <w:rFonts w:ascii="Courier New" w:hAnsi="Courier New" w:cs="Courier New" w:hint="default"/>
+        <w:rFonts w:ascii="Courier New" w:hAnsi="Courier New" w:cs="Courier New" w:hint="default" w:eastAsia="黑体"/>
       </w:rPr>
     </w:lvl>
     <w:lvl w:ilvl="5">
@@ -2952,7 +3161,7 @@
         <w:ind w:left="4320" w:hanging="360"/>
       </w:pPr>
       <w:rPr>
-        <w:rFonts w:ascii="Wingdings" w:hAnsi="Wingdings" w:cs="Wingdings" w:hint="default"/>
+        <w:rFonts w:ascii="Wingdings" w:hAnsi="Wingdings" w:cs="Wingdings" w:hint="default" w:eastAsia="黑体"/>
       </w:rPr>
     </w:lvl>
     <w:lvl w:ilvl="6">
@@ -2963,7 +3172,7 @@
         <w:ind w:left="5040" w:hanging="360"/>
       </w:pPr>
       <w:rPr>
-        <w:rFonts w:ascii="Symbol" w:hAnsi="Symbol" w:cs="Symbol" w:hint="default"/>
+        <w:rFonts w:ascii="Symbol" w:hAnsi="Symbol" w:cs="Symbol" w:hint="default" w:eastAsia="黑体"/>
       </w:rPr>
     </w:lvl>
     <w:lvl w:ilvl="7">
@@ -2974,7 +3183,7 @@
         <w:ind w:left="5760" w:hanging="360"/>
       </w:pPr>
       <w:rPr>
-        <w:rFonts w:ascii="Courier New" w:hAnsi="Courier New" w:cs="Courier New" w:hint="default"/>
+        <w:rFonts w:ascii="Courier New" w:hAnsi="Courier New" w:cs="Courier New" w:hint="default" w:eastAsia="黑体"/>
       </w:rPr>
     </w:lvl>
     <w:lvl w:ilvl="8">
@@ -2985,7 +3194,7 @@
         <w:ind w:left="6480" w:hanging="360"/>
       </w:pPr>
       <w:rPr>
-        <w:rFonts w:ascii="Wingdings" w:hAnsi="Wingdings" w:cs="Wingdings" w:hint="default"/>
+        <w:rFonts w:ascii="Wingdings" w:hAnsi="Wingdings" w:cs="Wingdings" w:hint="default" w:eastAsia="黑体"/>
       </w:rPr>
     </w:lvl>
   </w:abstractNum>
@@ -3041,11 +3250,11 @@
 </file>
 
 <file path=word/styles.xml><?xml version="1.0" encoding="utf-8"?>
-<w:styles xmlns:mc="http://schemas.openxmlformats.org/markup-compatibility/2006" xmlns:r="http://schemas.openxmlformats.org/officeDocument/2006/relationships" xmlns:w="http://schemas.openxmlformats.org/wordprocessingml/2006/main" xmlns:w14="http://schemas.microsoft.com/office/word/2010/wordml" mc:Ignorable="w14">
+<w:styles xmlns:mc="http://schemas.openxmlformats.org/markup-compatibility/2006" xmlns:w="http://schemas.openxmlformats.org/wordprocessingml/2006/main" xmlns:r="http://schemas.openxmlformats.org/officeDocument/2006/relationships" xmlns:w14="http://schemas.microsoft.com/office/word/2010/wordml" mc:Ignorable="w14">
   <w:docDefaults>
     <w:rPrDefault>
       <w:rPr>
-        <w:rFonts w:asciiTheme="minorHAnsi" w:cstheme="minorBidi" w:eastAsiaTheme="minorEastAsia" w:hAnsiTheme="minorHAnsi"/>
+        <w:rFonts w:asciiTheme="minorHAnsi" w:cstheme="minorBidi" w:hAnsiTheme="minorHAnsi" w:eastAsia="黑体"/>
         <w:sz w:val="22"/>
         <w:szCs w:val="22"/>
         <w:lang w:bidi="ar-SA" w:eastAsia="en-US" w:val="en-US"/>
@@ -3267,7 +3476,7 @@
       <w:outlineLvl w:val="0"/>
     </w:pPr>
     <w:rPr>
-      <w:rFonts w:ascii="Times New Roman" w:asciiTheme="majorHAnsi" w:cstheme="majorBidi" w:eastAsia="黑体" w:eastAsiaTheme="majorEastAsia" w:hAnsi="Times New Roman" w:hAnsiTheme="majorHAnsi"/>
+      <w:rFonts w:ascii="Times New Roman" w:asciiTheme="majorHAnsi" w:cstheme="majorBidi" w:eastAsia="黑体" w:hAnsi="Times New Roman" w:hAnsiTheme="majorHAnsi"/>
       <w:b/>
       <w:bCs/>
       <w:color w:val="1F3864"/>
@@ -3291,7 +3500,7 @@
       <w:outlineLvl w:val="1"/>
     </w:pPr>
     <w:rPr>
-      <w:rFonts w:ascii="Times New Roman" w:asciiTheme="majorHAnsi" w:cstheme="majorBidi" w:eastAsia="黑体" w:eastAsiaTheme="majorEastAsia" w:hAnsi="Times New Roman" w:hAnsiTheme="majorHAnsi"/>
+      <w:rFonts w:ascii="Times New Roman" w:asciiTheme="majorHAnsi" w:cstheme="majorBidi" w:eastAsia="黑体" w:hAnsi="Times New Roman" w:hAnsiTheme="majorHAnsi"/>
       <w:b/>
       <w:bCs/>
       <w:color w:val="2E4E7E"/>
@@ -3315,7 +3524,7 @@
       <w:outlineLvl w:val="2"/>
     </w:pPr>
     <w:rPr>
-      <w:rFonts w:ascii="Times New Roman" w:asciiTheme="majorHAnsi" w:cstheme="majorBidi" w:eastAsia="黑体" w:eastAsiaTheme="majorEastAsia" w:hAnsi="Times New Roman" w:hAnsiTheme="majorHAnsi"/>
+      <w:rFonts w:ascii="Times New Roman" w:asciiTheme="majorHAnsi" w:cstheme="majorBidi" w:eastAsia="黑体" w:hAnsi="Times New Roman" w:hAnsiTheme="majorHAnsi"/>
       <w:b/>
       <w:bCs/>
       <w:color w:val="2E4E7E"/>
@@ -3339,7 +3548,7 @@
       <w:outlineLvl w:val="3"/>
     </w:pPr>
     <w:rPr>
-      <w:rFonts w:ascii="Times New Roman" w:asciiTheme="majorHAnsi" w:cstheme="majorBidi" w:eastAsia="黑体" w:eastAsiaTheme="majorEastAsia" w:hAnsi="Times New Roman" w:hAnsiTheme="majorHAnsi"/>
+      <w:rFonts w:ascii="Times New Roman" w:asciiTheme="majorHAnsi" w:cstheme="majorBidi" w:eastAsia="黑体" w:hAnsi="Times New Roman" w:hAnsiTheme="majorHAnsi"/>
       <w:b/>
       <w:bCs/>
       <w:i/>
@@ -3365,7 +3574,7 @@
       <w:outlineLvl w:val="4"/>
     </w:pPr>
     <w:rPr>
-      <w:rFonts w:ascii="Times New Roman" w:asciiTheme="majorHAnsi" w:cstheme="majorBidi" w:eastAsia="黑体" w:eastAsiaTheme="majorEastAsia" w:hAnsi="Times New Roman" w:hAnsiTheme="majorHAnsi"/>
+      <w:rFonts w:ascii="Times New Roman" w:asciiTheme="majorHAnsi" w:cstheme="majorBidi" w:eastAsia="黑体" w:hAnsi="Times New Roman" w:hAnsiTheme="majorHAnsi"/>
       <w:b/>
       <w:color w:val="333333"/>
       <w:sz w:val="22"/>
@@ -3388,7 +3597,7 @@
       <w:outlineLvl w:val="5"/>
     </w:pPr>
     <w:rPr>
-      <w:rFonts w:asciiTheme="majorHAnsi" w:cstheme="majorBidi" w:eastAsiaTheme="majorEastAsia" w:hAnsiTheme="majorHAnsi"/>
+      <w:rFonts w:asciiTheme="majorHAnsi" w:cstheme="majorBidi" w:hAnsiTheme="majorHAnsi" w:eastAsia="黑体"/>
       <w:i/>
       <w:iCs/>
       <w:color w:themeColor="accent1" w:themeShade="7F" w:val="243F60"/>
@@ -3411,7 +3620,7 @@
       <w:outlineLvl w:val="6"/>
     </w:pPr>
     <w:rPr>
-      <w:rFonts w:asciiTheme="majorHAnsi" w:cstheme="majorBidi" w:eastAsiaTheme="majorEastAsia" w:hAnsiTheme="majorHAnsi"/>
+      <w:rFonts w:asciiTheme="majorHAnsi" w:cstheme="majorBidi" w:hAnsiTheme="majorHAnsi" w:eastAsia="黑体"/>
       <w:i/>
       <w:iCs/>
       <w:color w:themeColor="text1" w:themeTint="BF" w:val="404040"/>
@@ -3434,7 +3643,7 @@
       <w:outlineLvl w:val="7"/>
     </w:pPr>
     <w:rPr>
-      <w:rFonts w:asciiTheme="majorHAnsi" w:cstheme="majorBidi" w:eastAsiaTheme="majorEastAsia" w:hAnsiTheme="majorHAnsi"/>
+      <w:rFonts w:asciiTheme="majorHAnsi" w:cstheme="majorBidi" w:hAnsiTheme="majorHAnsi" w:eastAsia="黑体"/>
       <w:color w:themeColor="accent1" w:val="4F81BD"/>
       <w:sz w:val="20"/>
       <w:szCs w:val="20"/>
@@ -3457,7 +3666,7 @@
       <w:outlineLvl w:val="8"/>
     </w:pPr>
     <w:rPr>
-      <w:rFonts w:asciiTheme="majorHAnsi" w:cstheme="majorBidi" w:eastAsiaTheme="majorEastAsia" w:hAnsiTheme="majorHAnsi"/>
+      <w:rFonts w:asciiTheme="majorHAnsi" w:cstheme="majorBidi" w:hAnsiTheme="majorHAnsi" w:eastAsia="黑体"/>
       <w:i/>
       <w:iCs/>
       <w:color w:themeColor="text1" w:themeTint="BF" w:val="404040"/>
@@ -3508,7 +3717,7 @@
     <w:uiPriority w:val="9"/>
     <w:rsid w:val="00FC693F"/>
     <w:rPr>
-      <w:rFonts w:asciiTheme="majorHAnsi" w:cstheme="majorBidi" w:eastAsiaTheme="majorEastAsia" w:hAnsiTheme="majorHAnsi"/>
+      <w:rFonts w:asciiTheme="majorHAnsi" w:cstheme="majorBidi" w:hAnsiTheme="majorHAnsi" w:eastAsia="黑体"/>
       <w:b/>
       <w:bCs/>
       <w:color w:themeColor="accent1" w:themeShade="BF" w:val="365F91"/>
@@ -3523,7 +3732,7 @@
     <w:uiPriority w:val="9"/>
     <w:rsid w:val="00FC693F"/>
     <w:rPr>
-      <w:rFonts w:asciiTheme="majorHAnsi" w:cstheme="majorBidi" w:eastAsiaTheme="majorEastAsia" w:hAnsiTheme="majorHAnsi"/>
+      <w:rFonts w:asciiTheme="majorHAnsi" w:cstheme="majorBidi" w:hAnsiTheme="majorHAnsi" w:eastAsia="黑体"/>
       <w:b/>
       <w:bCs/>
       <w:color w:themeColor="accent1" w:val="4F81BD"/>
@@ -3538,7 +3747,7 @@
     <w:uiPriority w:val="9"/>
     <w:rsid w:val="00FC693F"/>
     <w:rPr>
-      <w:rFonts w:asciiTheme="majorHAnsi" w:cstheme="majorBidi" w:eastAsiaTheme="majorEastAsia" w:hAnsiTheme="majorHAnsi"/>
+      <w:rFonts w:asciiTheme="majorHAnsi" w:cstheme="majorBidi" w:hAnsiTheme="majorHAnsi" w:eastAsia="黑体"/>
       <w:b/>
       <w:bCs/>
       <w:color w:themeColor="accent1" w:val="4F81BD"/>
@@ -3561,7 +3770,7 @@
       <w:contextualSpacing/>
     </w:pPr>
     <w:rPr>
-      <w:rFonts w:ascii="Times New Roman" w:asciiTheme="majorHAnsi" w:cstheme="majorBidi" w:eastAsia="黑体" w:eastAsiaTheme="majorEastAsia" w:hAnsi="Times New Roman" w:hAnsiTheme="majorHAnsi"/>
+      <w:rFonts w:ascii="Times New Roman" w:asciiTheme="majorHAnsi" w:cstheme="majorBidi" w:eastAsia="黑体" w:hAnsi="Times New Roman" w:hAnsiTheme="majorHAnsi"/>
       <w:b/>
       <w:color w:val="1F3864"/>
       <w:spacing w:val="5"/>
@@ -3577,7 +3786,7 @@
     <w:uiPriority w:val="10"/>
     <w:rsid w:val="00FC693F"/>
     <w:rPr>
-      <w:rFonts w:asciiTheme="majorHAnsi" w:cstheme="majorBidi" w:eastAsiaTheme="majorEastAsia" w:hAnsiTheme="majorHAnsi"/>
+      <w:rFonts w:asciiTheme="majorHAnsi" w:cstheme="majorBidi" w:hAnsiTheme="majorHAnsi" w:eastAsia="黑体"/>
       <w:color w:themeColor="text2" w:themeShade="BF" w:val="17365D"/>
       <w:spacing w:val="5"/>
       <w:kern w:val="28"/>
@@ -3599,7 +3808,7 @@
       </w:numPr>
     </w:pPr>
     <w:rPr>
-      <w:rFonts w:asciiTheme="majorHAnsi" w:cstheme="majorBidi" w:eastAsiaTheme="majorEastAsia" w:hAnsiTheme="majorHAnsi"/>
+      <w:rFonts w:asciiTheme="majorHAnsi" w:cstheme="majorBidi" w:hAnsiTheme="majorHAnsi" w:eastAsia="黑体"/>
       <w:i/>
       <w:iCs/>
       <w:color w:themeColor="accent1" w:val="4F81BD"/>
@@ -3615,7 +3824,7 @@
     <w:uiPriority w:val="11"/>
     <w:rsid w:val="00FC693F"/>
     <w:rPr>
-      <w:rFonts w:asciiTheme="majorHAnsi" w:cstheme="majorBidi" w:eastAsiaTheme="majorEastAsia" w:hAnsiTheme="majorHAnsi"/>
+      <w:rFonts w:asciiTheme="majorHAnsi" w:cstheme="majorBidi" w:hAnsiTheme="majorHAnsi" w:eastAsia="黑体"/>
       <w:i/>
       <w:iCs/>
       <w:color w:themeColor="accent1" w:val="4F81BD"/>
@@ -3682,6 +3891,7 @@
       <w:spacing w:after="120"/>
     </w:pPr>
     <w:rPr>
+      <w:rFonts w:eastAsia="黑体"/>
       <w:sz w:val="16"/>
       <w:szCs w:val="16"/>
     </w:rPr>
@@ -3693,6 +3903,7 @@
     <w:uiPriority w:val="99"/>
     <w:rsid w:val="00AA1D8D"/>
     <w:rPr>
+      <w:rFonts w:eastAsia="黑体"/>
       <w:sz w:val="16"/>
       <w:szCs w:val="16"/>
     </w:rPr>
@@ -3862,7 +4073,7 @@
       </w:tabs>
     </w:pPr>
     <w:rPr>
-      <w:rFonts w:ascii="Courier" w:hAnsi="Courier"/>
+      <w:rFonts w:ascii="Courier" w:hAnsi="Courier" w:eastAsia="黑体"/>
       <w:sz w:val="20"/>
       <w:szCs w:val="20"/>
     </w:rPr>
@@ -3874,7 +4085,7 @@
     <w:uiPriority w:val="99"/>
     <w:rsid w:val="0029639D"/>
     <w:rPr>
-      <w:rFonts w:ascii="Courier" w:hAnsi="Courier"/>
+      <w:rFonts w:ascii="Courier" w:hAnsi="Courier" w:eastAsia="黑体"/>
       <w:sz w:val="20"/>
       <w:szCs w:val="20"/>
     </w:rPr>
@@ -3910,6 +4121,7 @@
     <w:uiPriority w:val="29"/>
     <w:rsid w:val="00FC693F"/>
     <w:rPr>
+      <w:rFonts w:eastAsia="黑体"/>
       <w:i/>
       <w:iCs/>
       <w:color w:themeColor="text1" w:val="000000"/>
@@ -3923,7 +4135,7 @@
     <w:semiHidden/>
     <w:rsid w:val="00FC693F"/>
     <w:rPr>
-      <w:rFonts w:asciiTheme="majorHAnsi" w:cstheme="majorBidi" w:eastAsiaTheme="majorEastAsia" w:hAnsiTheme="majorHAnsi"/>
+      <w:rFonts w:asciiTheme="majorHAnsi" w:cstheme="majorBidi" w:hAnsiTheme="majorHAnsi" w:eastAsia="黑体"/>
       <w:b/>
       <w:bCs/>
       <w:i/>
@@ -3939,7 +4151,7 @@
     <w:semiHidden/>
     <w:rsid w:val="00FC693F"/>
     <w:rPr>
-      <w:rFonts w:asciiTheme="majorHAnsi" w:cstheme="majorBidi" w:eastAsiaTheme="majorEastAsia" w:hAnsiTheme="majorHAnsi"/>
+      <w:rFonts w:asciiTheme="majorHAnsi" w:cstheme="majorBidi" w:hAnsiTheme="majorHAnsi" w:eastAsia="黑体"/>
       <w:color w:themeColor="accent1" w:themeShade="7F" w:val="243F60"/>
     </w:rPr>
   </w:style>
@@ -3951,7 +4163,7 @@
     <w:semiHidden/>
     <w:rsid w:val="00FC693F"/>
     <w:rPr>
-      <w:rFonts w:asciiTheme="majorHAnsi" w:cstheme="majorBidi" w:eastAsiaTheme="majorEastAsia" w:hAnsiTheme="majorHAnsi"/>
+      <w:rFonts w:asciiTheme="majorHAnsi" w:cstheme="majorBidi" w:hAnsiTheme="majorHAnsi" w:eastAsia="黑体"/>
       <w:i/>
       <w:iCs/>
       <w:color w:themeColor="accent1" w:themeShade="7F" w:val="243F60"/>
@@ -3965,7 +4177,7 @@
     <w:semiHidden/>
     <w:rsid w:val="00FC693F"/>
     <w:rPr>
-      <w:rFonts w:asciiTheme="majorHAnsi" w:cstheme="majorBidi" w:eastAsiaTheme="majorEastAsia" w:hAnsiTheme="majorHAnsi"/>
+      <w:rFonts w:asciiTheme="majorHAnsi" w:cstheme="majorBidi" w:hAnsiTheme="majorHAnsi" w:eastAsia="黑体"/>
       <w:i/>
       <w:iCs/>
       <w:color w:themeColor="text1" w:themeTint="BF" w:val="404040"/>
@@ -3979,7 +4191,7 @@
     <w:semiHidden/>
     <w:rsid w:val="00FC693F"/>
     <w:rPr>
-      <w:rFonts w:asciiTheme="majorHAnsi" w:cstheme="majorBidi" w:eastAsiaTheme="majorEastAsia" w:hAnsiTheme="majorHAnsi"/>
+      <w:rFonts w:asciiTheme="majorHAnsi" w:cstheme="majorBidi" w:hAnsiTheme="majorHAnsi" w:eastAsia="黑体"/>
       <w:color w:themeColor="accent1" w:val="4F81BD"/>
       <w:sz w:val="20"/>
       <w:szCs w:val="20"/>
@@ -3993,7 +4205,7 @@
     <w:semiHidden/>
     <w:rsid w:val="00FC693F"/>
     <w:rPr>
-      <w:rFonts w:asciiTheme="majorHAnsi" w:cstheme="majorBidi" w:eastAsiaTheme="majorEastAsia" w:hAnsiTheme="majorHAnsi"/>
+      <w:rFonts w:asciiTheme="majorHAnsi" w:cstheme="majorBidi" w:hAnsiTheme="majorHAnsi" w:eastAsia="黑体"/>
       <w:i/>
       <w:iCs/>
       <w:color w:themeColor="text1" w:themeTint="BF" w:val="404040"/>
@@ -4014,6 +4226,7 @@
       <w:spacing w:line="240" w:lineRule="auto"/>
     </w:pPr>
     <w:rPr>
+      <w:rFonts w:eastAsia="黑体"/>
       <w:b/>
       <w:bCs/>
       <w:color w:themeColor="accent1" w:val="4F81BD"/>
@@ -4028,6 +4241,7 @@
     <w:qFormat/>
     <w:rsid w:val="00FC693F"/>
     <w:rPr>
+      <w:rFonts w:eastAsia="黑体"/>
       <w:b/>
       <w:bCs/>
     </w:rPr>
@@ -4039,6 +4253,7 @@
     <w:qFormat/>
     <w:rsid w:val="00FC693F"/>
     <w:rPr>
+      <w:rFonts w:eastAsia="黑体"/>
       <w:i/>
       <w:iCs/>
     </w:rPr>
@@ -4059,6 +4274,7 @@
       <w:ind w:left="936" w:right="936"/>
     </w:pPr>
     <w:rPr>
+      <w:rFonts w:eastAsia="黑体"/>
       <w:b/>
       <w:bCs/>
       <w:i/>
@@ -4073,6 +4289,7 @@
     <w:uiPriority w:val="30"/>
     <w:rsid w:val="00FC693F"/>
     <w:rPr>
+      <w:rFonts w:eastAsia="黑体"/>
       <w:b/>
       <w:bCs/>
       <w:i/>
@@ -4087,6 +4304,7 @@
     <w:qFormat/>
     <w:rsid w:val="00FC693F"/>
     <w:rPr>
+      <w:rFonts w:eastAsia="黑体"/>
       <w:i/>
       <w:iCs/>
       <w:color w:themeColor="text1" w:themeTint="7F" w:val="808080"/>
@@ -4099,6 +4317,7 @@
     <w:qFormat/>
     <w:rsid w:val="00FC693F"/>
     <w:rPr>
+      <w:rFonts w:eastAsia="黑体"/>
       <w:b/>
       <w:bCs/>
       <w:i/>
@@ -4113,6 +4332,7 @@
     <w:qFormat/>
     <w:rsid w:val="00FC693F"/>
     <w:rPr>
+      <w:rFonts w:eastAsia="黑体"/>
       <w:smallCaps/>
       <w:color w:themeColor="accent2" w:val="C0504D"/>
       <w:u w:val="single"/>
@@ -4125,6 +4345,7 @@
     <w:qFormat/>
     <w:rsid w:val="00FC693F"/>
     <w:rPr>
+      <w:rFonts w:eastAsia="黑体"/>
       <w:b/>
       <w:bCs/>
       <w:smallCaps/>
@@ -4140,6 +4361,7 @@
     <w:qFormat/>
     <w:rsid w:val="00FC693F"/>
     <w:rPr>
+      <w:rFonts w:eastAsia="黑体"/>
       <w:b/>
       <w:bCs/>
       <w:smallCaps/>
@@ -4194,6 +4416,7 @@
       <w:spacing w:after="0" w:line="240" w:lineRule="auto"/>
     </w:pPr>
     <w:rPr>
+      <w:rFonts w:eastAsia="黑体"/>
       <w:color w:themeColor="text1" w:themeShade="BF" w:val="000000"/>
     </w:rPr>
     <w:tblPr>
@@ -4216,6 +4439,7 @@
         <w:spacing w:after="0" w:before="0" w:line="240" w:lineRule="auto"/>
       </w:pPr>
       <w:rPr>
+        <w:rFonts w:eastAsia="黑体"/>
         <w:b/>
         <w:bCs/>
       </w:rPr>
@@ -4236,6 +4460,7 @@
         <w:spacing w:after="0" w:before="0" w:line="240" w:lineRule="auto"/>
       </w:pPr>
       <w:rPr>
+        <w:rFonts w:eastAsia="黑体"/>
         <w:b/>
         <w:bCs/>
       </w:rPr>
@@ -4253,12 +4478,14 @@
     </w:tblStylePr>
     <w:tblStylePr w:type="firstCol">
       <w:rPr>
+        <w:rFonts w:eastAsia="黑体"/>
         <w:b/>
         <w:bCs/>
       </w:rPr>
     </w:tblStylePr>
     <w:tblStylePr w:type="lastCol">
       <w:rPr>
+        <w:rFonts w:eastAsia="黑体"/>
         <w:b/>
         <w:bCs/>
       </w:rPr>
@@ -4297,6 +4524,7 @@
       <w:spacing w:after="0" w:line="240" w:lineRule="auto"/>
     </w:pPr>
     <w:rPr>
+      <w:rFonts w:eastAsia="黑体"/>
       <w:color w:themeColor="accent1" w:themeShade="BF" w:val="365F91"/>
     </w:rPr>
     <w:tblPr>
@@ -4319,6 +4547,7 @@
         <w:spacing w:after="0" w:before="0" w:line="240" w:lineRule="auto"/>
       </w:pPr>
       <w:rPr>
+        <w:rFonts w:eastAsia="黑体"/>
         <w:b/>
         <w:bCs/>
       </w:rPr>
@@ -4339,6 +4568,7 @@
         <w:spacing w:after="0" w:before="0" w:line="240" w:lineRule="auto"/>
       </w:pPr>
       <w:rPr>
+        <w:rFonts w:eastAsia="黑体"/>
         <w:b/>
         <w:bCs/>
       </w:rPr>
@@ -4356,12 +4586,14 @@
     </w:tblStylePr>
     <w:tblStylePr w:type="firstCol">
       <w:rPr>
+        <w:rFonts w:eastAsia="黑体"/>
         <w:b/>
         <w:bCs/>
       </w:rPr>
     </w:tblStylePr>
     <w:tblStylePr w:type="lastCol">
       <w:rPr>
+        <w:rFonts w:eastAsia="黑体"/>
         <w:b/>
         <w:bCs/>
       </w:rPr>
@@ -4400,6 +4632,7 @@
       <w:spacing w:after="0" w:line="240" w:lineRule="auto"/>
     </w:pPr>
     <w:rPr>
+      <w:rFonts w:eastAsia="黑体"/>
       <w:color w:themeColor="accent2" w:themeShade="BF" w:val="943634"/>
     </w:rPr>
     <w:tblPr>
@@ -4422,6 +4655,7 @@
         <w:spacing w:after="0" w:before="0" w:line="240" w:lineRule="auto"/>
       </w:pPr>
       <w:rPr>
+        <w:rFonts w:eastAsia="黑体"/>
         <w:b/>
         <w:bCs/>
       </w:rPr>
@@ -4442,6 +4676,7 @@
         <w:spacing w:after="0" w:before="0" w:line="240" w:lineRule="auto"/>
       </w:pPr>
       <w:rPr>
+        <w:rFonts w:eastAsia="黑体"/>
         <w:b/>
         <w:bCs/>
       </w:rPr>
@@ -4459,12 +4694,14 @@
     </w:tblStylePr>
     <w:tblStylePr w:type="firstCol">
       <w:rPr>
+        <w:rFonts w:eastAsia="黑体"/>
         <w:b/>
         <w:bCs/>
       </w:rPr>
     </w:tblStylePr>
     <w:tblStylePr w:type="lastCol">
       <w:rPr>
+        <w:rFonts w:eastAsia="黑体"/>
         <w:b/>
         <w:bCs/>
       </w:rPr>
@@ -4503,6 +4740,7 @@
       <w:spacing w:after="0" w:line="240" w:lineRule="auto"/>
     </w:pPr>
     <w:rPr>
+      <w:rFonts w:eastAsia="黑体"/>
       <w:color w:themeColor="accent3" w:themeShade="BF" w:val="76923C"/>
     </w:rPr>
     <w:tblPr>
@@ -4525,6 +4763,7 @@
         <w:spacing w:after="0" w:before="0" w:line="240" w:lineRule="auto"/>
       </w:pPr>
       <w:rPr>
+        <w:rFonts w:eastAsia="黑体"/>
         <w:b/>
         <w:bCs/>
       </w:rPr>
@@ -4545,6 +4784,7 @@
         <w:spacing w:after="0" w:before="0" w:line="240" w:lineRule="auto"/>
       </w:pPr>
       <w:rPr>
+        <w:rFonts w:eastAsia="黑体"/>
         <w:b/>
         <w:bCs/>
       </w:rPr>
@@ -4562,12 +4802,14 @@
     </w:tblStylePr>
     <w:tblStylePr w:type="firstCol">
       <w:rPr>
+        <w:rFonts w:eastAsia="黑体"/>
         <w:b/>
         <w:bCs/>
       </w:rPr>
     </w:tblStylePr>
     <w:tblStylePr w:type="lastCol">
       <w:rPr>
+        <w:rFonts w:eastAsia="黑体"/>
         <w:b/>
         <w:bCs/>
       </w:rPr>
@@ -4606,6 +4848,7 @@
       <w:spacing w:after="0" w:line="240" w:lineRule="auto"/>
     </w:pPr>
     <w:rPr>
+      <w:rFonts w:eastAsia="黑体"/>
       <w:color w:themeColor="accent4" w:themeShade="BF" w:val="5F497A"/>
     </w:rPr>
     <w:tblPr>
@@ -4628,6 +4871,7 @@
         <w:spacing w:after="0" w:before="0" w:line="240" w:lineRule="auto"/>
       </w:pPr>
       <w:rPr>
+        <w:rFonts w:eastAsia="黑体"/>
         <w:b/>
         <w:bCs/>
       </w:rPr>
@@ -4648,6 +4892,7 @@
         <w:spacing w:after="0" w:before="0" w:line="240" w:lineRule="auto"/>
       </w:pPr>
       <w:rPr>
+        <w:rFonts w:eastAsia="黑体"/>
         <w:b/>
         <w:bCs/>
       </w:rPr>
@@ -4665,12 +4910,14 @@
     </w:tblStylePr>
     <w:tblStylePr w:type="firstCol">
       <w:rPr>
+        <w:rFonts w:eastAsia="黑体"/>
         <w:b/>
         <w:bCs/>
       </w:rPr>
     </w:tblStylePr>
     <w:tblStylePr w:type="lastCol">
       <w:rPr>
+        <w:rFonts w:eastAsia="黑体"/>
         <w:b/>
         <w:bCs/>
       </w:rPr>
@@ -4709,6 +4956,7 @@
       <w:spacing w:after="0" w:line="240" w:lineRule="auto"/>
     </w:pPr>
     <w:rPr>
+      <w:rFonts w:eastAsia="黑体"/>
       <w:color w:themeColor="accent5" w:themeShade="BF" w:val="31849B"/>
     </w:rPr>
     <w:tblPr>
@@ -4731,6 +4979,7 @@
         <w:spacing w:after="0" w:before="0" w:line="240" w:lineRule="auto"/>
       </w:pPr>
       <w:rPr>
+        <w:rFonts w:eastAsia="黑体"/>
         <w:b/>
         <w:bCs/>
       </w:rPr>
@@ -4751,6 +5000,7 @@
         <w:spacing w:after="0" w:before="0" w:line="240" w:lineRule="auto"/>
       </w:pPr>
       <w:rPr>
+        <w:rFonts w:eastAsia="黑体"/>
         <w:b/>
         <w:bCs/>
       </w:rPr>
@@ -4768,12 +5018,14 @@
     </w:tblStylePr>
     <w:tblStylePr w:type="firstCol">
       <w:rPr>
+        <w:rFonts w:eastAsia="黑体"/>
         <w:b/>
         <w:bCs/>
       </w:rPr>
     </w:tblStylePr>
     <w:tblStylePr w:type="lastCol">
       <w:rPr>
+        <w:rFonts w:eastAsia="黑体"/>
         <w:b/>
         <w:bCs/>
       </w:rPr>
@@ -4812,6 +5064,7 @@
       <w:spacing w:after="0" w:line="240" w:lineRule="auto"/>
     </w:pPr>
     <w:rPr>
+      <w:rFonts w:eastAsia="黑体"/>
       <w:color w:themeColor="accent6" w:themeShade="BF" w:val="E36C0A"/>
     </w:rPr>
     <w:tblPr>
@@ -4834,6 +5087,7 @@
         <w:spacing w:after="0" w:before="0" w:line="240" w:lineRule="auto"/>
       </w:pPr>
       <w:rPr>
+        <w:rFonts w:eastAsia="黑体"/>
         <w:b/>
         <w:bCs/>
       </w:rPr>
@@ -4854,6 +5108,7 @@
         <w:spacing w:after="0" w:before="0" w:line="240" w:lineRule="auto"/>
       </w:pPr>
       <w:rPr>
+        <w:rFonts w:eastAsia="黑体"/>
         <w:b/>
         <w:bCs/>
       </w:rPr>
@@ -4871,12 +5126,14 @@
     </w:tblStylePr>
     <w:tblStylePr w:type="firstCol">
       <w:rPr>
+        <w:rFonts w:eastAsia="黑体"/>
         <w:b/>
         <w:bCs/>
       </w:rPr>
     </w:tblStylePr>
     <w:tblStylePr w:type="lastCol">
       <w:rPr>
+        <w:rFonts w:eastAsia="黑体"/>
         <w:b/>
         <w:bCs/>
       </w:rPr>
@@ -4936,6 +5193,7 @@
         <w:spacing w:after="0" w:before="0" w:line="240" w:lineRule="auto"/>
       </w:pPr>
       <w:rPr>
+        <w:rFonts w:eastAsia="黑体"/>
         <w:b/>
         <w:bCs/>
         <w:color w:themeColor="background1" w:val="FFFFFF"/>
@@ -4950,6 +5208,7 @@
         <w:spacing w:after="0" w:before="0" w:line="240" w:lineRule="auto"/>
       </w:pPr>
       <w:rPr>
+        <w:rFonts w:eastAsia="黑体"/>
         <w:b/>
         <w:bCs/>
       </w:rPr>
@@ -4965,12 +5224,14 @@
     </w:tblStylePr>
     <w:tblStylePr w:type="firstCol">
       <w:rPr>
+        <w:rFonts w:eastAsia="黑体"/>
         <w:b/>
         <w:bCs/>
       </w:rPr>
     </w:tblStylePr>
     <w:tblStylePr w:type="lastCol">
       <w:rPr>
+        <w:rFonts w:eastAsia="黑体"/>
         <w:b/>
         <w:bCs/>
       </w:rPr>
@@ -5028,6 +5289,7 @@
         <w:spacing w:after="0" w:before="0" w:line="240" w:lineRule="auto"/>
       </w:pPr>
       <w:rPr>
+        <w:rFonts w:eastAsia="黑体"/>
         <w:b/>
         <w:bCs/>
         <w:color w:themeColor="background1" w:val="FFFFFF"/>
@@ -5042,6 +5304,7 @@
         <w:spacing w:after="0" w:before="0" w:line="240" w:lineRule="auto"/>
       </w:pPr>
       <w:rPr>
+        <w:rFonts w:eastAsia="黑体"/>
         <w:b/>
         <w:bCs/>
       </w:rPr>
@@ -5057,12 +5320,14 @@
     </w:tblStylePr>
     <w:tblStylePr w:type="firstCol">
       <w:rPr>
+        <w:rFonts w:eastAsia="黑体"/>
         <w:b/>
         <w:bCs/>
       </w:rPr>
     </w:tblStylePr>
     <w:tblStylePr w:type="lastCol">
       <w:rPr>
+        <w:rFonts w:eastAsia="黑体"/>
         <w:b/>
         <w:bCs/>
       </w:rPr>
@@ -5120,6 +5385,7 @@
         <w:spacing w:after="0" w:before="0" w:line="240" w:lineRule="auto"/>
       </w:pPr>
       <w:rPr>
+        <w:rFonts w:eastAsia="黑体"/>
         <w:b/>
         <w:bCs/>
         <w:color w:themeColor="background1" w:val="FFFFFF"/>
@@ -5134,6 +5400,7 @@
         <w:spacing w:after="0" w:before="0" w:line="240" w:lineRule="auto"/>
       </w:pPr>
       <w:rPr>
+        <w:rFonts w:eastAsia="黑体"/>
         <w:b/>
         <w:bCs/>
       </w:rPr>
@@ -5149,12 +5416,14 @@
     </w:tblStylePr>
     <w:tblStylePr w:type="firstCol">
       <w:rPr>
+        <w:rFonts w:eastAsia="黑体"/>
         <w:b/>
         <w:bCs/>
       </w:rPr>
     </w:tblStylePr>
     <w:tblStylePr w:type="lastCol">
       <w:rPr>
+        <w:rFonts w:eastAsia="黑体"/>
         <w:b/>
         <w:bCs/>
       </w:rPr>
@@ -5212,6 +5481,7 @@
         <w:spacing w:after="0" w:before="0" w:line="240" w:lineRule="auto"/>
       </w:pPr>
       <w:rPr>
+        <w:rFonts w:eastAsia="黑体"/>
         <w:b/>
         <w:bCs/>
         <w:color w:themeColor="background1" w:val="FFFFFF"/>
@@ -5226,6 +5496,7 @@
         <w:spacing w:after="0" w:before="0" w:line="240" w:lineRule="auto"/>
       </w:pPr>
       <w:rPr>
+        <w:rFonts w:eastAsia="黑体"/>
         <w:b/>
         <w:bCs/>
       </w:rPr>
@@ -5241,12 +5512,14 @@
     </w:tblStylePr>
     <w:tblStylePr w:type="firstCol">
       <w:rPr>
+        <w:rFonts w:eastAsia="黑体"/>
         <w:b/>
         <w:bCs/>
       </w:rPr>
     </w:tblStylePr>
     <w:tblStylePr w:type="lastCol">
       <w:rPr>
+        <w:rFonts w:eastAsia="黑体"/>
         <w:b/>
         <w:bCs/>
       </w:rPr>
@@ -5304,6 +5577,7 @@
         <w:spacing w:after="0" w:before="0" w:line="240" w:lineRule="auto"/>
       </w:pPr>
       <w:rPr>
+        <w:rFonts w:eastAsia="黑体"/>
         <w:b/>
         <w:bCs/>
         <w:color w:themeColor="background1" w:val="FFFFFF"/>
@@ -5318,6 +5592,7 @@
         <w:spacing w:after="0" w:before="0" w:line="240" w:lineRule="auto"/>
       </w:pPr>
       <w:rPr>
+        <w:rFonts w:eastAsia="黑体"/>
         <w:b/>
         <w:bCs/>
       </w:rPr>
@@ -5333,12 +5608,14 @@
     </w:tblStylePr>
     <w:tblStylePr w:type="firstCol">
       <w:rPr>
+        <w:rFonts w:eastAsia="黑体"/>
         <w:b/>
         <w:bCs/>
       </w:rPr>
     </w:tblStylePr>
     <w:tblStylePr w:type="lastCol">
       <w:rPr>
+        <w:rFonts w:eastAsia="黑体"/>
         <w:b/>
         <w:bCs/>
       </w:rPr>
@@ -5396,6 +5673,7 @@
         <w:spacing w:after="0" w:before="0" w:line="240" w:lineRule="auto"/>
       </w:pPr>
       <w:rPr>
+        <w:rFonts w:eastAsia="黑体"/>
         <w:b/>
         <w:bCs/>
         <w:color w:themeColor="background1" w:val="FFFFFF"/>
@@ -5410,6 +5688,7 @@
         <w:spacing w:after="0" w:before="0" w:line="240" w:lineRule="auto"/>
       </w:pPr>
       <w:rPr>
+        <w:rFonts w:eastAsia="黑体"/>
         <w:b/>
         <w:bCs/>
       </w:rPr>
@@ -5425,12 +5704,14 @@
     </w:tblStylePr>
     <w:tblStylePr w:type="firstCol">
       <w:rPr>
+        <w:rFonts w:eastAsia="黑体"/>
         <w:b/>
         <w:bCs/>
       </w:rPr>
     </w:tblStylePr>
     <w:tblStylePr w:type="lastCol">
       <w:rPr>
+        <w:rFonts w:eastAsia="黑体"/>
         <w:b/>
         <w:bCs/>
       </w:rPr>
@@ -5488,6 +5769,7 @@
         <w:spacing w:after="0" w:before="0" w:line="240" w:lineRule="auto"/>
       </w:pPr>
       <w:rPr>
+        <w:rFonts w:eastAsia="黑体"/>
         <w:b/>
         <w:bCs/>
         <w:color w:themeColor="background1" w:val="FFFFFF"/>
@@ -5502,6 +5784,7 @@
         <w:spacing w:after="0" w:before="0" w:line="240" w:lineRule="auto"/>
       </w:pPr>
       <w:rPr>
+        <w:rFonts w:eastAsia="黑体"/>
         <w:b/>
         <w:bCs/>
       </w:rPr>
@@ -5517,12 +5800,14 @@
     </w:tblStylePr>
     <w:tblStylePr w:type="firstCol">
       <w:rPr>
+        <w:rFonts w:eastAsia="黑体"/>
         <w:b/>
         <w:bCs/>
       </w:rPr>
     </w:tblStylePr>
     <w:tblStylePr w:type="lastCol">
       <w:rPr>
+        <w:rFonts w:eastAsia="黑体"/>
         <w:b/>
         <w:bCs/>
       </w:rPr>
@@ -5582,7 +5867,7 @@
         <w:spacing w:after="0" w:before="0" w:line="240" w:lineRule="auto"/>
       </w:pPr>
       <w:rPr>
-        <w:rFonts w:asciiTheme="majorHAnsi" w:cstheme="majorBidi" w:eastAsiaTheme="majorEastAsia" w:hAnsiTheme="majorHAnsi"/>
+        <w:rFonts w:asciiTheme="majorHAnsi" w:cstheme="majorBidi" w:hAnsiTheme="majorHAnsi" w:eastAsia="黑体"/>
         <w:b/>
         <w:bCs/>
       </w:rPr>
@@ -5603,7 +5888,7 @@
         <w:spacing w:after="0" w:before="0" w:line="240" w:lineRule="auto"/>
       </w:pPr>
       <w:rPr>
-        <w:rFonts w:asciiTheme="majorHAnsi" w:cstheme="majorBidi" w:eastAsiaTheme="majorEastAsia" w:hAnsiTheme="majorHAnsi"/>
+        <w:rFonts w:asciiTheme="majorHAnsi" w:cstheme="majorBidi" w:hAnsiTheme="majorHAnsi" w:eastAsia="黑体"/>
         <w:b/>
         <w:bCs/>
       </w:rPr>
@@ -5621,14 +5906,14 @@
     </w:tblStylePr>
     <w:tblStylePr w:type="firstCol">
       <w:rPr>
-        <w:rFonts w:asciiTheme="majorHAnsi" w:cstheme="majorBidi" w:eastAsiaTheme="majorEastAsia" w:hAnsiTheme="majorHAnsi"/>
+        <w:rFonts w:asciiTheme="majorHAnsi" w:cstheme="majorBidi" w:hAnsiTheme="majorHAnsi" w:eastAsia="黑体"/>
         <w:b/>
         <w:bCs/>
       </w:rPr>
     </w:tblStylePr>
     <w:tblStylePr w:type="lastCol">
       <w:rPr>
-        <w:rFonts w:asciiTheme="majorHAnsi" w:cstheme="majorBidi" w:eastAsiaTheme="majorEastAsia" w:hAnsiTheme="majorHAnsi"/>
+        <w:rFonts w:asciiTheme="majorHAnsi" w:cstheme="majorBidi" w:hAnsiTheme="majorHAnsi" w:eastAsia="黑体"/>
         <w:b/>
         <w:bCs/>
       </w:rPr>
@@ -5712,7 +5997,7 @@
         <w:spacing w:after="0" w:before="0" w:line="240" w:lineRule="auto"/>
       </w:pPr>
       <w:rPr>
-        <w:rFonts w:asciiTheme="majorHAnsi" w:cstheme="majorBidi" w:eastAsiaTheme="majorEastAsia" w:hAnsiTheme="majorHAnsi"/>
+        <w:rFonts w:asciiTheme="majorHAnsi" w:cstheme="majorBidi" w:hAnsiTheme="majorHAnsi" w:eastAsia="黑体"/>
         <w:b/>
         <w:bCs/>
       </w:rPr>
@@ -5733,7 +6018,7 @@
         <w:spacing w:after="0" w:before="0" w:line="240" w:lineRule="auto"/>
       </w:pPr>
       <w:rPr>
-        <w:rFonts w:asciiTheme="majorHAnsi" w:cstheme="majorBidi" w:eastAsiaTheme="majorEastAsia" w:hAnsiTheme="majorHAnsi"/>
+        <w:rFonts w:asciiTheme="majorHAnsi" w:cstheme="majorBidi" w:hAnsiTheme="majorHAnsi" w:eastAsia="黑体"/>
         <w:b/>
         <w:bCs/>
       </w:rPr>
@@ -5751,14 +6036,14 @@
     </w:tblStylePr>
     <w:tblStylePr w:type="firstCol">
       <w:rPr>
-        <w:rFonts w:asciiTheme="majorHAnsi" w:cstheme="majorBidi" w:eastAsiaTheme="majorEastAsia" w:hAnsiTheme="majorHAnsi"/>
+        <w:rFonts w:asciiTheme="majorHAnsi" w:cstheme="majorBidi" w:hAnsiTheme="majorHAnsi" w:eastAsia="黑体"/>
         <w:b/>
         <w:bCs/>
       </w:rPr>
     </w:tblStylePr>
     <w:tblStylePr w:type="lastCol">
       <w:rPr>
-        <w:rFonts w:asciiTheme="majorHAnsi" w:cstheme="majorBidi" w:eastAsiaTheme="majorEastAsia" w:hAnsiTheme="majorHAnsi"/>
+        <w:rFonts w:asciiTheme="majorHAnsi" w:cstheme="majorBidi" w:hAnsiTheme="majorHAnsi" w:eastAsia="黑体"/>
         <w:b/>
         <w:bCs/>
       </w:rPr>
@@ -5842,7 +6127,7 @@
         <w:spacing w:after="0" w:before="0" w:line="240" w:lineRule="auto"/>
       </w:pPr>
       <w:rPr>
-        <w:rFonts w:asciiTheme="majorHAnsi" w:cstheme="majorBidi" w:eastAsiaTheme="majorEastAsia" w:hAnsiTheme="majorHAnsi"/>
+        <w:rFonts w:asciiTheme="majorHAnsi" w:cstheme="majorBidi" w:hAnsiTheme="majorHAnsi" w:eastAsia="黑体"/>
         <w:b/>
         <w:bCs/>
       </w:rPr>
@@ -5863,7 +6148,7 @@
         <w:spacing w:after="0" w:before="0" w:line="240" w:lineRule="auto"/>
       </w:pPr>
       <w:rPr>
-        <w:rFonts w:asciiTheme="majorHAnsi" w:cstheme="majorBidi" w:eastAsiaTheme="majorEastAsia" w:hAnsiTheme="majorHAnsi"/>
+        <w:rFonts w:asciiTheme="majorHAnsi" w:cstheme="majorBidi" w:hAnsiTheme="majorHAnsi" w:eastAsia="黑体"/>
         <w:b/>
         <w:bCs/>
       </w:rPr>
@@ -5881,14 +6166,14 @@
     </w:tblStylePr>
     <w:tblStylePr w:type="firstCol">
       <w:rPr>
-        <w:rFonts w:asciiTheme="majorHAnsi" w:cstheme="majorBidi" w:eastAsiaTheme="majorEastAsia" w:hAnsiTheme="majorHAnsi"/>
+        <w:rFonts w:asciiTheme="majorHAnsi" w:cstheme="majorBidi" w:hAnsiTheme="majorHAnsi" w:eastAsia="黑体"/>
         <w:b/>
         <w:bCs/>
       </w:rPr>
     </w:tblStylePr>
     <w:tblStylePr w:type="lastCol">
       <w:rPr>
-        <w:rFonts w:asciiTheme="majorHAnsi" w:cstheme="majorBidi" w:eastAsiaTheme="majorEastAsia" w:hAnsiTheme="majorHAnsi"/>
+        <w:rFonts w:asciiTheme="majorHAnsi" w:cstheme="majorBidi" w:hAnsiTheme="majorHAnsi" w:eastAsia="黑体"/>
         <w:b/>
         <w:bCs/>
       </w:rPr>
@@ -5972,7 +6257,7 @@
         <w:spacing w:after="0" w:before="0" w:line="240" w:lineRule="auto"/>
       </w:pPr>
       <w:rPr>
-        <w:rFonts w:asciiTheme="majorHAnsi" w:cstheme="majorBidi" w:eastAsiaTheme="majorEastAsia" w:hAnsiTheme="majorHAnsi"/>
+        <w:rFonts w:asciiTheme="majorHAnsi" w:cstheme="majorBidi" w:hAnsiTheme="majorHAnsi" w:eastAsia="黑体"/>
         <w:b/>
         <w:bCs/>
       </w:rPr>
@@ -5993,7 +6278,7 @@
         <w:spacing w:after="0" w:before="0" w:line="240" w:lineRule="auto"/>
       </w:pPr>
       <w:rPr>
-        <w:rFonts w:asciiTheme="majorHAnsi" w:cstheme="majorBidi" w:eastAsiaTheme="majorEastAsia" w:hAnsiTheme="majorHAnsi"/>
+        <w:rFonts w:asciiTheme="majorHAnsi" w:cstheme="majorBidi" w:hAnsiTheme="majorHAnsi" w:eastAsia="黑体"/>
         <w:b/>
         <w:bCs/>
       </w:rPr>
@@ -6011,14 +6296,14 @@
     </w:tblStylePr>
     <w:tblStylePr w:type="firstCol">
       <w:rPr>
-        <w:rFonts w:asciiTheme="majorHAnsi" w:cstheme="majorBidi" w:eastAsiaTheme="majorEastAsia" w:hAnsiTheme="majorHAnsi"/>
+        <w:rFonts w:asciiTheme="majorHAnsi" w:cstheme="majorBidi" w:hAnsiTheme="majorHAnsi" w:eastAsia="黑体"/>
         <w:b/>
         <w:bCs/>
       </w:rPr>
     </w:tblStylePr>
     <w:tblStylePr w:type="lastCol">
       <w:rPr>
-        <w:rFonts w:asciiTheme="majorHAnsi" w:cstheme="majorBidi" w:eastAsiaTheme="majorEastAsia" w:hAnsiTheme="majorHAnsi"/>
+        <w:rFonts w:asciiTheme="majorHAnsi" w:cstheme="majorBidi" w:hAnsiTheme="majorHAnsi" w:eastAsia="黑体"/>
         <w:b/>
         <w:bCs/>
       </w:rPr>
@@ -6102,7 +6387,7 @@
         <w:spacing w:after="0" w:before="0" w:line="240" w:lineRule="auto"/>
       </w:pPr>
       <w:rPr>
-        <w:rFonts w:asciiTheme="majorHAnsi" w:cstheme="majorBidi" w:eastAsiaTheme="majorEastAsia" w:hAnsiTheme="majorHAnsi"/>
+        <w:rFonts w:asciiTheme="majorHAnsi" w:cstheme="majorBidi" w:hAnsiTheme="majorHAnsi" w:eastAsia="黑体"/>
         <w:b/>
         <w:bCs/>
       </w:rPr>
@@ -6123,7 +6408,7 @@
         <w:spacing w:after="0" w:before="0" w:line="240" w:lineRule="auto"/>
       </w:pPr>
       <w:rPr>
-        <w:rFonts w:asciiTheme="majorHAnsi" w:cstheme="majorBidi" w:eastAsiaTheme="majorEastAsia" w:hAnsiTheme="majorHAnsi"/>
+        <w:rFonts w:asciiTheme="majorHAnsi" w:cstheme="majorBidi" w:hAnsiTheme="majorHAnsi" w:eastAsia="黑体"/>
         <w:b/>
         <w:bCs/>
       </w:rPr>
@@ -6141,14 +6426,14 @@
     </w:tblStylePr>
     <w:tblStylePr w:type="firstCol">
       <w:rPr>
-        <w:rFonts w:asciiTheme="majorHAnsi" w:cstheme="majorBidi" w:eastAsiaTheme="majorEastAsia" w:hAnsiTheme="majorHAnsi"/>
+        <w:rFonts w:asciiTheme="majorHAnsi" w:cstheme="majorBidi" w:hAnsiTheme="majorHAnsi" w:eastAsia="黑体"/>
         <w:b/>
         <w:bCs/>
       </w:rPr>
     </w:tblStylePr>
     <w:tblStylePr w:type="lastCol">
       <w:rPr>
-        <w:rFonts w:asciiTheme="majorHAnsi" w:cstheme="majorBidi" w:eastAsiaTheme="majorEastAsia" w:hAnsiTheme="majorHAnsi"/>
+        <w:rFonts w:asciiTheme="majorHAnsi" w:cstheme="majorBidi" w:hAnsiTheme="majorHAnsi" w:eastAsia="黑体"/>
         <w:b/>
         <w:bCs/>
       </w:rPr>
@@ -6232,7 +6517,7 @@
         <w:spacing w:after="0" w:before="0" w:line="240" w:lineRule="auto"/>
       </w:pPr>
       <w:rPr>
-        <w:rFonts w:asciiTheme="majorHAnsi" w:cstheme="majorBidi" w:eastAsiaTheme="majorEastAsia" w:hAnsiTheme="majorHAnsi"/>
+        <w:rFonts w:asciiTheme="majorHAnsi" w:cstheme="majorBidi" w:hAnsiTheme="majorHAnsi" w:eastAsia="黑体"/>
         <w:b/>
         <w:bCs/>
       </w:rPr>
@@ -6253,7 +6538,7 @@
         <w:spacing w:after="0" w:before="0" w:line="240" w:lineRule="auto"/>
       </w:pPr>
       <w:rPr>
-        <w:rFonts w:asciiTheme="majorHAnsi" w:cstheme="majorBidi" w:eastAsiaTheme="majorEastAsia" w:hAnsiTheme="majorHAnsi"/>
+        <w:rFonts w:asciiTheme="majorHAnsi" w:cstheme="majorBidi" w:hAnsiTheme="majorHAnsi" w:eastAsia="黑体"/>
         <w:b/>
         <w:bCs/>
       </w:rPr>
@@ -6271,14 +6556,14 @@
     </w:tblStylePr>
     <w:tblStylePr w:type="firstCol">
       <w:rPr>
-        <w:rFonts w:asciiTheme="majorHAnsi" w:cstheme="majorBidi" w:eastAsiaTheme="majorEastAsia" w:hAnsiTheme="majorHAnsi"/>
+        <w:rFonts w:asciiTheme="majorHAnsi" w:cstheme="majorBidi" w:hAnsiTheme="majorHAnsi" w:eastAsia="黑体"/>
         <w:b/>
         <w:bCs/>
       </w:rPr>
     </w:tblStylePr>
     <w:tblStylePr w:type="lastCol">
       <w:rPr>
-        <w:rFonts w:asciiTheme="majorHAnsi" w:cstheme="majorBidi" w:eastAsiaTheme="majorEastAsia" w:hAnsiTheme="majorHAnsi"/>
+        <w:rFonts w:asciiTheme="majorHAnsi" w:cstheme="majorBidi" w:hAnsiTheme="majorHAnsi" w:eastAsia="黑体"/>
         <w:b/>
         <w:bCs/>
       </w:rPr>
@@ -6362,7 +6647,7 @@
         <w:spacing w:after="0" w:before="0" w:line="240" w:lineRule="auto"/>
       </w:pPr>
       <w:rPr>
-        <w:rFonts w:asciiTheme="majorHAnsi" w:cstheme="majorBidi" w:eastAsiaTheme="majorEastAsia" w:hAnsiTheme="majorHAnsi"/>
+        <w:rFonts w:asciiTheme="majorHAnsi" w:cstheme="majorBidi" w:hAnsiTheme="majorHAnsi" w:eastAsia="黑体"/>
         <w:b/>
         <w:bCs/>
       </w:rPr>
@@ -6383,7 +6668,7 @@
         <w:spacing w:after="0" w:before="0" w:line="240" w:lineRule="auto"/>
       </w:pPr>
       <w:rPr>
-        <w:rFonts w:asciiTheme="majorHAnsi" w:cstheme="majorBidi" w:eastAsiaTheme="majorEastAsia" w:hAnsiTheme="majorHAnsi"/>
+        <w:rFonts w:asciiTheme="majorHAnsi" w:cstheme="majorBidi" w:hAnsiTheme="majorHAnsi" w:eastAsia="黑体"/>
         <w:b/>
         <w:bCs/>
       </w:rPr>
@@ -6401,14 +6686,14 @@
     </w:tblStylePr>
     <w:tblStylePr w:type="firstCol">
       <w:rPr>
-        <w:rFonts w:asciiTheme="majorHAnsi" w:cstheme="majorBidi" w:eastAsiaTheme="majorEastAsia" w:hAnsiTheme="majorHAnsi"/>
+        <w:rFonts w:asciiTheme="majorHAnsi" w:cstheme="majorBidi" w:hAnsiTheme="majorHAnsi" w:eastAsia="黑体"/>
         <w:b/>
         <w:bCs/>
       </w:rPr>
     </w:tblStylePr>
     <w:tblStylePr w:type="lastCol">
       <w:rPr>
-        <w:rFonts w:asciiTheme="majorHAnsi" w:cstheme="majorBidi" w:eastAsiaTheme="majorEastAsia" w:hAnsiTheme="majorHAnsi"/>
+        <w:rFonts w:asciiTheme="majorHAnsi" w:cstheme="majorBidi" w:hAnsiTheme="majorHAnsi" w:eastAsia="黑体"/>
         <w:b/>
         <w:bCs/>
       </w:rPr>
@@ -6491,6 +6776,7 @@
         <w:spacing w:after="0" w:before="0" w:line="240" w:lineRule="auto"/>
       </w:pPr>
       <w:rPr>
+        <w:rFonts w:eastAsia="黑体"/>
         <w:b/>
         <w:bCs/>
         <w:color w:themeColor="background1" w:val="FFFFFF"/>
@@ -6513,6 +6799,7 @@
         <w:spacing w:after="0" w:before="0" w:line="240" w:lineRule="auto"/>
       </w:pPr>
       <w:rPr>
+        <w:rFonts w:eastAsia="黑体"/>
         <w:b/>
         <w:bCs/>
       </w:rPr>
@@ -6530,12 +6817,14 @@
     </w:tblStylePr>
     <w:tblStylePr w:type="firstCol">
       <w:rPr>
+        <w:rFonts w:eastAsia="黑体"/>
         <w:b/>
         <w:bCs/>
       </w:rPr>
     </w:tblStylePr>
     <w:tblStylePr w:type="lastCol">
       <w:rPr>
+        <w:rFonts w:eastAsia="黑体"/>
         <w:b/>
         <w:bCs/>
       </w:rPr>
@@ -6597,6 +6886,7 @@
         <w:spacing w:after="0" w:before="0" w:line="240" w:lineRule="auto"/>
       </w:pPr>
       <w:rPr>
+        <w:rFonts w:eastAsia="黑体"/>
         <w:b/>
         <w:bCs/>
         <w:color w:themeColor="background1" w:val="FFFFFF"/>
@@ -6619,6 +6909,7 @@
         <w:spacing w:after="0" w:before="0" w:line="240" w:lineRule="auto"/>
       </w:pPr>
       <w:rPr>
+        <w:rFonts w:eastAsia="黑体"/>
         <w:b/>
         <w:bCs/>
       </w:rPr>
@@ -6636,12 +6927,14 @@
     </w:tblStylePr>
     <w:tblStylePr w:type="firstCol">
       <w:rPr>
+        <w:rFonts w:eastAsia="黑体"/>
         <w:b/>
         <w:bCs/>
       </w:rPr>
     </w:tblStylePr>
     <w:tblStylePr w:type="lastCol">
       <w:rPr>
+        <w:rFonts w:eastAsia="黑体"/>
         <w:b/>
         <w:bCs/>
       </w:rPr>
@@ -6703,6 +6996,7 @@
         <w:spacing w:after="0" w:before="0" w:line="240" w:lineRule="auto"/>
       </w:pPr>
       <w:rPr>
+        <w:rFonts w:eastAsia="黑体"/>
         <w:b/>
         <w:bCs/>
         <w:color w:themeColor="background1" w:val="FFFFFF"/>
@@ -6725,6 +7019,7 @@
         <w:spacing w:after="0" w:before="0" w:line="240" w:lineRule="auto"/>
       </w:pPr>
       <w:rPr>
+        <w:rFonts w:eastAsia="黑体"/>
         <w:b/>
         <w:bCs/>
       </w:rPr>
@@ -6742,12 +7037,14 @@
     </w:tblStylePr>
     <w:tblStylePr w:type="firstCol">
       <w:rPr>
+        <w:rFonts w:eastAsia="黑体"/>
         <w:b/>
         <w:bCs/>
       </w:rPr>
     </w:tblStylePr>
     <w:tblStylePr w:type="lastCol">
       <w:rPr>
+        <w:rFonts w:eastAsia="黑体"/>
         <w:b/>
         <w:bCs/>
       </w:rPr>
@@ -6809,6 +7106,7 @@
         <w:spacing w:after="0" w:before="0" w:line="240" w:lineRule="auto"/>
       </w:pPr>
       <w:rPr>
+        <w:rFonts w:eastAsia="黑体"/>
         <w:b/>
         <w:bCs/>
         <w:color w:themeColor="background1" w:val="FFFFFF"/>
@@ -6831,6 +7129,7 @@
         <w:spacing w:after="0" w:before="0" w:line="240" w:lineRule="auto"/>
       </w:pPr>
       <w:rPr>
+        <w:rFonts w:eastAsia="黑体"/>
         <w:b/>
         <w:bCs/>
       </w:rPr>
@@ -6848,12 +7147,14 @@
     </w:tblStylePr>
     <w:tblStylePr w:type="firstCol">
       <w:rPr>
+        <w:rFonts w:eastAsia="黑体"/>
         <w:b/>
         <w:bCs/>
       </w:rPr>
     </w:tblStylePr>
     <w:tblStylePr w:type="lastCol">
       <w:rPr>
+        <w:rFonts w:eastAsia="黑体"/>
         <w:b/>
         <w:bCs/>
       </w:rPr>
@@ -6915,6 +7216,7 @@
         <w:spacing w:after="0" w:before="0" w:line="240" w:lineRule="auto"/>
       </w:pPr>
       <w:rPr>
+        <w:rFonts w:eastAsia="黑体"/>
         <w:b/>
         <w:bCs/>
         <w:color w:themeColor="background1" w:val="FFFFFF"/>
@@ -6937,6 +7239,7 @@
         <w:spacing w:after="0" w:before="0" w:line="240" w:lineRule="auto"/>
       </w:pPr>
       <w:rPr>
+        <w:rFonts w:eastAsia="黑体"/>
         <w:b/>
         <w:bCs/>
       </w:rPr>
@@ -6954,12 +7257,14 @@
     </w:tblStylePr>
     <w:tblStylePr w:type="firstCol">
       <w:rPr>
+        <w:rFonts w:eastAsia="黑体"/>
         <w:b/>
         <w:bCs/>
       </w:rPr>
     </w:tblStylePr>
     <w:tblStylePr w:type="lastCol">
       <w:rPr>
+        <w:rFonts w:eastAsia="黑体"/>
         <w:b/>
         <w:bCs/>
       </w:rPr>
@@ -7021,6 +7326,7 @@
         <w:spacing w:after="0" w:before="0" w:line="240" w:lineRule="auto"/>
       </w:pPr>
       <w:rPr>
+        <w:rFonts w:eastAsia="黑体"/>
         <w:b/>
         <w:bCs/>
         <w:color w:themeColor="background1" w:val="FFFFFF"/>
@@ -7043,6 +7349,7 @@
         <w:spacing w:after="0" w:before="0" w:line="240" w:lineRule="auto"/>
       </w:pPr>
       <w:rPr>
+        <w:rFonts w:eastAsia="黑体"/>
         <w:b/>
         <w:bCs/>
       </w:rPr>
@@ -7060,12 +7367,14 @@
     </w:tblStylePr>
     <w:tblStylePr w:type="firstCol">
       <w:rPr>
+        <w:rFonts w:eastAsia="黑体"/>
         <w:b/>
         <w:bCs/>
       </w:rPr>
     </w:tblStylePr>
     <w:tblStylePr w:type="lastCol">
       <w:rPr>
+        <w:rFonts w:eastAsia="黑体"/>
         <w:b/>
         <w:bCs/>
       </w:rPr>
@@ -7127,6 +7436,7 @@
         <w:spacing w:after="0" w:before="0" w:line="240" w:lineRule="auto"/>
       </w:pPr>
       <w:rPr>
+        <w:rFonts w:eastAsia="黑体"/>
         <w:b/>
         <w:bCs/>
         <w:color w:themeColor="background1" w:val="FFFFFF"/>
@@ -7149,6 +7459,7 @@
         <w:spacing w:after="0" w:before="0" w:line="240" w:lineRule="auto"/>
       </w:pPr>
       <w:rPr>
+        <w:rFonts w:eastAsia="黑体"/>
         <w:b/>
         <w:bCs/>
       </w:rPr>
@@ -7166,12 +7477,14 @@
     </w:tblStylePr>
     <w:tblStylePr w:type="firstCol">
       <w:rPr>
+        <w:rFonts w:eastAsia="黑体"/>
         <w:b/>
         <w:bCs/>
       </w:rPr>
     </w:tblStylePr>
     <w:tblStylePr w:type="lastCol">
       <w:rPr>
+        <w:rFonts w:eastAsia="黑体"/>
         <w:b/>
         <w:bCs/>
       </w:rPr>
@@ -7230,6 +7543,7 @@
         <w:spacing w:after="0" w:before="0" w:line="240" w:lineRule="auto"/>
       </w:pPr>
       <w:rPr>
+        <w:rFonts w:eastAsia="黑体"/>
         <w:b/>
         <w:bCs/>
         <w:color w:themeColor="background1" w:val="FFFFFF"/>
@@ -7252,6 +7566,7 @@
         <w:spacing w:after="0" w:before="0" w:line="240" w:lineRule="auto"/>
       </w:pPr>
       <w:rPr>
+        <w:rFonts w:eastAsia="黑体"/>
         <w:color w:val="auto"/>
       </w:rPr>
       <w:tblPr/>
@@ -7269,6 +7584,7 @@
     </w:tblStylePr>
     <w:tblStylePr w:type="firstCol">
       <w:rPr>
+        <w:rFonts w:eastAsia="黑体"/>
         <w:b/>
         <w:bCs/>
         <w:color w:themeColor="background1" w:val="FFFFFF"/>
@@ -7288,6 +7604,7 @@
     </w:tblStylePr>
     <w:tblStylePr w:type="lastCol">
       <w:rPr>
+        <w:rFonts w:eastAsia="黑体"/>
         <w:b/>
         <w:bCs/>
         <w:color w:themeColor="background1" w:val="FFFFFF"/>
@@ -7336,6 +7653,7 @@
     </w:tblStylePr>
     <w:tblStylePr w:type="nwCell">
       <w:rPr>
+        <w:rFonts w:eastAsia="黑体"/>
         <w:color w:themeColor="background1" w:val="FFFFFF"/>
       </w:rPr>
       <w:tblPr/>
@@ -7379,6 +7697,7 @@
         <w:spacing w:after="0" w:before="0" w:line="240" w:lineRule="auto"/>
       </w:pPr>
       <w:rPr>
+        <w:rFonts w:eastAsia="黑体"/>
         <w:b/>
         <w:bCs/>
         <w:color w:themeColor="background1" w:val="FFFFFF"/>
@@ -7401,6 +7720,7 @@
         <w:spacing w:after="0" w:before="0" w:line="240" w:lineRule="auto"/>
       </w:pPr>
       <w:rPr>
+        <w:rFonts w:eastAsia="黑体"/>
         <w:color w:val="auto"/>
       </w:rPr>
       <w:tblPr/>
@@ -7418,6 +7738,7 @@
     </w:tblStylePr>
     <w:tblStylePr w:type="firstCol">
       <w:rPr>
+        <w:rFonts w:eastAsia="黑体"/>
         <w:b/>
         <w:bCs/>
         <w:color w:themeColor="background1" w:val="FFFFFF"/>
@@ -7437,6 +7758,7 @@
     </w:tblStylePr>
     <w:tblStylePr w:type="lastCol">
       <w:rPr>
+        <w:rFonts w:eastAsia="黑体"/>
         <w:b/>
         <w:bCs/>
         <w:color w:themeColor="background1" w:val="FFFFFF"/>
@@ -7485,6 +7807,7 @@
     </w:tblStylePr>
     <w:tblStylePr w:type="nwCell">
       <w:rPr>
+        <w:rFonts w:eastAsia="黑体"/>
         <w:color w:themeColor="background1" w:val="FFFFFF"/>
       </w:rPr>
       <w:tblPr/>
@@ -7528,6 +7851,7 @@
         <w:spacing w:after="0" w:before="0" w:line="240" w:lineRule="auto"/>
       </w:pPr>
       <w:rPr>
+        <w:rFonts w:eastAsia="黑体"/>
         <w:b/>
         <w:bCs/>
         <w:color w:themeColor="background1" w:val="FFFFFF"/>
@@ -7550,6 +7874,7 @@
         <w:spacing w:after="0" w:before="0" w:line="240" w:lineRule="auto"/>
       </w:pPr>
       <w:rPr>
+        <w:rFonts w:eastAsia="黑体"/>
         <w:color w:val="auto"/>
       </w:rPr>
       <w:tblPr/>
@@ -7567,6 +7892,7 @@
     </w:tblStylePr>
     <w:tblStylePr w:type="firstCol">
       <w:rPr>
+        <w:rFonts w:eastAsia="黑体"/>
         <w:b/>
         <w:bCs/>
         <w:color w:themeColor="background1" w:val="FFFFFF"/>
@@ -7586,6 +7912,7 @@
     </w:tblStylePr>
     <w:tblStylePr w:type="lastCol">
       <w:rPr>
+        <w:rFonts w:eastAsia="黑体"/>
         <w:b/>
         <w:bCs/>
         <w:color w:themeColor="background1" w:val="FFFFFF"/>
@@ -7634,6 +7961,7 @@
     </w:tblStylePr>
     <w:tblStylePr w:type="nwCell">
       <w:rPr>
+        <w:rFonts w:eastAsia="黑体"/>
         <w:color w:themeColor="background1" w:val="FFFFFF"/>
       </w:rPr>
       <w:tblPr/>
@@ -7677,6 +8005,7 @@
         <w:spacing w:after="0" w:before="0" w:line="240" w:lineRule="auto"/>
       </w:pPr>
       <w:rPr>
+        <w:rFonts w:eastAsia="黑体"/>
         <w:b/>
         <w:bCs/>
         <w:color w:themeColor="background1" w:val="FFFFFF"/>
@@ -7699,6 +8028,7 @@
         <w:spacing w:after="0" w:before="0" w:line="240" w:lineRule="auto"/>
       </w:pPr>
       <w:rPr>
+        <w:rFonts w:eastAsia="黑体"/>
         <w:color w:val="auto"/>
       </w:rPr>
       <w:tblPr/>
@@ -7716,6 +8046,7 @@
     </w:tblStylePr>
     <w:tblStylePr w:type="firstCol">
       <w:rPr>
+        <w:rFonts w:eastAsia="黑体"/>
         <w:b/>
         <w:bCs/>
         <w:color w:themeColor="background1" w:val="FFFFFF"/>
@@ -7735,6 +8066,7 @@
     </w:tblStylePr>
     <w:tblStylePr w:type="lastCol">
       <w:rPr>
+        <w:rFonts w:eastAsia="黑体"/>
         <w:b/>
         <w:bCs/>
         <w:color w:themeColor="background1" w:val="FFFFFF"/>
@@ -7783,6 +8115,7 @@
     </w:tblStylePr>
     <w:tblStylePr w:type="nwCell">
       <w:rPr>
+        <w:rFonts w:eastAsia="黑体"/>
         <w:color w:themeColor="background1" w:val="FFFFFF"/>
       </w:rPr>
       <w:tblPr/>
@@ -7826,6 +8159,7 @@
         <w:spacing w:after="0" w:before="0" w:line="240" w:lineRule="auto"/>
       </w:pPr>
       <w:rPr>
+        <w:rFonts w:eastAsia="黑体"/>
         <w:b/>
         <w:bCs/>
         <w:color w:themeColor="background1" w:val="FFFFFF"/>
@@ -7848,6 +8182,7 @@
         <w:spacing w:after="0" w:before="0" w:line="240" w:lineRule="auto"/>
       </w:pPr>
       <w:rPr>
+        <w:rFonts w:eastAsia="黑体"/>
         <w:color w:val="auto"/>
       </w:rPr>
       <w:tblPr/>
@@ -7865,6 +8200,7 @@
     </w:tblStylePr>
     <w:tblStylePr w:type="firstCol">
       <w:rPr>
+        <w:rFonts w:eastAsia="黑体"/>
         <w:b/>
         <w:bCs/>
         <w:color w:themeColor="background1" w:val="FFFFFF"/>
@@ -7884,6 +8220,7 @@
     </w:tblStylePr>
     <w:tblStylePr w:type="lastCol">
       <w:rPr>
+        <w:rFonts w:eastAsia="黑体"/>
         <w:b/>
         <w:bCs/>
         <w:color w:themeColor="background1" w:val="FFFFFF"/>
@@ -7932,6 +8269,7 @@
     </w:tblStylePr>
     <w:tblStylePr w:type="nwCell">
       <w:rPr>
+        <w:rFonts w:eastAsia="黑体"/>
         <w:color w:themeColor="background1" w:val="FFFFFF"/>
       </w:rPr>
       <w:tblPr/>
@@ -7975,6 +8313,7 @@
         <w:spacing w:after="0" w:before="0" w:line="240" w:lineRule="auto"/>
       </w:pPr>
       <w:rPr>
+        <w:rFonts w:eastAsia="黑体"/>
         <w:b/>
         <w:bCs/>
         <w:color w:themeColor="background1" w:val="FFFFFF"/>
@@ -7997,6 +8336,7 @@
         <w:spacing w:after="0" w:before="0" w:line="240" w:lineRule="auto"/>
       </w:pPr>
       <w:rPr>
+        <w:rFonts w:eastAsia="黑体"/>
         <w:color w:val="auto"/>
       </w:rPr>
       <w:tblPr/>
@@ -8014,6 +8354,7 @@
     </w:tblStylePr>
     <w:tblStylePr w:type="firstCol">
       <w:rPr>
+        <w:rFonts w:eastAsia="黑体"/>
         <w:b/>
         <w:bCs/>
         <w:color w:themeColor="background1" w:val="FFFFFF"/>
@@ -8033,6 +8374,7 @@
     </w:tblStylePr>
     <w:tblStylePr w:type="lastCol">
       <w:rPr>
+        <w:rFonts w:eastAsia="黑体"/>
         <w:b/>
         <w:bCs/>
         <w:color w:themeColor="background1" w:val="FFFFFF"/>
@@ -8081,6 +8423,7 @@
     </w:tblStylePr>
     <w:tblStylePr w:type="nwCell">
       <w:rPr>
+        <w:rFonts w:eastAsia="黑体"/>
         <w:color w:themeColor="background1" w:val="FFFFFF"/>
       </w:rPr>
       <w:tblPr/>
@@ -8124,6 +8467,7 @@
         <w:spacing w:after="0" w:before="0" w:line="240" w:lineRule="auto"/>
       </w:pPr>
       <w:rPr>
+        <w:rFonts w:eastAsia="黑体"/>
         <w:b/>
         <w:bCs/>
         <w:color w:themeColor="background1" w:val="FFFFFF"/>
@@ -8146,6 +8490,7 @@
         <w:spacing w:after="0" w:before="0" w:line="240" w:lineRule="auto"/>
       </w:pPr>
       <w:rPr>
+        <w:rFonts w:eastAsia="黑体"/>
         <w:color w:val="auto"/>
       </w:rPr>
       <w:tblPr/>
@@ -8163,6 +8508,7 @@
     </w:tblStylePr>
     <w:tblStylePr w:type="firstCol">
       <w:rPr>
+        <w:rFonts w:eastAsia="黑体"/>
         <w:b/>
         <w:bCs/>
         <w:color w:themeColor="background1" w:val="FFFFFF"/>
@@ -8182,6 +8528,7 @@
     </w:tblStylePr>
     <w:tblStylePr w:type="lastCol">
       <w:rPr>
+        <w:rFonts w:eastAsia="黑体"/>
         <w:b/>
         <w:bCs/>
         <w:color w:themeColor="background1" w:val="FFFFFF"/>
@@ -8230,6 +8577,7 @@
     </w:tblStylePr>
     <w:tblStylePr w:type="nwCell">
       <w:rPr>
+        <w:rFonts w:eastAsia="黑体"/>
         <w:color w:themeColor="background1" w:val="FFFFFF"/>
       </w:rPr>
       <w:tblPr/>
@@ -8254,6 +8602,7 @@
       <w:spacing w:after="0" w:line="240" w:lineRule="auto"/>
     </w:pPr>
     <w:rPr>
+      <w:rFonts w:eastAsia="黑体"/>
       <w:color w:themeColor="text1" w:val="000000"/>
     </w:rPr>
     <w:tblPr>
@@ -8273,7 +8622,7 @@
     </w:tblPr>
     <w:tblStylePr w:type="firstRow">
       <w:rPr>
-        <w:rFonts w:asciiTheme="majorHAnsi" w:cstheme="majorBidi" w:eastAsiaTheme="majorEastAsia" w:hAnsiTheme="majorHAnsi"/>
+        <w:rFonts w:asciiTheme="majorHAnsi" w:cstheme="majorBidi" w:hAnsiTheme="majorHAnsi" w:eastAsia="黑体"/>
       </w:rPr>
       <w:tblPr/>
       <w:tcPr>
@@ -8285,6 +8634,7 @@
     </w:tblStylePr>
     <w:tblStylePr w:type="lastRow">
       <w:rPr>
+        <w:rFonts w:eastAsia="黑体"/>
         <w:b/>
         <w:bCs/>
         <w:color w:themeColor="text2" w:val="1F497D"/>
@@ -8299,12 +8649,14 @@
     </w:tblStylePr>
     <w:tblStylePr w:type="firstCol">
       <w:rPr>
+        <w:rFonts w:eastAsia="黑体"/>
         <w:b/>
         <w:bCs/>
       </w:rPr>
     </w:tblStylePr>
     <w:tblStylePr w:type="lastCol">
       <w:rPr>
+        <w:rFonts w:eastAsia="黑体"/>
         <w:b/>
         <w:bCs/>
       </w:rPr>
@@ -8338,6 +8690,7 @@
       <w:spacing w:after="0" w:line="240" w:lineRule="auto"/>
     </w:pPr>
     <w:rPr>
+      <w:rFonts w:eastAsia="黑体"/>
       <w:color w:themeColor="text1" w:val="000000"/>
     </w:rPr>
     <w:tblPr>
@@ -8357,7 +8710,7 @@
     </w:tblPr>
     <w:tblStylePr w:type="firstRow">
       <w:rPr>
-        <w:rFonts w:asciiTheme="majorHAnsi" w:cstheme="majorBidi" w:eastAsiaTheme="majorEastAsia" w:hAnsiTheme="majorHAnsi"/>
+        <w:rFonts w:asciiTheme="majorHAnsi" w:cstheme="majorBidi" w:hAnsiTheme="majorHAnsi" w:eastAsia="黑体"/>
       </w:rPr>
       <w:tblPr/>
       <w:tcPr>
@@ -8369,6 +8722,7 @@
     </w:tblStylePr>
     <w:tblStylePr w:type="lastRow">
       <w:rPr>
+        <w:rFonts w:eastAsia="黑体"/>
         <w:b/>
         <w:bCs/>
         <w:color w:themeColor="text2" w:val="1F497D"/>
@@ -8383,12 +8737,14 @@
     </w:tblStylePr>
     <w:tblStylePr w:type="firstCol">
       <w:rPr>
+        <w:rFonts w:eastAsia="黑体"/>
         <w:b/>
         <w:bCs/>
       </w:rPr>
     </w:tblStylePr>
     <w:tblStylePr w:type="lastCol">
       <w:rPr>
+        <w:rFonts w:eastAsia="黑体"/>
         <w:b/>
         <w:bCs/>
       </w:rPr>
@@ -8422,6 +8778,7 @@
       <w:spacing w:after="0" w:line="240" w:lineRule="auto"/>
     </w:pPr>
     <w:rPr>
+      <w:rFonts w:eastAsia="黑体"/>
       <w:color w:themeColor="text1" w:val="000000"/>
     </w:rPr>
     <w:tblPr>
@@ -8441,7 +8798,7 @@
     </w:tblPr>
     <w:tblStylePr w:type="firstRow">
       <w:rPr>
-        <w:rFonts w:asciiTheme="majorHAnsi" w:cstheme="majorBidi" w:eastAsiaTheme="majorEastAsia" w:hAnsiTheme="majorHAnsi"/>
+        <w:rFonts w:asciiTheme="majorHAnsi" w:cstheme="majorBidi" w:hAnsiTheme="majorHAnsi" w:eastAsia="黑体"/>
       </w:rPr>
       <w:tblPr/>
       <w:tcPr>
@@ -8453,6 +8810,7 @@
     </w:tblStylePr>
     <w:tblStylePr w:type="lastRow">
       <w:rPr>
+        <w:rFonts w:eastAsia="黑体"/>
         <w:b/>
         <w:bCs/>
         <w:color w:themeColor="text2" w:val="1F497D"/>
@@ -8467,12 +8825,14 @@
     </w:tblStylePr>
     <w:tblStylePr w:type="firstCol">
       <w:rPr>
+        <w:rFonts w:eastAsia="黑体"/>
         <w:b/>
         <w:bCs/>
       </w:rPr>
     </w:tblStylePr>
     <w:tblStylePr w:type="lastCol">
       <w:rPr>
+        <w:rFonts w:eastAsia="黑体"/>
         <w:b/>
         <w:bCs/>
       </w:rPr>
@@ -8506,6 +8866,7 @@
       <w:spacing w:after="0" w:line="240" w:lineRule="auto"/>
     </w:pPr>
     <w:rPr>
+      <w:rFonts w:eastAsia="黑体"/>
       <w:color w:themeColor="text1" w:val="000000"/>
     </w:rPr>
     <w:tblPr>
@@ -8525,7 +8886,7 @@
     </w:tblPr>
     <w:tblStylePr w:type="firstRow">
       <w:rPr>
-        <w:rFonts w:asciiTheme="majorHAnsi" w:cstheme="majorBidi" w:eastAsiaTheme="majorEastAsia" w:hAnsiTheme="majorHAnsi"/>
+        <w:rFonts w:asciiTheme="majorHAnsi" w:cstheme="majorBidi" w:hAnsiTheme="majorHAnsi" w:eastAsia="黑体"/>
       </w:rPr>
       <w:tblPr/>
       <w:tcPr>
@@ -8537,6 +8898,7 @@
     </w:tblStylePr>
     <w:tblStylePr w:type="lastRow">
       <w:rPr>
+        <w:rFonts w:eastAsia="黑体"/>
         <w:b/>
         <w:bCs/>
         <w:color w:themeColor="text2" w:val="1F497D"/>
@@ -8551,12 +8913,14 @@
     </w:tblStylePr>
     <w:tblStylePr w:type="firstCol">
       <w:rPr>
+        <w:rFonts w:eastAsia="黑体"/>
         <w:b/>
         <w:bCs/>
       </w:rPr>
     </w:tblStylePr>
     <w:tblStylePr w:type="lastCol">
       <w:rPr>
+        <w:rFonts w:eastAsia="黑体"/>
         <w:b/>
         <w:bCs/>
       </w:rPr>
@@ -8590,6 +8954,7 @@
       <w:spacing w:after="0" w:line="240" w:lineRule="auto"/>
     </w:pPr>
     <w:rPr>
+      <w:rFonts w:eastAsia="黑体"/>
       <w:color w:themeColor="text1" w:val="000000"/>
     </w:rPr>
     <w:tblPr>
@@ -8609,7 +8974,7 @@
     </w:tblPr>
     <w:tblStylePr w:type="firstRow">
       <w:rPr>
-        <w:rFonts w:asciiTheme="majorHAnsi" w:cstheme="majorBidi" w:eastAsiaTheme="majorEastAsia" w:hAnsiTheme="majorHAnsi"/>
+        <w:rFonts w:asciiTheme="majorHAnsi" w:cstheme="majorBidi" w:hAnsiTheme="majorHAnsi" w:eastAsia="黑体"/>
       </w:rPr>
       <w:tblPr/>
       <w:tcPr>
@@ -8621,6 +8986,7 @@
     </w:tblStylePr>
     <w:tblStylePr w:type="lastRow">
       <w:rPr>
+        <w:rFonts w:eastAsia="黑体"/>
         <w:b/>
         <w:bCs/>
         <w:color w:themeColor="text2" w:val="1F497D"/>
@@ -8635,12 +9001,14 @@
     </w:tblStylePr>
     <w:tblStylePr w:type="firstCol">
       <w:rPr>
+        <w:rFonts w:eastAsia="黑体"/>
         <w:b/>
         <w:bCs/>
       </w:rPr>
     </w:tblStylePr>
     <w:tblStylePr w:type="lastCol">
       <w:rPr>
+        <w:rFonts w:eastAsia="黑体"/>
         <w:b/>
         <w:bCs/>
       </w:rPr>
@@ -8674,6 +9042,7 @@
       <w:spacing w:after="0" w:line="240" w:lineRule="auto"/>
     </w:pPr>
     <w:rPr>
+      <w:rFonts w:eastAsia="黑体"/>
       <w:color w:themeColor="text1" w:val="000000"/>
     </w:rPr>
     <w:tblPr>
@@ -8693,7 +9062,7 @@
     </w:tblPr>
     <w:tblStylePr w:type="firstRow">
       <w:rPr>
-        <w:rFonts w:asciiTheme="majorHAnsi" w:cstheme="majorBidi" w:eastAsiaTheme="majorEastAsia" w:hAnsiTheme="majorHAnsi"/>
+        <w:rFonts w:asciiTheme="majorHAnsi" w:cstheme="majorBidi" w:hAnsiTheme="majorHAnsi" w:eastAsia="黑体"/>
       </w:rPr>
       <w:tblPr/>
       <w:tcPr>
@@ -8705,6 +9074,7 @@
     </w:tblStylePr>
     <w:tblStylePr w:type="lastRow">
       <w:rPr>
+        <w:rFonts w:eastAsia="黑体"/>
         <w:b/>
         <w:bCs/>
         <w:color w:themeColor="text2" w:val="1F497D"/>
@@ -8719,12 +9089,14 @@
     </w:tblStylePr>
     <w:tblStylePr w:type="firstCol">
       <w:rPr>
+        <w:rFonts w:eastAsia="黑体"/>
         <w:b/>
         <w:bCs/>
       </w:rPr>
     </w:tblStylePr>
     <w:tblStylePr w:type="lastCol">
       <w:rPr>
+        <w:rFonts w:eastAsia="黑体"/>
         <w:b/>
         <w:bCs/>
       </w:rPr>
@@ -8758,6 +9130,7 @@
       <w:spacing w:after="0" w:line="240" w:lineRule="auto"/>
     </w:pPr>
     <w:rPr>
+      <w:rFonts w:eastAsia="黑体"/>
       <w:color w:themeColor="text1" w:val="000000"/>
     </w:rPr>
     <w:tblPr>
@@ -8777,7 +9150,7 @@
     </w:tblPr>
     <w:tblStylePr w:type="firstRow">
       <w:rPr>
-        <w:rFonts w:asciiTheme="majorHAnsi" w:cstheme="majorBidi" w:eastAsiaTheme="majorEastAsia" w:hAnsiTheme="majorHAnsi"/>
+        <w:rFonts w:asciiTheme="majorHAnsi" w:cstheme="majorBidi" w:hAnsiTheme="majorHAnsi" w:eastAsia="黑体"/>
       </w:rPr>
       <w:tblPr/>
       <w:tcPr>
@@ -8789,6 +9162,7 @@
     </w:tblStylePr>
     <w:tblStylePr w:type="lastRow">
       <w:rPr>
+        <w:rFonts w:eastAsia="黑体"/>
         <w:b/>
         <w:bCs/>
         <w:color w:themeColor="text2" w:val="1F497D"/>
@@ -8803,12 +9177,14 @@
     </w:tblStylePr>
     <w:tblStylePr w:type="firstCol">
       <w:rPr>
+        <w:rFonts w:eastAsia="黑体"/>
         <w:b/>
         <w:bCs/>
       </w:rPr>
     </w:tblStylePr>
     <w:tblStylePr w:type="lastCol">
       <w:rPr>
+        <w:rFonts w:eastAsia="黑体"/>
         <w:b/>
         <w:bCs/>
       </w:rPr>
@@ -8842,7 +9218,7 @@
       <w:spacing w:after="0" w:line="240" w:lineRule="auto"/>
     </w:pPr>
     <w:rPr>
-      <w:rFonts w:asciiTheme="majorHAnsi" w:cstheme="majorBidi" w:eastAsiaTheme="majorEastAsia" w:hAnsiTheme="majorHAnsi"/>
+      <w:rFonts w:asciiTheme="majorHAnsi" w:cstheme="majorBidi" w:hAnsiTheme="majorHAnsi" w:eastAsia="黑体"/>
       <w:color w:themeColor="text1" w:val="000000"/>
     </w:rPr>
     <w:tblPr>
@@ -8864,6 +9240,7 @@
     </w:tblPr>
     <w:tblStylePr w:type="firstRow">
       <w:rPr>
+        <w:rFonts w:eastAsia="黑体"/>
         <w:sz w:val="24"/>
         <w:szCs w:val="24"/>
       </w:rPr>
@@ -8970,7 +9347,7 @@
       <w:spacing w:after="0" w:line="240" w:lineRule="auto"/>
     </w:pPr>
     <w:rPr>
-      <w:rFonts w:asciiTheme="majorHAnsi" w:cstheme="majorBidi" w:eastAsiaTheme="majorEastAsia" w:hAnsiTheme="majorHAnsi"/>
+      <w:rFonts w:asciiTheme="majorHAnsi" w:cstheme="majorBidi" w:hAnsiTheme="majorHAnsi" w:eastAsia="黑体"/>
       <w:color w:themeColor="text1" w:val="000000"/>
     </w:rPr>
     <w:tblPr>
@@ -8992,6 +9369,7 @@
     </w:tblPr>
     <w:tblStylePr w:type="firstRow">
       <w:rPr>
+        <w:rFonts w:eastAsia="黑体"/>
         <w:sz w:val="24"/>
         <w:szCs w:val="24"/>
       </w:rPr>
@@ -9098,7 +9476,7 @@
       <w:spacing w:after="0" w:line="240" w:lineRule="auto"/>
     </w:pPr>
     <w:rPr>
-      <w:rFonts w:asciiTheme="majorHAnsi" w:cstheme="majorBidi" w:eastAsiaTheme="majorEastAsia" w:hAnsiTheme="majorHAnsi"/>
+      <w:rFonts w:asciiTheme="majorHAnsi" w:cstheme="majorBidi" w:hAnsiTheme="majorHAnsi" w:eastAsia="黑体"/>
       <w:color w:themeColor="text1" w:val="000000"/>
     </w:rPr>
     <w:tblPr>
@@ -9120,6 +9498,7 @@
     </w:tblPr>
     <w:tblStylePr w:type="firstRow">
       <w:rPr>
+        <w:rFonts w:eastAsia="黑体"/>
         <w:sz w:val="24"/>
         <w:szCs w:val="24"/>
       </w:rPr>
@@ -9226,7 +9605,7 @@
       <w:spacing w:after="0" w:line="240" w:lineRule="auto"/>
     </w:pPr>
     <w:rPr>
-      <w:rFonts w:asciiTheme="majorHAnsi" w:cstheme="majorBidi" w:eastAsiaTheme="majorEastAsia" w:hAnsiTheme="majorHAnsi"/>
+      <w:rFonts w:asciiTheme="majorHAnsi" w:cstheme="majorBidi" w:hAnsiTheme="majorHAnsi" w:eastAsia="黑体"/>
       <w:color w:themeColor="text1" w:val="000000"/>
     </w:rPr>
     <w:tblPr>
@@ -9248,6 +9627,7 @@
     </w:tblPr>
     <w:tblStylePr w:type="firstRow">
       <w:rPr>
+        <w:rFonts w:eastAsia="黑体"/>
         <w:sz w:val="24"/>
         <w:szCs w:val="24"/>
       </w:rPr>
@@ -9354,7 +9734,7 @@
       <w:spacing w:after="0" w:line="240" w:lineRule="auto"/>
     </w:pPr>
     <w:rPr>
-      <w:rFonts w:asciiTheme="majorHAnsi" w:cstheme="majorBidi" w:eastAsiaTheme="majorEastAsia" w:hAnsiTheme="majorHAnsi"/>
+      <w:rFonts w:asciiTheme="majorHAnsi" w:cstheme="majorBidi" w:hAnsiTheme="majorHAnsi" w:eastAsia="黑体"/>
       <w:color w:themeColor="text1" w:val="000000"/>
     </w:rPr>
     <w:tblPr>
@@ -9376,6 +9756,7 @@
     </w:tblPr>
     <w:tblStylePr w:type="firstRow">
       <w:rPr>
+        <w:rFonts w:eastAsia="黑体"/>
         <w:sz w:val="24"/>
         <w:szCs w:val="24"/>
       </w:rPr>
@@ -9482,7 +9863,7 @@
       <w:spacing w:after="0" w:line="240" w:lineRule="auto"/>
     </w:pPr>
     <w:rPr>
-      <w:rFonts w:asciiTheme="majorHAnsi" w:cstheme="majorBidi" w:eastAsiaTheme="majorEastAsia" w:hAnsiTheme="majorHAnsi"/>
+      <w:rFonts w:asciiTheme="majorHAnsi" w:cstheme="majorBidi" w:hAnsiTheme="majorHAnsi" w:eastAsia="黑体"/>
       <w:color w:themeColor="text1" w:val="000000"/>
     </w:rPr>
     <w:tblPr>
@@ -9504,6 +9885,7 @@
     </w:tblPr>
     <w:tblStylePr w:type="firstRow">
       <w:rPr>
+        <w:rFonts w:eastAsia="黑体"/>
         <w:sz w:val="24"/>
         <w:szCs w:val="24"/>
       </w:rPr>
@@ -9610,7 +9992,7 @@
       <w:spacing w:after="0" w:line="240" w:lineRule="auto"/>
     </w:pPr>
     <w:rPr>
-      <w:rFonts w:asciiTheme="majorHAnsi" w:cstheme="majorBidi" w:eastAsiaTheme="majorEastAsia" w:hAnsiTheme="majorHAnsi"/>
+      <w:rFonts w:asciiTheme="majorHAnsi" w:cstheme="majorBidi" w:hAnsiTheme="majorHAnsi" w:eastAsia="黑体"/>
       <w:color w:themeColor="text1" w:val="000000"/>
     </w:rPr>
     <w:tblPr>
@@ -9632,6 +10014,7 @@
     </w:tblPr>
     <w:tblStylePr w:type="firstRow">
       <w:rPr>
+        <w:rFonts w:eastAsia="黑体"/>
         <w:sz w:val="24"/>
         <w:szCs w:val="24"/>
       </w:rPr>
@@ -9761,12 +10144,14 @@
     </w:tcPr>
     <w:tblStylePr w:type="firstRow">
       <w:rPr>
+        <w:rFonts w:eastAsia="黑体"/>
         <w:b/>
         <w:bCs/>
       </w:rPr>
     </w:tblStylePr>
     <w:tblStylePr w:type="lastRow">
       <w:rPr>
+        <w:rFonts w:eastAsia="黑体"/>
         <w:b/>
         <w:bCs/>
       </w:rPr>
@@ -9779,12 +10164,14 @@
     </w:tblStylePr>
     <w:tblStylePr w:type="firstCol">
       <w:rPr>
+        <w:rFonts w:eastAsia="黑体"/>
         <w:b/>
         <w:bCs/>
       </w:rPr>
     </w:tblStylePr>
     <w:tblStylePr w:type="lastCol">
       <w:rPr>
+        <w:rFonts w:eastAsia="黑体"/>
         <w:b/>
         <w:bCs/>
       </w:rPr>
@@ -9834,12 +10221,14 @@
     </w:tcPr>
     <w:tblStylePr w:type="firstRow">
       <w:rPr>
+        <w:rFonts w:eastAsia="黑体"/>
         <w:b/>
         <w:bCs/>
       </w:rPr>
     </w:tblStylePr>
     <w:tblStylePr w:type="lastRow">
       <w:rPr>
+        <w:rFonts w:eastAsia="黑体"/>
         <w:b/>
         <w:bCs/>
       </w:rPr>
@@ -9852,12 +10241,14 @@
     </w:tblStylePr>
     <w:tblStylePr w:type="firstCol">
       <w:rPr>
+        <w:rFonts w:eastAsia="黑体"/>
         <w:b/>
         <w:bCs/>
       </w:rPr>
     </w:tblStylePr>
     <w:tblStylePr w:type="lastCol">
       <w:rPr>
+        <w:rFonts w:eastAsia="黑体"/>
         <w:b/>
         <w:bCs/>
       </w:rPr>
@@ -9907,12 +10298,14 @@
     </w:tcPr>
     <w:tblStylePr w:type="firstRow">
       <w:rPr>
+        <w:rFonts w:eastAsia="黑体"/>
         <w:b/>
         <w:bCs/>
       </w:rPr>
     </w:tblStylePr>
     <w:tblStylePr w:type="lastRow">
       <w:rPr>
+        <w:rFonts w:eastAsia="黑体"/>
         <w:b/>
         <w:bCs/>
       </w:rPr>
@@ -9925,12 +10318,14 @@
     </w:tblStylePr>
     <w:tblStylePr w:type="firstCol">
       <w:rPr>
+        <w:rFonts w:eastAsia="黑体"/>
         <w:b/>
         <w:bCs/>
       </w:rPr>
     </w:tblStylePr>
     <w:tblStylePr w:type="lastCol">
       <w:rPr>
+        <w:rFonts w:eastAsia="黑体"/>
         <w:b/>
         <w:bCs/>
       </w:rPr>
@@ -9980,12 +10375,14 @@
     </w:tcPr>
     <w:tblStylePr w:type="firstRow">
       <w:rPr>
+        <w:rFonts w:eastAsia="黑体"/>
         <w:b/>
         <w:bCs/>
       </w:rPr>
     </w:tblStylePr>
     <w:tblStylePr w:type="lastRow">
       <w:rPr>
+        <w:rFonts w:eastAsia="黑体"/>
         <w:b/>
         <w:bCs/>
       </w:rPr>
@@ -9998,12 +10395,14 @@
     </w:tblStylePr>
     <w:tblStylePr w:type="firstCol">
       <w:rPr>
+        <w:rFonts w:eastAsia="黑体"/>
         <w:b/>
         <w:bCs/>
       </w:rPr>
     </w:tblStylePr>
     <w:tblStylePr w:type="lastCol">
       <w:rPr>
+        <w:rFonts w:eastAsia="黑体"/>
         <w:b/>
         <w:bCs/>
       </w:rPr>
@@ -10053,12 +10452,14 @@
     </w:tcPr>
     <w:tblStylePr w:type="firstRow">
       <w:rPr>
+        <w:rFonts w:eastAsia="黑体"/>
         <w:b/>
         <w:bCs/>
       </w:rPr>
     </w:tblStylePr>
     <w:tblStylePr w:type="lastRow">
       <w:rPr>
+        <w:rFonts w:eastAsia="黑体"/>
         <w:b/>
         <w:bCs/>
       </w:rPr>
@@ -10071,12 +10472,14 @@
     </w:tblStylePr>
     <w:tblStylePr w:type="firstCol">
       <w:rPr>
+        <w:rFonts w:eastAsia="黑体"/>
         <w:b/>
         <w:bCs/>
       </w:rPr>
     </w:tblStylePr>
     <w:tblStylePr w:type="lastCol">
       <w:rPr>
+        <w:rFonts w:eastAsia="黑体"/>
         <w:b/>
         <w:bCs/>
       </w:rPr>
@@ -10126,12 +10529,14 @@
     </w:tcPr>
     <w:tblStylePr w:type="firstRow">
       <w:rPr>
+        <w:rFonts w:eastAsia="黑体"/>
         <w:b/>
         <w:bCs/>
       </w:rPr>
     </w:tblStylePr>
     <w:tblStylePr w:type="lastRow">
       <w:rPr>
+        <w:rFonts w:eastAsia="黑体"/>
         <w:b/>
         <w:bCs/>
       </w:rPr>
@@ -10144,12 +10549,14 @@
     </w:tblStylePr>
     <w:tblStylePr w:type="firstCol">
       <w:rPr>
+        <w:rFonts w:eastAsia="黑体"/>
         <w:b/>
         <w:bCs/>
       </w:rPr>
     </w:tblStylePr>
     <w:tblStylePr w:type="lastCol">
       <w:rPr>
+        <w:rFonts w:eastAsia="黑体"/>
         <w:b/>
         <w:bCs/>
       </w:rPr>
@@ -10199,12 +10606,14 @@
     </w:tcPr>
     <w:tblStylePr w:type="firstRow">
       <w:rPr>
+        <w:rFonts w:eastAsia="黑体"/>
         <w:b/>
         <w:bCs/>
       </w:rPr>
     </w:tblStylePr>
     <w:tblStylePr w:type="lastRow">
       <w:rPr>
+        <w:rFonts w:eastAsia="黑体"/>
         <w:b/>
         <w:bCs/>
       </w:rPr>
@@ -10217,12 +10626,14 @@
     </w:tblStylePr>
     <w:tblStylePr w:type="firstCol">
       <w:rPr>
+        <w:rFonts w:eastAsia="黑体"/>
         <w:b/>
         <w:bCs/>
       </w:rPr>
     </w:tblStylePr>
     <w:tblStylePr w:type="lastCol">
       <w:rPr>
+        <w:rFonts w:eastAsia="黑体"/>
         <w:b/>
         <w:bCs/>
       </w:rPr>
@@ -10249,7 +10660,7 @@
       <w:spacing w:after="0" w:line="240" w:lineRule="auto"/>
     </w:pPr>
     <w:rPr>
-      <w:rFonts w:asciiTheme="majorHAnsi" w:cstheme="majorBidi" w:eastAsiaTheme="majorEastAsia" w:hAnsiTheme="majorHAnsi"/>
+      <w:rFonts w:asciiTheme="majorHAnsi" w:cstheme="majorBidi" w:hAnsiTheme="majorHAnsi" w:eastAsia="黑体"/>
       <w:color w:themeColor="text1" w:val="000000"/>
     </w:rPr>
     <w:tblPr>
@@ -10276,6 +10687,7 @@
     </w:tcPr>
     <w:tblStylePr w:type="firstRow">
       <w:rPr>
+        <w:rFonts w:eastAsia="黑体"/>
         <w:b/>
         <w:bCs/>
         <w:color w:themeColor="text1" w:val="000000"/>
@@ -10287,6 +10699,7 @@
     </w:tblStylePr>
     <w:tblStylePr w:type="lastRow">
       <w:rPr>
+        <w:rFonts w:eastAsia="黑体"/>
         <w:b/>
         <w:bCs/>
         <w:color w:themeColor="text1" w:val="000000"/>
@@ -10306,6 +10719,7 @@
     </w:tblStylePr>
     <w:tblStylePr w:type="firstCol">
       <w:rPr>
+        <w:rFonts w:eastAsia="黑体"/>
         <w:b/>
         <w:bCs/>
         <w:color w:themeColor="text1" w:val="000000"/>
@@ -10325,6 +10739,7 @@
     </w:tblStylePr>
     <w:tblStylePr w:type="lastCol">
       <w:rPr>
+        <w:rFonts w:eastAsia="黑体"/>
         <w:b w:val="0"/>
         <w:bCs w:val="0"/>
         <w:color w:themeColor="text1" w:val="000000"/>
@@ -10374,7 +10789,7 @@
       <w:spacing w:after="0" w:line="240" w:lineRule="auto"/>
     </w:pPr>
     <w:rPr>
-      <w:rFonts w:asciiTheme="majorHAnsi" w:cstheme="majorBidi" w:eastAsiaTheme="majorEastAsia" w:hAnsiTheme="majorHAnsi"/>
+      <w:rFonts w:asciiTheme="majorHAnsi" w:cstheme="majorBidi" w:hAnsiTheme="majorHAnsi" w:eastAsia="黑体"/>
       <w:color w:themeColor="text1" w:val="000000"/>
     </w:rPr>
     <w:tblPr>
@@ -10401,6 +10816,7 @@
     </w:tcPr>
     <w:tblStylePr w:type="firstRow">
       <w:rPr>
+        <w:rFonts w:eastAsia="黑体"/>
         <w:b/>
         <w:bCs/>
         <w:color w:themeColor="text1" w:val="000000"/>
@@ -10412,6 +10828,7 @@
     </w:tblStylePr>
     <w:tblStylePr w:type="lastRow">
       <w:rPr>
+        <w:rFonts w:eastAsia="黑体"/>
         <w:b/>
         <w:bCs/>
         <w:color w:themeColor="text1" w:val="000000"/>
@@ -10431,6 +10848,7 @@
     </w:tblStylePr>
     <w:tblStylePr w:type="firstCol">
       <w:rPr>
+        <w:rFonts w:eastAsia="黑体"/>
         <w:b/>
         <w:bCs/>
         <w:color w:themeColor="text1" w:val="000000"/>
@@ -10450,6 +10868,7 @@
     </w:tblStylePr>
     <w:tblStylePr w:type="lastCol">
       <w:rPr>
+        <w:rFonts w:eastAsia="黑体"/>
         <w:b w:val="0"/>
         <w:bCs w:val="0"/>
         <w:color w:themeColor="text1" w:val="000000"/>
@@ -10499,7 +10918,7 @@
       <w:spacing w:after="0" w:line="240" w:lineRule="auto"/>
     </w:pPr>
     <w:rPr>
-      <w:rFonts w:asciiTheme="majorHAnsi" w:cstheme="majorBidi" w:eastAsiaTheme="majorEastAsia" w:hAnsiTheme="majorHAnsi"/>
+      <w:rFonts w:asciiTheme="majorHAnsi" w:cstheme="majorBidi" w:hAnsiTheme="majorHAnsi" w:eastAsia="黑体"/>
       <w:color w:themeColor="text1" w:val="000000"/>
     </w:rPr>
     <w:tblPr>
@@ -10526,6 +10945,7 @@
     </w:tcPr>
     <w:tblStylePr w:type="firstRow">
       <w:rPr>
+        <w:rFonts w:eastAsia="黑体"/>
         <w:b/>
         <w:bCs/>
         <w:color w:themeColor="text1" w:val="000000"/>
@@ -10537,6 +10957,7 @@
     </w:tblStylePr>
     <w:tblStylePr w:type="lastRow">
       <w:rPr>
+        <w:rFonts w:eastAsia="黑体"/>
         <w:b/>
         <w:bCs/>
         <w:color w:themeColor="text1" w:val="000000"/>
@@ -10556,6 +10977,7 @@
     </w:tblStylePr>
     <w:tblStylePr w:type="firstCol">
       <w:rPr>
+        <w:rFonts w:eastAsia="黑体"/>
         <w:b/>
         <w:bCs/>
         <w:color w:themeColor="text1" w:val="000000"/>
@@ -10575,6 +10997,7 @@
     </w:tblStylePr>
     <w:tblStylePr w:type="lastCol">
       <w:rPr>
+        <w:rFonts w:eastAsia="黑体"/>
         <w:b w:val="0"/>
         <w:bCs w:val="0"/>
         <w:color w:themeColor="text1" w:val="000000"/>
@@ -10624,7 +11047,7 @@
       <w:spacing w:after="0" w:line="240" w:lineRule="auto"/>
     </w:pPr>
     <w:rPr>
-      <w:rFonts w:asciiTheme="majorHAnsi" w:cstheme="majorBidi" w:eastAsiaTheme="majorEastAsia" w:hAnsiTheme="majorHAnsi"/>
+      <w:rFonts w:asciiTheme="majorHAnsi" w:cstheme="majorBidi" w:hAnsiTheme="majorHAnsi" w:eastAsia="黑体"/>
       <w:color w:themeColor="text1" w:val="000000"/>
     </w:rPr>
     <w:tblPr>
@@ -10651,6 +11074,7 @@
     </w:tcPr>
     <w:tblStylePr w:type="firstRow">
       <w:rPr>
+        <w:rFonts w:eastAsia="黑体"/>
         <w:b/>
         <w:bCs/>
         <w:color w:themeColor="text1" w:val="000000"/>
@@ -10662,6 +11086,7 @@
     </w:tblStylePr>
     <w:tblStylePr w:type="lastRow">
       <w:rPr>
+        <w:rFonts w:eastAsia="黑体"/>
         <w:b/>
         <w:bCs/>
         <w:color w:themeColor="text1" w:val="000000"/>
@@ -10681,6 +11106,7 @@
     </w:tblStylePr>
     <w:tblStylePr w:type="firstCol">
       <w:rPr>
+        <w:rFonts w:eastAsia="黑体"/>
         <w:b/>
         <w:bCs/>
         <w:color w:themeColor="text1" w:val="000000"/>
@@ -10700,6 +11126,7 @@
     </w:tblStylePr>
     <w:tblStylePr w:type="lastCol">
       <w:rPr>
+        <w:rFonts w:eastAsia="黑体"/>
         <w:b w:val="0"/>
         <w:bCs w:val="0"/>
         <w:color w:themeColor="text1" w:val="000000"/>
@@ -10749,7 +11176,7 @@
       <w:spacing w:after="0" w:line="240" w:lineRule="auto"/>
     </w:pPr>
     <w:rPr>
-      <w:rFonts w:asciiTheme="majorHAnsi" w:cstheme="majorBidi" w:eastAsiaTheme="majorEastAsia" w:hAnsiTheme="majorHAnsi"/>
+      <w:rFonts w:asciiTheme="majorHAnsi" w:cstheme="majorBidi" w:hAnsiTheme="majorHAnsi" w:eastAsia="黑体"/>
       <w:color w:themeColor="text1" w:val="000000"/>
     </w:rPr>
     <w:tblPr>
@@ -10776,6 +11203,7 @@
     </w:tcPr>
     <w:tblStylePr w:type="firstRow">
       <w:rPr>
+        <w:rFonts w:eastAsia="黑体"/>
         <w:b/>
         <w:bCs/>
         <w:color w:themeColor="text1" w:val="000000"/>
@@ -10787,6 +11215,7 @@
     </w:tblStylePr>
     <w:tblStylePr w:type="lastRow">
       <w:rPr>
+        <w:rFonts w:eastAsia="黑体"/>
         <w:b/>
         <w:bCs/>
         <w:color w:themeColor="text1" w:val="000000"/>
@@ -10806,6 +11235,7 @@
     </w:tblStylePr>
     <w:tblStylePr w:type="firstCol">
       <w:rPr>
+        <w:rFonts w:eastAsia="黑体"/>
         <w:b/>
         <w:bCs/>
         <w:color w:themeColor="text1" w:val="000000"/>
@@ -10825,6 +11255,7 @@
     </w:tblStylePr>
     <w:tblStylePr w:type="lastCol">
       <w:rPr>
+        <w:rFonts w:eastAsia="黑体"/>
         <w:b w:val="0"/>
         <w:bCs w:val="0"/>
         <w:color w:themeColor="text1" w:val="000000"/>
@@ -10874,7 +11305,7 @@
       <w:spacing w:after="0" w:line="240" w:lineRule="auto"/>
     </w:pPr>
     <w:rPr>
-      <w:rFonts w:asciiTheme="majorHAnsi" w:cstheme="majorBidi" w:eastAsiaTheme="majorEastAsia" w:hAnsiTheme="majorHAnsi"/>
+      <w:rFonts w:asciiTheme="majorHAnsi" w:cstheme="majorBidi" w:hAnsiTheme="majorHAnsi" w:eastAsia="黑体"/>
       <w:color w:themeColor="text1" w:val="000000"/>
     </w:rPr>
     <w:tblPr>
@@ -10901,6 +11332,7 @@
     </w:tcPr>
     <w:tblStylePr w:type="firstRow">
       <w:rPr>
+        <w:rFonts w:eastAsia="黑体"/>
         <w:b/>
         <w:bCs/>
         <w:color w:themeColor="text1" w:val="000000"/>
@@ -10912,6 +11344,7 @@
     </w:tblStylePr>
     <w:tblStylePr w:type="lastRow">
       <w:rPr>
+        <w:rFonts w:eastAsia="黑体"/>
         <w:b/>
         <w:bCs/>
         <w:color w:themeColor="text1" w:val="000000"/>
@@ -10931,6 +11364,7 @@
     </w:tblStylePr>
     <w:tblStylePr w:type="firstCol">
       <w:rPr>
+        <w:rFonts w:eastAsia="黑体"/>
         <w:b/>
         <w:bCs/>
         <w:color w:themeColor="text1" w:val="000000"/>
@@ -10950,6 +11384,7 @@
     </w:tblStylePr>
     <w:tblStylePr w:type="lastCol">
       <w:rPr>
+        <w:rFonts w:eastAsia="黑体"/>
         <w:b w:val="0"/>
         <w:bCs w:val="0"/>
         <w:color w:themeColor="text1" w:val="000000"/>
@@ -10999,7 +11434,7 @@
       <w:spacing w:after="0" w:line="240" w:lineRule="auto"/>
     </w:pPr>
     <w:rPr>
-      <w:rFonts w:asciiTheme="majorHAnsi" w:cstheme="majorBidi" w:eastAsiaTheme="majorEastAsia" w:hAnsiTheme="majorHAnsi"/>
+      <w:rFonts w:asciiTheme="majorHAnsi" w:cstheme="majorBidi" w:hAnsiTheme="majorHAnsi" w:eastAsia="黑体"/>
       <w:color w:themeColor="text1" w:val="000000"/>
     </w:rPr>
     <w:tblPr>
@@ -11026,6 +11461,7 @@
     </w:tcPr>
     <w:tblStylePr w:type="firstRow">
       <w:rPr>
+        <w:rFonts w:eastAsia="黑体"/>
         <w:b/>
         <w:bCs/>
         <w:color w:themeColor="text1" w:val="000000"/>
@@ -11037,6 +11473,7 @@
     </w:tblStylePr>
     <w:tblStylePr w:type="lastRow">
       <w:rPr>
+        <w:rFonts w:eastAsia="黑体"/>
         <w:b/>
         <w:bCs/>
         <w:color w:themeColor="text1" w:val="000000"/>
@@ -11056,6 +11493,7 @@
     </w:tblStylePr>
     <w:tblStylePr w:type="firstCol">
       <w:rPr>
+        <w:rFonts w:eastAsia="黑体"/>
         <w:b/>
         <w:bCs/>
         <w:color w:themeColor="text1" w:val="000000"/>
@@ -11075,6 +11513,7 @@
     </w:tblStylePr>
     <w:tblStylePr w:type="lastCol">
       <w:rPr>
+        <w:rFonts w:eastAsia="黑体"/>
         <w:b w:val="0"/>
         <w:bCs w:val="0"/>
         <w:color w:themeColor="text1" w:val="000000"/>
@@ -11147,6 +11586,7 @@
     </w:tcPr>
     <w:tblStylePr w:type="firstRow">
       <w:rPr>
+        <w:rFonts w:eastAsia="黑体"/>
         <w:b/>
         <w:bCs/>
         <w:i w:val="0"/>
@@ -11168,6 +11608,7 @@
     </w:tblStylePr>
     <w:tblStylePr w:type="lastRow">
       <w:rPr>
+        <w:rFonts w:eastAsia="黑体"/>
         <w:b/>
         <w:bCs/>
         <w:i w:val="0"/>
@@ -11189,6 +11630,7 @@
     </w:tblStylePr>
     <w:tblStylePr w:type="firstCol">
       <w:rPr>
+        <w:rFonts w:eastAsia="黑体"/>
         <w:b/>
         <w:bCs/>
         <w:i w:val="0"/>
@@ -11208,6 +11650,7 @@
     </w:tblStylePr>
     <w:tblStylePr w:type="lastCol">
       <w:rPr>
+        <w:rFonts w:eastAsia="黑体"/>
         <w:b/>
         <w:bCs/>
         <w:i w:val="0"/>
@@ -11288,6 +11731,7 @@
     </w:tcPr>
     <w:tblStylePr w:type="firstRow">
       <w:rPr>
+        <w:rFonts w:eastAsia="黑体"/>
         <w:b/>
         <w:bCs/>
         <w:i w:val="0"/>
@@ -11309,6 +11753,7 @@
     </w:tblStylePr>
     <w:tblStylePr w:type="lastRow">
       <w:rPr>
+        <w:rFonts w:eastAsia="黑体"/>
         <w:b/>
         <w:bCs/>
         <w:i w:val="0"/>
@@ -11330,6 +11775,7 @@
     </w:tblStylePr>
     <w:tblStylePr w:type="firstCol">
       <w:rPr>
+        <w:rFonts w:eastAsia="黑体"/>
         <w:b/>
         <w:bCs/>
         <w:i w:val="0"/>
@@ -11349,6 +11795,7 @@
     </w:tblStylePr>
     <w:tblStylePr w:type="lastCol">
       <w:rPr>
+        <w:rFonts w:eastAsia="黑体"/>
         <w:b/>
         <w:bCs/>
         <w:i w:val="0"/>
@@ -11429,6 +11876,7 @@
     </w:tcPr>
     <w:tblStylePr w:type="firstRow">
       <w:rPr>
+        <w:rFonts w:eastAsia="黑体"/>
         <w:b/>
         <w:bCs/>
         <w:i w:val="0"/>
@@ -11450,6 +11898,7 @@
     </w:tblStylePr>
     <w:tblStylePr w:type="lastRow">
       <w:rPr>
+        <w:rFonts w:eastAsia="黑体"/>
         <w:b/>
         <w:bCs/>
         <w:i w:val="0"/>
@@ -11471,6 +11920,7 @@
     </w:tblStylePr>
     <w:tblStylePr w:type="firstCol">
       <w:rPr>
+        <w:rFonts w:eastAsia="黑体"/>
         <w:b/>
         <w:bCs/>
         <w:i w:val="0"/>
@@ -11490,6 +11940,7 @@
     </w:tblStylePr>
     <w:tblStylePr w:type="lastCol">
       <w:rPr>
+        <w:rFonts w:eastAsia="黑体"/>
         <w:b/>
         <w:bCs/>
         <w:i w:val="0"/>
@@ -11570,6 +12021,7 @@
     </w:tcPr>
     <w:tblStylePr w:type="firstRow">
       <w:rPr>
+        <w:rFonts w:eastAsia="黑体"/>
         <w:b/>
         <w:bCs/>
         <w:i w:val="0"/>
@@ -11591,6 +12043,7 @@
     </w:tblStylePr>
     <w:tblStylePr w:type="lastRow">
       <w:rPr>
+        <w:rFonts w:eastAsia="黑体"/>
         <w:b/>
         <w:bCs/>
         <w:i w:val="0"/>
@@ -11612,6 +12065,7 @@
     </w:tblStylePr>
     <w:tblStylePr w:type="firstCol">
       <w:rPr>
+        <w:rFonts w:eastAsia="黑体"/>
         <w:b/>
         <w:bCs/>
         <w:i w:val="0"/>
@@ -11631,6 +12085,7 @@
     </w:tblStylePr>
     <w:tblStylePr w:type="lastCol">
       <w:rPr>
+        <w:rFonts w:eastAsia="黑体"/>
         <w:b/>
         <w:bCs/>
         <w:i w:val="0"/>
@@ -11711,6 +12166,7 @@
     </w:tcPr>
     <w:tblStylePr w:type="firstRow">
       <w:rPr>
+        <w:rFonts w:eastAsia="黑体"/>
         <w:b/>
         <w:bCs/>
         <w:i w:val="0"/>
@@ -11732,6 +12188,7 @@
     </w:tblStylePr>
     <w:tblStylePr w:type="lastRow">
       <w:rPr>
+        <w:rFonts w:eastAsia="黑体"/>
         <w:b/>
         <w:bCs/>
         <w:i w:val="0"/>
@@ -11753,6 +12210,7 @@
     </w:tblStylePr>
     <w:tblStylePr w:type="firstCol">
       <w:rPr>
+        <w:rFonts w:eastAsia="黑体"/>
         <w:b/>
         <w:bCs/>
         <w:i w:val="0"/>
@@ -11772,6 +12230,7 @@
     </w:tblStylePr>
     <w:tblStylePr w:type="lastCol">
       <w:rPr>
+        <w:rFonts w:eastAsia="黑体"/>
         <w:b/>
         <w:bCs/>
         <w:i w:val="0"/>
@@ -11852,6 +12311,7 @@
     </w:tcPr>
     <w:tblStylePr w:type="firstRow">
       <w:rPr>
+        <w:rFonts w:eastAsia="黑体"/>
         <w:b/>
         <w:bCs/>
         <w:i w:val="0"/>
@@ -11873,6 +12333,7 @@
     </w:tblStylePr>
     <w:tblStylePr w:type="lastRow">
       <w:rPr>
+        <w:rFonts w:eastAsia="黑体"/>
         <w:b/>
         <w:bCs/>
         <w:i w:val="0"/>
@@ -11894,6 +12355,7 @@
     </w:tblStylePr>
     <w:tblStylePr w:type="firstCol">
       <w:rPr>
+        <w:rFonts w:eastAsia="黑体"/>
         <w:b/>
         <w:bCs/>
         <w:i w:val="0"/>
@@ -11913,6 +12375,7 @@
     </w:tblStylePr>
     <w:tblStylePr w:type="lastCol">
       <w:rPr>
+        <w:rFonts w:eastAsia="黑体"/>
         <w:b/>
         <w:bCs/>
         <w:i w:val="0"/>
@@ -11993,6 +12456,7 @@
     </w:tcPr>
     <w:tblStylePr w:type="firstRow">
       <w:rPr>
+        <w:rFonts w:eastAsia="黑体"/>
         <w:b/>
         <w:bCs/>
         <w:i w:val="0"/>
@@ -12014,6 +12478,7 @@
     </w:tblStylePr>
     <w:tblStylePr w:type="lastRow">
       <w:rPr>
+        <w:rFonts w:eastAsia="黑体"/>
         <w:b/>
         <w:bCs/>
         <w:i w:val="0"/>
@@ -12035,6 +12500,7 @@
     </w:tblStylePr>
     <w:tblStylePr w:type="firstCol">
       <w:rPr>
+        <w:rFonts w:eastAsia="黑体"/>
         <w:b/>
         <w:bCs/>
         <w:i w:val="0"/>
@@ -12054,6 +12520,7 @@
     </w:tblStylePr>
     <w:tblStylePr w:type="lastCol">
       <w:rPr>
+        <w:rFonts w:eastAsia="黑体"/>
         <w:b/>
         <w:bCs/>
         <w:i w:val="0"/>
@@ -12111,6 +12578,7 @@
       <w:spacing w:after="0" w:line="240" w:lineRule="auto"/>
     </w:pPr>
     <w:rPr>
+      <w:rFonts w:eastAsia="黑体"/>
       <w:color w:themeColor="background1" w:val="FFFFFF"/>
     </w:rPr>
     <w:tblPr>
@@ -12129,6 +12597,7 @@
     </w:tcPr>
     <w:tblStylePr w:type="firstRow">
       <w:rPr>
+        <w:rFonts w:eastAsia="黑体"/>
         <w:b/>
         <w:bCs/>
       </w:rPr>
@@ -12225,6 +12694,7 @@
       <w:spacing w:after="0" w:line="240" w:lineRule="auto"/>
     </w:pPr>
     <w:rPr>
+      <w:rFonts w:eastAsia="黑体"/>
       <w:color w:themeColor="background1" w:val="FFFFFF"/>
     </w:rPr>
     <w:tblPr>
@@ -12243,6 +12713,7 @@
     </w:tcPr>
     <w:tblStylePr w:type="firstRow">
       <w:rPr>
+        <w:rFonts w:eastAsia="黑体"/>
         <w:b/>
         <w:bCs/>
       </w:rPr>
@@ -12339,6 +12810,7 @@
       <w:spacing w:after="0" w:line="240" w:lineRule="auto"/>
     </w:pPr>
     <w:rPr>
+      <w:rFonts w:eastAsia="黑体"/>
       <w:color w:themeColor="background1" w:val="FFFFFF"/>
     </w:rPr>
     <w:tblPr>
@@ -12357,6 +12829,7 @@
     </w:tcPr>
     <w:tblStylePr w:type="firstRow">
       <w:rPr>
+        <w:rFonts w:eastAsia="黑体"/>
         <w:b/>
         <w:bCs/>
       </w:rPr>
@@ -12453,6 +12926,7 @@
       <w:spacing w:after="0" w:line="240" w:lineRule="auto"/>
     </w:pPr>
     <w:rPr>
+      <w:rFonts w:eastAsia="黑体"/>
       <w:color w:themeColor="background1" w:val="FFFFFF"/>
     </w:rPr>
     <w:tblPr>
@@ -12471,6 +12945,7 @@
     </w:tcPr>
     <w:tblStylePr w:type="firstRow">
       <w:rPr>
+        <w:rFonts w:eastAsia="黑体"/>
         <w:b/>
         <w:bCs/>
       </w:rPr>
@@ -12567,6 +13042,7 @@
       <w:spacing w:after="0" w:line="240" w:lineRule="auto"/>
     </w:pPr>
     <w:rPr>
+      <w:rFonts w:eastAsia="黑体"/>
       <w:color w:themeColor="background1" w:val="FFFFFF"/>
     </w:rPr>
     <w:tblPr>
@@ -12585,6 +13061,7 @@
     </w:tcPr>
     <w:tblStylePr w:type="firstRow">
       <w:rPr>
+        <w:rFonts w:eastAsia="黑体"/>
         <w:b/>
         <w:bCs/>
       </w:rPr>
@@ -12681,6 +13158,7 @@
       <w:spacing w:after="0" w:line="240" w:lineRule="auto"/>
     </w:pPr>
     <w:rPr>
+      <w:rFonts w:eastAsia="黑体"/>
       <w:color w:themeColor="background1" w:val="FFFFFF"/>
     </w:rPr>
     <w:tblPr>
@@ -12699,6 +13177,7 @@
     </w:tcPr>
     <w:tblStylePr w:type="firstRow">
       <w:rPr>
+        <w:rFonts w:eastAsia="黑体"/>
         <w:b/>
         <w:bCs/>
       </w:rPr>
@@ -12795,6 +13274,7 @@
       <w:spacing w:after="0" w:line="240" w:lineRule="auto"/>
     </w:pPr>
     <w:rPr>
+      <w:rFonts w:eastAsia="黑体"/>
       <w:color w:themeColor="background1" w:val="FFFFFF"/>
     </w:rPr>
     <w:tblPr>
@@ -12813,6 +13293,7 @@
     </w:tcPr>
     <w:tblStylePr w:type="firstRow">
       <w:rPr>
+        <w:rFonts w:eastAsia="黑体"/>
         <w:b/>
         <w:bCs/>
       </w:rPr>
@@ -12909,6 +13390,7 @@
       <w:spacing w:after="0" w:line="240" w:lineRule="auto"/>
     </w:pPr>
     <w:rPr>
+      <w:rFonts w:eastAsia="黑体"/>
       <w:color w:themeColor="text1" w:val="000000"/>
     </w:rPr>
     <w:tblPr>
@@ -12935,6 +13417,7 @@
     </w:tcPr>
     <w:tblStylePr w:type="firstRow">
       <w:rPr>
+        <w:rFonts w:eastAsia="黑体"/>
         <w:b/>
         <w:bCs/>
       </w:rPr>
@@ -12953,6 +13436,7 @@
     </w:tblStylePr>
     <w:tblStylePr w:type="lastRow">
       <w:rPr>
+        <w:rFonts w:eastAsia="黑体"/>
         <w:b/>
         <w:bCs/>
         <w:color w:themeColor="background1" w:val="FFFFFF"/>
@@ -12967,6 +13451,7 @@
     </w:tblStylePr>
     <w:tblStylePr w:type="firstCol">
       <w:rPr>
+        <w:rFonts w:eastAsia="黑体"/>
         <w:color w:themeColor="background1" w:val="FFFFFF"/>
       </w:rPr>
       <w:tblPr/>
@@ -12984,6 +13469,7 @@
     </w:tblStylePr>
     <w:tblStylePr w:type="lastCol">
       <w:rPr>
+        <w:rFonts w:eastAsia="黑体"/>
         <w:color w:themeColor="background1" w:val="FFFFFF"/>
       </w:rPr>
       <w:tblPr/>
@@ -13013,11 +13499,13 @@
     </w:tblStylePr>
     <w:tblStylePr w:type="neCell">
       <w:rPr>
+        <w:rFonts w:eastAsia="黑体"/>
         <w:color w:themeColor="text1" w:val="000000"/>
       </w:rPr>
     </w:tblStylePr>
     <w:tblStylePr w:type="nwCell">
       <w:rPr>
+        <w:rFonts w:eastAsia="黑体"/>
         <w:color w:themeColor="text1" w:val="000000"/>
       </w:rPr>
     </w:tblStylePr>
@@ -13031,6 +13519,7 @@
       <w:spacing w:after="0" w:line="240" w:lineRule="auto"/>
     </w:pPr>
     <w:rPr>
+      <w:rFonts w:eastAsia="黑体"/>
       <w:color w:themeColor="text1" w:val="000000"/>
     </w:rPr>
     <w:tblPr>
@@ -13057,6 +13546,7 @@
     </w:tcPr>
     <w:tblStylePr w:type="firstRow">
       <w:rPr>
+        <w:rFonts w:eastAsia="黑体"/>
         <w:b/>
         <w:bCs/>
       </w:rPr>
@@ -13075,6 +13565,7 @@
     </w:tblStylePr>
     <w:tblStylePr w:type="lastRow">
       <w:rPr>
+        <w:rFonts w:eastAsia="黑体"/>
         <w:b/>
         <w:bCs/>
         <w:color w:themeColor="background1" w:val="FFFFFF"/>
@@ -13089,6 +13580,7 @@
     </w:tblStylePr>
     <w:tblStylePr w:type="firstCol">
       <w:rPr>
+        <w:rFonts w:eastAsia="黑体"/>
         <w:color w:themeColor="background1" w:val="FFFFFF"/>
       </w:rPr>
       <w:tblPr/>
@@ -13106,6 +13598,7 @@
     </w:tblStylePr>
     <w:tblStylePr w:type="lastCol">
       <w:rPr>
+        <w:rFonts w:eastAsia="黑体"/>
         <w:color w:themeColor="background1" w:val="FFFFFF"/>
       </w:rPr>
       <w:tblPr/>
@@ -13135,11 +13628,13 @@
     </w:tblStylePr>
     <w:tblStylePr w:type="neCell">
       <w:rPr>
+        <w:rFonts w:eastAsia="黑体"/>
         <w:color w:themeColor="text1" w:val="000000"/>
       </w:rPr>
     </w:tblStylePr>
     <w:tblStylePr w:type="nwCell">
       <w:rPr>
+        <w:rFonts w:eastAsia="黑体"/>
         <w:color w:themeColor="text1" w:val="000000"/>
       </w:rPr>
     </w:tblStylePr>
@@ -13153,6 +13648,7 @@
       <w:spacing w:after="0" w:line="240" w:lineRule="auto"/>
     </w:pPr>
     <w:rPr>
+      <w:rFonts w:eastAsia="黑体"/>
       <w:color w:themeColor="text1" w:val="000000"/>
     </w:rPr>
     <w:tblPr>
@@ -13179,6 +13675,7 @@
     </w:tcPr>
     <w:tblStylePr w:type="firstRow">
       <w:rPr>
+        <w:rFonts w:eastAsia="黑体"/>
         <w:b/>
         <w:bCs/>
       </w:rPr>
@@ -13197,6 +13694,7 @@
     </w:tblStylePr>
     <w:tblStylePr w:type="lastRow">
       <w:rPr>
+        <w:rFonts w:eastAsia="黑体"/>
         <w:b/>
         <w:bCs/>
         <w:color w:themeColor="background1" w:val="FFFFFF"/>
@@ -13211,6 +13709,7 @@
     </w:tblStylePr>
     <w:tblStylePr w:type="firstCol">
       <w:rPr>
+        <w:rFonts w:eastAsia="黑体"/>
         <w:color w:themeColor="background1" w:val="FFFFFF"/>
       </w:rPr>
       <w:tblPr/>
@@ -13228,6 +13727,7 @@
     </w:tblStylePr>
     <w:tblStylePr w:type="lastCol">
       <w:rPr>
+        <w:rFonts w:eastAsia="黑体"/>
         <w:color w:themeColor="background1" w:val="FFFFFF"/>
       </w:rPr>
       <w:tblPr/>
@@ -13257,11 +13757,13 @@
     </w:tblStylePr>
     <w:tblStylePr w:type="neCell">
       <w:rPr>
+        <w:rFonts w:eastAsia="黑体"/>
         <w:color w:themeColor="text1" w:val="000000"/>
       </w:rPr>
     </w:tblStylePr>
     <w:tblStylePr w:type="nwCell">
       <w:rPr>
+        <w:rFonts w:eastAsia="黑体"/>
         <w:color w:themeColor="text1" w:val="000000"/>
       </w:rPr>
     </w:tblStylePr>
@@ -13275,6 +13777,7 @@
       <w:spacing w:after="0" w:line="240" w:lineRule="auto"/>
     </w:pPr>
     <w:rPr>
+      <w:rFonts w:eastAsia="黑体"/>
       <w:color w:themeColor="text1" w:val="000000"/>
     </w:rPr>
     <w:tblPr>
@@ -13301,6 +13804,7 @@
     </w:tcPr>
     <w:tblStylePr w:type="firstRow">
       <w:rPr>
+        <w:rFonts w:eastAsia="黑体"/>
         <w:b/>
         <w:bCs/>
       </w:rPr>
@@ -13319,6 +13823,7 @@
     </w:tblStylePr>
     <w:tblStylePr w:type="lastRow">
       <w:rPr>
+        <w:rFonts w:eastAsia="黑体"/>
         <w:b/>
         <w:bCs/>
         <w:color w:themeColor="background1" w:val="FFFFFF"/>
@@ -13333,6 +13838,7 @@
     </w:tblStylePr>
     <w:tblStylePr w:type="firstCol">
       <w:rPr>
+        <w:rFonts w:eastAsia="黑体"/>
         <w:color w:themeColor="background1" w:val="FFFFFF"/>
       </w:rPr>
       <w:tblPr/>
@@ -13350,6 +13856,7 @@
     </w:tblStylePr>
     <w:tblStylePr w:type="lastCol">
       <w:rPr>
+        <w:rFonts w:eastAsia="黑体"/>
         <w:color w:themeColor="background1" w:val="FFFFFF"/>
       </w:rPr>
       <w:tblPr/>
@@ -13387,6 +13894,7 @@
       <w:spacing w:after="0" w:line="240" w:lineRule="auto"/>
     </w:pPr>
     <w:rPr>
+      <w:rFonts w:eastAsia="黑体"/>
       <w:color w:themeColor="text1" w:val="000000"/>
     </w:rPr>
     <w:tblPr>
@@ -13413,6 +13921,7 @@
     </w:tcPr>
     <w:tblStylePr w:type="firstRow">
       <w:rPr>
+        <w:rFonts w:eastAsia="黑体"/>
         <w:b/>
         <w:bCs/>
       </w:rPr>
@@ -13431,6 +13940,7 @@
     </w:tblStylePr>
     <w:tblStylePr w:type="lastRow">
       <w:rPr>
+        <w:rFonts w:eastAsia="黑体"/>
         <w:b/>
         <w:bCs/>
         <w:color w:themeColor="background1" w:val="FFFFFF"/>
@@ -13445,6 +13955,7 @@
     </w:tblStylePr>
     <w:tblStylePr w:type="firstCol">
       <w:rPr>
+        <w:rFonts w:eastAsia="黑体"/>
         <w:color w:themeColor="background1" w:val="FFFFFF"/>
       </w:rPr>
       <w:tblPr/>
@@ -13462,6 +13973,7 @@
     </w:tblStylePr>
     <w:tblStylePr w:type="lastCol">
       <w:rPr>
+        <w:rFonts w:eastAsia="黑体"/>
         <w:color w:themeColor="background1" w:val="FFFFFF"/>
       </w:rPr>
       <w:tblPr/>
@@ -13491,11 +14003,13 @@
     </w:tblStylePr>
     <w:tblStylePr w:type="neCell">
       <w:rPr>
+        <w:rFonts w:eastAsia="黑体"/>
         <w:color w:themeColor="text1" w:val="000000"/>
       </w:rPr>
     </w:tblStylePr>
     <w:tblStylePr w:type="nwCell">
       <w:rPr>
+        <w:rFonts w:eastAsia="黑体"/>
         <w:color w:themeColor="text1" w:val="000000"/>
       </w:rPr>
     </w:tblStylePr>
@@ -13509,6 +14023,7 @@
       <w:spacing w:after="0" w:line="240" w:lineRule="auto"/>
     </w:pPr>
     <w:rPr>
+      <w:rFonts w:eastAsia="黑体"/>
       <w:color w:themeColor="text1" w:val="000000"/>
     </w:rPr>
     <w:tblPr>
@@ -13535,6 +14050,7 @@
     </w:tcPr>
     <w:tblStylePr w:type="firstRow">
       <w:rPr>
+        <w:rFonts w:eastAsia="黑体"/>
         <w:b/>
         <w:bCs/>
       </w:rPr>
@@ -13553,6 +14069,7 @@
     </w:tblStylePr>
     <w:tblStylePr w:type="lastRow">
       <w:rPr>
+        <w:rFonts w:eastAsia="黑体"/>
         <w:b/>
         <w:bCs/>
         <w:color w:themeColor="background1" w:val="FFFFFF"/>
@@ -13567,6 +14084,7 @@
     </w:tblStylePr>
     <w:tblStylePr w:type="firstCol">
       <w:rPr>
+        <w:rFonts w:eastAsia="黑体"/>
         <w:color w:themeColor="background1" w:val="FFFFFF"/>
       </w:rPr>
       <w:tblPr/>
@@ -13584,6 +14102,7 @@
     </w:tblStylePr>
     <w:tblStylePr w:type="lastCol">
       <w:rPr>
+        <w:rFonts w:eastAsia="黑体"/>
         <w:color w:themeColor="background1" w:val="FFFFFF"/>
       </w:rPr>
       <w:tblPr/>
@@ -13613,11 +14132,13 @@
     </w:tblStylePr>
     <w:tblStylePr w:type="neCell">
       <w:rPr>
+        <w:rFonts w:eastAsia="黑体"/>
         <w:color w:themeColor="text1" w:val="000000"/>
       </w:rPr>
     </w:tblStylePr>
     <w:tblStylePr w:type="nwCell">
       <w:rPr>
+        <w:rFonts w:eastAsia="黑体"/>
         <w:color w:themeColor="text1" w:val="000000"/>
       </w:rPr>
     </w:tblStylePr>
@@ -13631,6 +14152,7 @@
       <w:spacing w:after="0" w:line="240" w:lineRule="auto"/>
     </w:pPr>
     <w:rPr>
+      <w:rFonts w:eastAsia="黑体"/>
       <w:color w:themeColor="text1" w:val="000000"/>
     </w:rPr>
     <w:tblPr>
@@ -13657,6 +14179,7 @@
     </w:tcPr>
     <w:tblStylePr w:type="firstRow">
       <w:rPr>
+        <w:rFonts w:eastAsia="黑体"/>
         <w:b/>
         <w:bCs/>
       </w:rPr>
@@ -13675,6 +14198,7 @@
     </w:tblStylePr>
     <w:tblStylePr w:type="lastRow">
       <w:rPr>
+        <w:rFonts w:eastAsia="黑体"/>
         <w:b/>
         <w:bCs/>
         <w:color w:themeColor="background1" w:val="FFFFFF"/>
@@ -13689,6 +14213,7 @@
     </w:tblStylePr>
     <w:tblStylePr w:type="firstCol">
       <w:rPr>
+        <w:rFonts w:eastAsia="黑体"/>
         <w:color w:themeColor="background1" w:val="FFFFFF"/>
       </w:rPr>
       <w:tblPr/>
@@ -13706,6 +14231,7 @@
     </w:tblStylePr>
     <w:tblStylePr w:type="lastCol">
       <w:rPr>
+        <w:rFonts w:eastAsia="黑体"/>
         <w:color w:themeColor="background1" w:val="FFFFFF"/>
       </w:rPr>
       <w:tblPr/>
@@ -13735,11 +14261,13 @@
     </w:tblStylePr>
     <w:tblStylePr w:type="neCell">
       <w:rPr>
+        <w:rFonts w:eastAsia="黑体"/>
         <w:color w:themeColor="text1" w:val="000000"/>
       </w:rPr>
     </w:tblStylePr>
     <w:tblStylePr w:type="nwCell">
       <w:rPr>
+        <w:rFonts w:eastAsia="黑体"/>
         <w:color w:themeColor="text1" w:val="000000"/>
       </w:rPr>
     </w:tblStylePr>
@@ -13753,6 +14281,7 @@
       <w:spacing w:after="0" w:line="240" w:lineRule="auto"/>
     </w:pPr>
     <w:rPr>
+      <w:rFonts w:eastAsia="黑体"/>
       <w:color w:themeColor="text1" w:val="000000"/>
     </w:rPr>
     <w:tblPr>
@@ -13771,6 +14300,7 @@
     </w:tcPr>
     <w:tblStylePr w:type="firstRow">
       <w:rPr>
+        <w:rFonts w:eastAsia="黑体"/>
         <w:b/>
         <w:bCs/>
         <w:color w:themeColor="background1" w:val="FFFFFF"/>
@@ -13785,6 +14315,7 @@
     </w:tblStylePr>
     <w:tblStylePr w:type="lastRow">
       <w:rPr>
+        <w:rFonts w:eastAsia="黑体"/>
         <w:b/>
         <w:bCs/>
         <w:color w:themeColor="accent2" w:themeShade="CC" w:val="9E3A38"/>
@@ -13799,12 +14330,14 @@
     </w:tblStylePr>
     <w:tblStylePr w:type="firstCol">
       <w:rPr>
+        <w:rFonts w:eastAsia="黑体"/>
         <w:b/>
         <w:bCs/>
       </w:rPr>
     </w:tblStylePr>
     <w:tblStylePr w:type="lastCol">
       <w:rPr>
+        <w:rFonts w:eastAsia="黑体"/>
         <w:b/>
         <w:bCs/>
       </w:rPr>
@@ -13839,6 +14372,7 @@
       <w:spacing w:after="0" w:line="240" w:lineRule="auto"/>
     </w:pPr>
     <w:rPr>
+      <w:rFonts w:eastAsia="黑体"/>
       <w:color w:themeColor="text1" w:val="000000"/>
     </w:rPr>
     <w:tblPr>
@@ -13857,6 +14391,7 @@
     </w:tcPr>
     <w:tblStylePr w:type="firstRow">
       <w:rPr>
+        <w:rFonts w:eastAsia="黑体"/>
         <w:b/>
         <w:bCs/>
         <w:color w:themeColor="background1" w:val="FFFFFF"/>
@@ -13871,6 +14406,7 @@
     </w:tblStylePr>
     <w:tblStylePr w:type="lastRow">
       <w:rPr>
+        <w:rFonts w:eastAsia="黑体"/>
         <w:b/>
         <w:bCs/>
         <w:color w:themeColor="accent2" w:themeShade="CC" w:val="9E3A38"/>
@@ -13885,12 +14421,14 @@
     </w:tblStylePr>
     <w:tblStylePr w:type="firstCol">
       <w:rPr>
+        <w:rFonts w:eastAsia="黑体"/>
         <w:b/>
         <w:bCs/>
       </w:rPr>
     </w:tblStylePr>
     <w:tblStylePr w:type="lastCol">
       <w:rPr>
+        <w:rFonts w:eastAsia="黑体"/>
         <w:b/>
         <w:bCs/>
       </w:rPr>
@@ -13925,6 +14463,7 @@
       <w:spacing w:after="0" w:line="240" w:lineRule="auto"/>
     </w:pPr>
     <w:rPr>
+      <w:rFonts w:eastAsia="黑体"/>
       <w:color w:themeColor="text1" w:val="000000"/>
     </w:rPr>
     <w:tblPr>
@@ -13943,6 +14482,7 @@
     </w:tcPr>
     <w:tblStylePr w:type="firstRow">
       <w:rPr>
+        <w:rFonts w:eastAsia="黑体"/>
         <w:b/>
         <w:bCs/>
         <w:color w:themeColor="background1" w:val="FFFFFF"/>
@@ -13957,6 +14497,7 @@
     </w:tblStylePr>
     <w:tblStylePr w:type="lastRow">
       <w:rPr>
+        <w:rFonts w:eastAsia="黑体"/>
         <w:b/>
         <w:bCs/>
         <w:color w:themeColor="accent2" w:themeShade="CC" w:val="9E3A38"/>
@@ -13971,12 +14512,14 @@
     </w:tblStylePr>
     <w:tblStylePr w:type="firstCol">
       <w:rPr>
+        <w:rFonts w:eastAsia="黑体"/>
         <w:b/>
         <w:bCs/>
       </w:rPr>
     </w:tblStylePr>
     <w:tblStylePr w:type="lastCol">
       <w:rPr>
+        <w:rFonts w:eastAsia="黑体"/>
         <w:b/>
         <w:bCs/>
       </w:rPr>
@@ -14011,6 +14554,7 @@
       <w:spacing w:after="0" w:line="240" w:lineRule="auto"/>
     </w:pPr>
     <w:rPr>
+      <w:rFonts w:eastAsia="黑体"/>
       <w:color w:themeColor="text1" w:val="000000"/>
     </w:rPr>
     <w:tblPr>
@@ -14029,6 +14573,7 @@
     </w:tcPr>
     <w:tblStylePr w:type="firstRow">
       <w:rPr>
+        <w:rFonts w:eastAsia="黑体"/>
         <w:b/>
         <w:bCs/>
         <w:color w:themeColor="background1" w:val="FFFFFF"/>
@@ -14043,6 +14588,7 @@
     </w:tblStylePr>
     <w:tblStylePr w:type="lastRow">
       <w:rPr>
+        <w:rFonts w:eastAsia="黑体"/>
         <w:b/>
         <w:bCs/>
         <w:color w:themeColor="accent4" w:themeShade="CC" w:val="664E82"/>
@@ -14057,12 +14603,14 @@
     </w:tblStylePr>
     <w:tblStylePr w:type="firstCol">
       <w:rPr>
+        <w:rFonts w:eastAsia="黑体"/>
         <w:b/>
         <w:bCs/>
       </w:rPr>
     </w:tblStylePr>
     <w:tblStylePr w:type="lastCol">
       <w:rPr>
+        <w:rFonts w:eastAsia="黑体"/>
         <w:b/>
         <w:bCs/>
       </w:rPr>
@@ -14097,6 +14645,7 @@
       <w:spacing w:after="0" w:line="240" w:lineRule="auto"/>
     </w:pPr>
     <w:rPr>
+      <w:rFonts w:eastAsia="黑体"/>
       <w:color w:themeColor="text1" w:val="000000"/>
     </w:rPr>
     <w:tblPr>
@@ -14115,6 +14664,7 @@
     </w:tcPr>
     <w:tblStylePr w:type="firstRow">
       <w:rPr>
+        <w:rFonts w:eastAsia="黑体"/>
         <w:b/>
         <w:bCs/>
         <w:color w:themeColor="background1" w:val="FFFFFF"/>
@@ -14129,6 +14679,7 @@
     </w:tblStylePr>
     <w:tblStylePr w:type="lastRow">
       <w:rPr>
+        <w:rFonts w:eastAsia="黑体"/>
         <w:b/>
         <w:bCs/>
         <w:color w:themeColor="accent3" w:themeShade="CC" w:val="7E9C40"/>
@@ -14143,12 +14694,14 @@
     </w:tblStylePr>
     <w:tblStylePr w:type="firstCol">
       <w:rPr>
+        <w:rFonts w:eastAsia="黑体"/>
         <w:b/>
         <w:bCs/>
       </w:rPr>
     </w:tblStylePr>
     <w:tblStylePr w:type="lastCol">
       <w:rPr>
+        <w:rFonts w:eastAsia="黑体"/>
         <w:b/>
         <w:bCs/>
       </w:rPr>
@@ -14183,6 +14736,7 @@
       <w:spacing w:after="0" w:line="240" w:lineRule="auto"/>
     </w:pPr>
     <w:rPr>
+      <w:rFonts w:eastAsia="黑体"/>
       <w:color w:themeColor="text1" w:val="000000"/>
     </w:rPr>
     <w:tblPr>
@@ -14201,6 +14755,7 @@
     </w:tcPr>
     <w:tblStylePr w:type="firstRow">
       <w:rPr>
+        <w:rFonts w:eastAsia="黑体"/>
         <w:b/>
         <w:bCs/>
         <w:color w:themeColor="background1" w:val="FFFFFF"/>
@@ -14215,6 +14770,7 @@
     </w:tblStylePr>
     <w:tblStylePr w:type="lastRow">
       <w:rPr>
+        <w:rFonts w:eastAsia="黑体"/>
         <w:b/>
         <w:bCs/>
         <w:color w:themeColor="accent6" w:themeShade="CC" w:val="F2730A"/>
@@ -14229,12 +14785,14 @@
     </w:tblStylePr>
     <w:tblStylePr w:type="firstCol">
       <w:rPr>
+        <w:rFonts w:eastAsia="黑体"/>
         <w:b/>
         <w:bCs/>
       </w:rPr>
     </w:tblStylePr>
     <w:tblStylePr w:type="lastCol">
       <w:rPr>
+        <w:rFonts w:eastAsia="黑体"/>
         <w:b/>
         <w:bCs/>
       </w:rPr>
@@ -14269,6 +14827,7 @@
       <w:spacing w:after="0" w:line="240" w:lineRule="auto"/>
     </w:pPr>
     <w:rPr>
+      <w:rFonts w:eastAsia="黑体"/>
       <w:color w:themeColor="text1" w:val="000000"/>
     </w:rPr>
     <w:tblPr>
@@ -14287,6 +14846,7 @@
     </w:tcPr>
     <w:tblStylePr w:type="firstRow">
       <w:rPr>
+        <w:rFonts w:eastAsia="黑体"/>
         <w:b/>
         <w:bCs/>
         <w:color w:themeColor="background1" w:val="FFFFFF"/>
@@ -14301,6 +14861,7 @@
     </w:tblStylePr>
     <w:tblStylePr w:type="lastRow">
       <w:rPr>
+        <w:rFonts w:eastAsia="黑体"/>
         <w:b/>
         <w:bCs/>
         <w:color w:themeColor="accent5" w:themeShade="CC" w:val="348DA5"/>
@@ -14315,12 +14876,14 @@
     </w:tblStylePr>
     <w:tblStylePr w:type="firstCol">
       <w:rPr>
+        <w:rFonts w:eastAsia="黑体"/>
         <w:b/>
         <w:bCs/>
       </w:rPr>
     </w:tblStylePr>
     <w:tblStylePr w:type="lastCol">
       <w:rPr>
+        <w:rFonts w:eastAsia="黑体"/>
         <w:b/>
         <w:bCs/>
       </w:rPr>
@@ -14355,6 +14918,7 @@
       <w:spacing w:after="0" w:line="240" w:lineRule="auto"/>
     </w:pPr>
     <w:rPr>
+      <w:rFonts w:eastAsia="黑体"/>
       <w:color w:themeColor="text1" w:val="000000"/>
     </w:rPr>
     <w:tblPr>
@@ -14376,6 +14940,7 @@
     </w:tcPr>
     <w:tblStylePr w:type="firstRow">
       <w:rPr>
+        <w:rFonts w:eastAsia="黑体"/>
         <w:b/>
         <w:bCs/>
       </w:rPr>
@@ -14386,6 +14951,7 @@
     </w:tblStylePr>
     <w:tblStylePr w:type="lastRow">
       <w:rPr>
+        <w:rFonts w:eastAsia="黑体"/>
         <w:b/>
         <w:bCs/>
         <w:color w:themeColor="text1" w:val="000000"/>
@@ -14397,6 +14963,7 @@
     </w:tblStylePr>
     <w:tblStylePr w:type="firstCol">
       <w:rPr>
+        <w:rFonts w:eastAsia="黑体"/>
         <w:color w:themeColor="background1" w:val="FFFFFF"/>
       </w:rPr>
       <w:tblPr/>
@@ -14406,6 +14973,7 @@
     </w:tblStylePr>
     <w:tblStylePr w:type="lastCol">
       <w:rPr>
+        <w:rFonts w:eastAsia="黑体"/>
         <w:color w:themeColor="background1" w:val="FFFFFF"/>
       </w:rPr>
       <w:tblPr/>
@@ -14435,6 +15003,7 @@
       <w:spacing w:after="0" w:line="240" w:lineRule="auto"/>
     </w:pPr>
     <w:rPr>
+      <w:rFonts w:eastAsia="黑体"/>
       <w:color w:themeColor="text1" w:val="000000"/>
     </w:rPr>
     <w:tblPr>
@@ -14456,6 +15025,7 @@
     </w:tcPr>
     <w:tblStylePr w:type="firstRow">
       <w:rPr>
+        <w:rFonts w:eastAsia="黑体"/>
         <w:b/>
         <w:bCs/>
       </w:rPr>
@@ -14466,6 +15036,7 @@
     </w:tblStylePr>
     <w:tblStylePr w:type="lastRow">
       <w:rPr>
+        <w:rFonts w:eastAsia="黑体"/>
         <w:b/>
         <w:bCs/>
         <w:color w:themeColor="text1" w:val="000000"/>
@@ -14477,6 +15048,7 @@
     </w:tblStylePr>
     <w:tblStylePr w:type="firstCol">
       <w:rPr>
+        <w:rFonts w:eastAsia="黑体"/>
         <w:color w:themeColor="background1" w:val="FFFFFF"/>
       </w:rPr>
       <w:tblPr/>
@@ -14486,6 +15058,7 @@
     </w:tblStylePr>
     <w:tblStylePr w:type="lastCol">
       <w:rPr>
+        <w:rFonts w:eastAsia="黑体"/>
         <w:color w:themeColor="background1" w:val="FFFFFF"/>
       </w:rPr>
       <w:tblPr/>
@@ -14515,6 +15088,7 @@
       <w:spacing w:after="0" w:line="240" w:lineRule="auto"/>
     </w:pPr>
     <w:rPr>
+      <w:rFonts w:eastAsia="黑体"/>
       <w:color w:themeColor="text1" w:val="000000"/>
     </w:rPr>
     <w:tblPr>
@@ -14536,6 +15110,7 @@
     </w:tcPr>
     <w:tblStylePr w:type="firstRow">
       <w:rPr>
+        <w:rFonts w:eastAsia="黑体"/>
         <w:b/>
         <w:bCs/>
       </w:rPr>
@@ -14546,6 +15121,7 @@
     </w:tblStylePr>
     <w:tblStylePr w:type="lastRow">
       <w:rPr>
+        <w:rFonts w:eastAsia="黑体"/>
         <w:b/>
         <w:bCs/>
         <w:color w:themeColor="text1" w:val="000000"/>
@@ -14557,6 +15133,7 @@
     </w:tblStylePr>
     <w:tblStylePr w:type="firstCol">
       <w:rPr>
+        <w:rFonts w:eastAsia="黑体"/>
         <w:color w:themeColor="background1" w:val="FFFFFF"/>
       </w:rPr>
       <w:tblPr/>
@@ -14566,6 +15143,7 @@
     </w:tblStylePr>
     <w:tblStylePr w:type="lastCol">
       <w:rPr>
+        <w:rFonts w:eastAsia="黑体"/>
         <w:color w:themeColor="background1" w:val="FFFFFF"/>
       </w:rPr>
       <w:tblPr/>
@@ -14595,6 +15173,7 @@
       <w:spacing w:after="0" w:line="240" w:lineRule="auto"/>
     </w:pPr>
     <w:rPr>
+      <w:rFonts w:eastAsia="黑体"/>
       <w:color w:themeColor="text1" w:val="000000"/>
     </w:rPr>
     <w:tblPr>
@@ -14616,6 +15195,7 @@
     </w:tcPr>
     <w:tblStylePr w:type="firstRow">
       <w:rPr>
+        <w:rFonts w:eastAsia="黑体"/>
         <w:b/>
         <w:bCs/>
       </w:rPr>
@@ -14626,6 +15206,7 @@
     </w:tblStylePr>
     <w:tblStylePr w:type="lastRow">
       <w:rPr>
+        <w:rFonts w:eastAsia="黑体"/>
         <w:b/>
         <w:bCs/>
         <w:color w:themeColor="text1" w:val="000000"/>
@@ -14637,6 +15218,7 @@
     </w:tblStylePr>
     <w:tblStylePr w:type="firstCol">
       <w:rPr>
+        <w:rFonts w:eastAsia="黑体"/>
         <w:color w:themeColor="background1" w:val="FFFFFF"/>
       </w:rPr>
       <w:tblPr/>
@@ -14646,6 +15228,7 @@
     </w:tblStylePr>
     <w:tblStylePr w:type="lastCol">
       <w:rPr>
+        <w:rFonts w:eastAsia="黑体"/>
         <w:color w:themeColor="background1" w:val="FFFFFF"/>
       </w:rPr>
       <w:tblPr/>
@@ -14675,6 +15258,7 @@
       <w:spacing w:after="0" w:line="240" w:lineRule="auto"/>
     </w:pPr>
     <w:rPr>
+      <w:rFonts w:eastAsia="黑体"/>
       <w:color w:themeColor="text1" w:val="000000"/>
     </w:rPr>
     <w:tblPr>
@@ -14696,6 +15280,7 @@
     </w:tcPr>
     <w:tblStylePr w:type="firstRow">
       <w:rPr>
+        <w:rFonts w:eastAsia="黑体"/>
         <w:b/>
         <w:bCs/>
       </w:rPr>
@@ -14706,6 +15291,7 @@
     </w:tblStylePr>
     <w:tblStylePr w:type="lastRow">
       <w:rPr>
+        <w:rFonts w:eastAsia="黑体"/>
         <w:b/>
         <w:bCs/>
         <w:color w:themeColor="text1" w:val="000000"/>
@@ -14717,6 +15303,7 @@
     </w:tblStylePr>
     <w:tblStylePr w:type="firstCol">
       <w:rPr>
+        <w:rFonts w:eastAsia="黑体"/>
         <w:color w:themeColor="background1" w:val="FFFFFF"/>
       </w:rPr>
       <w:tblPr/>
@@ -14726,6 +15313,7 @@
     </w:tblStylePr>
     <w:tblStylePr w:type="lastCol">
       <w:rPr>
+        <w:rFonts w:eastAsia="黑体"/>
         <w:color w:themeColor="background1" w:val="FFFFFF"/>
       </w:rPr>
       <w:tblPr/>
@@ -14755,6 +15343,7 @@
       <w:spacing w:after="0" w:line="240" w:lineRule="auto"/>
     </w:pPr>
     <w:rPr>
+      <w:rFonts w:eastAsia="黑体"/>
       <w:color w:themeColor="text1" w:val="000000"/>
     </w:rPr>
     <w:tblPr>
@@ -14776,6 +15365,7 @@
     </w:tcPr>
     <w:tblStylePr w:type="firstRow">
       <w:rPr>
+        <w:rFonts w:eastAsia="黑体"/>
         <w:b/>
         <w:bCs/>
       </w:rPr>
@@ -14786,6 +15376,7 @@
     </w:tblStylePr>
     <w:tblStylePr w:type="lastRow">
       <w:rPr>
+        <w:rFonts w:eastAsia="黑体"/>
         <w:b/>
         <w:bCs/>
         <w:color w:themeColor="text1" w:val="000000"/>
@@ -14797,6 +15388,7 @@
     </w:tblStylePr>
     <w:tblStylePr w:type="firstCol">
       <w:rPr>
+        <w:rFonts w:eastAsia="黑体"/>
         <w:color w:themeColor="background1" w:val="FFFFFF"/>
       </w:rPr>
       <w:tblPr/>
@@ -14806,6 +15398,7 @@
     </w:tblStylePr>
     <w:tblStylePr w:type="lastCol">
       <w:rPr>
+        <w:rFonts w:eastAsia="黑体"/>
         <w:color w:themeColor="background1" w:val="FFFFFF"/>
       </w:rPr>
       <w:tblPr/>
@@ -14835,6 +15428,7 @@
       <w:spacing w:after="0" w:line="240" w:lineRule="auto"/>
     </w:pPr>
     <w:rPr>
+      <w:rFonts w:eastAsia="黑体"/>
       <w:color w:themeColor="text1" w:val="000000"/>
     </w:rPr>
     <w:tblPr>
@@ -14856,6 +15450,7 @@
     </w:tcPr>
     <w:tblStylePr w:type="firstRow">
       <w:rPr>
+        <w:rFonts w:eastAsia="黑体"/>
         <w:b/>
         <w:bCs/>
       </w:rPr>
@@ -14866,6 +15461,7 @@
     </w:tblStylePr>
     <w:tblStylePr w:type="lastRow">
       <w:rPr>
+        <w:rFonts w:eastAsia="黑体"/>
         <w:b/>
         <w:bCs/>
         <w:color w:themeColor="text1" w:val="000000"/>
@@ -14877,6 +15473,7 @@
     </w:tblStylePr>
     <w:tblStylePr w:type="firstCol">
       <w:rPr>
+        <w:rFonts w:eastAsia="黑体"/>
         <w:color w:themeColor="background1" w:val="FFFFFF"/>
       </w:rPr>
       <w:tblPr/>
@@ -14886,6 +15483,7 @@
     </w:tblStylePr>
     <w:tblStylePr w:type="lastCol">
       <w:rPr>
+        <w:rFonts w:eastAsia="黑体"/>
         <w:color w:themeColor="background1" w:val="FFFFFF"/>
       </w:rPr>
       <w:tblPr/>
@@ -14918,6 +15516,7 @@
     <w:name w:val="KeywordTok"/>
     <w:basedOn w:val="VerbatimChar"/>
     <w:rPr>
+      <w:rFonts w:eastAsia="黑体"/>
       <w:b/>
       <w:color w:val="007020"/>
     </w:rPr>
@@ -14926,6 +15525,7 @@
     <w:name w:val="DataTypeTok"/>
     <w:basedOn w:val="VerbatimChar"/>
     <w:rPr>
+      <w:rFonts w:eastAsia="黑体"/>
       <w:color w:val="902000"/>
     </w:rPr>
   </w:style>
@@ -14933,6 +15533,7 @@
     <w:name w:val="DecValTok"/>
     <w:basedOn w:val="VerbatimChar"/>
     <w:rPr>
+      <w:rFonts w:eastAsia="黑体"/>
       <w:color w:val="40a070"/>
     </w:rPr>
   </w:style>
@@ -14940,6 +15541,7 @@
     <w:name w:val="BaseNTok"/>
     <w:basedOn w:val="VerbatimChar"/>
     <w:rPr>
+      <w:rFonts w:eastAsia="黑体"/>
       <w:color w:val="40a070"/>
     </w:rPr>
   </w:style>
@@ -14947,6 +15549,7 @@
     <w:name w:val="FloatTok"/>
     <w:basedOn w:val="VerbatimChar"/>
     <w:rPr>
+      <w:rFonts w:eastAsia="黑体"/>
       <w:color w:val="40a070"/>
     </w:rPr>
   </w:style>
@@ -14954,6 +15557,7 @@
     <w:name w:val="ConstantTok"/>
     <w:basedOn w:val="VerbatimChar"/>
     <w:rPr>
+      <w:rFonts w:eastAsia="黑体"/>
       <w:color w:val="880000"/>
     </w:rPr>
   </w:style>
@@ -14961,6 +15565,7 @@
     <w:name w:val="CharTok"/>
     <w:basedOn w:val="VerbatimChar"/>
     <w:rPr>
+      <w:rFonts w:eastAsia="黑体"/>
       <w:color w:val="4070a0"/>
     </w:rPr>
   </w:style>
@@ -14968,6 +15573,7 @@
     <w:name w:val="SpecialCharTok"/>
     <w:basedOn w:val="VerbatimChar"/>
     <w:rPr>
+      <w:rFonts w:eastAsia="黑体"/>
       <w:color w:val="4070a0"/>
     </w:rPr>
   </w:style>
@@ -14975,6 +15581,7 @@
     <w:name w:val="StringTok"/>
     <w:basedOn w:val="VerbatimChar"/>
     <w:rPr>
+      <w:rFonts w:eastAsia="黑体"/>
       <w:color w:val="4070a0"/>
     </w:rPr>
   </w:style>
@@ -14982,6 +15589,7 @@
     <w:name w:val="VerbatimStringTok"/>
     <w:basedOn w:val="VerbatimChar"/>
     <w:rPr>
+      <w:rFonts w:eastAsia="黑体"/>
       <w:color w:val="4070a0"/>
     </w:rPr>
   </w:style>
@@ -14989,6 +15597,7 @@
     <w:name w:val="SpecialStringTok"/>
     <w:basedOn w:val="VerbatimChar"/>
     <w:rPr>
+      <w:rFonts w:eastAsia="黑体"/>
       <w:color w:val="bb6688"/>
     </w:rPr>
   </w:style>
@@ -14996,6 +15605,7 @@
     <w:name w:val="ImportTok"/>
     <w:basedOn w:val="VerbatimChar"/>
     <w:rPr>
+      <w:rFonts w:eastAsia="黑体"/>
       <w:b/>
       <w:color w:val="008000"/>
     </w:rPr>
@@ -15004,6 +15614,7 @@
     <w:name w:val="CommentTok"/>
     <w:basedOn w:val="VerbatimChar"/>
     <w:rPr>
+      <w:rFonts w:eastAsia="黑体"/>
       <w:i/>
       <w:color w:val="60a0b0"/>
     </w:rPr>
@@ -15012,6 +15623,7 @@
     <w:name w:val="DocumentationTok"/>
     <w:basedOn w:val="VerbatimChar"/>
     <w:rPr>
+      <w:rFonts w:eastAsia="黑体"/>
       <w:i/>
       <w:color w:val="ba2121"/>
     </w:rPr>
@@ -15020,6 +15632,7 @@
     <w:name w:val="AnnotationTok"/>
     <w:basedOn w:val="VerbatimChar"/>
     <w:rPr>
+      <w:rFonts w:eastAsia="黑体"/>
       <w:b/>
       <w:i/>
       <w:color w:val="60a0b0"/>
@@ -15029,6 +15642,7 @@
     <w:name w:val="CommentVarTok"/>
     <w:basedOn w:val="VerbatimChar"/>
     <w:rPr>
+      <w:rFonts w:eastAsia="黑体"/>
       <w:b/>
       <w:i/>
       <w:color w:val="60a0b0"/>
@@ -15038,6 +15652,7 @@
     <w:name w:val="OtherTok"/>
     <w:basedOn w:val="VerbatimChar"/>
     <w:rPr>
+      <w:rFonts w:eastAsia="黑体"/>
       <w:color w:val="007020"/>
     </w:rPr>
   </w:style>
@@ -15045,6 +15660,7 @@
     <w:name w:val="FunctionTok"/>
     <w:basedOn w:val="VerbatimChar"/>
     <w:rPr>
+      <w:rFonts w:eastAsia="黑体"/>
       <w:color w:val="06287e"/>
     </w:rPr>
   </w:style>
@@ -15052,6 +15668,7 @@
     <w:name w:val="VariableTok"/>
     <w:basedOn w:val="VerbatimChar"/>
     <w:rPr>
+      <w:rFonts w:eastAsia="黑体"/>
       <w:color w:val="19177c"/>
     </w:rPr>
   </w:style>
@@ -15059,6 +15676,7 @@
     <w:name w:val="ControlFlowTok"/>
     <w:basedOn w:val="VerbatimChar"/>
     <w:rPr>
+      <w:rFonts w:eastAsia="黑体"/>
       <w:b/>
       <w:color w:val="007020"/>
     </w:rPr>
@@ -15067,6 +15685,7 @@
     <w:name w:val="OperatorTok"/>
     <w:basedOn w:val="VerbatimChar"/>
     <w:rPr>
+      <w:rFonts w:eastAsia="黑体"/>
       <w:color w:val="666666"/>
     </w:rPr>
   </w:style>
@@ -15074,18 +15693,22 @@
     <w:name w:val="BuiltInTok"/>
     <w:basedOn w:val="VerbatimChar"/>
     <w:rPr>
+      <w:rFonts w:eastAsia="黑体"/>
       <w:color w:val="008000"/>
     </w:rPr>
   </w:style>
   <w:style w:type="character" w:customStyle="1" w:styleId="ExtensionTok">
     <w:name w:val="ExtensionTok"/>
     <w:basedOn w:val="VerbatimChar"/>
-    <w:rPr/>
+    <w:rPr>
+      <w:rFonts w:eastAsia="黑体"/>
+    </w:rPr>
   </w:style>
   <w:style w:type="character" w:customStyle="1" w:styleId="PreprocessorTok">
     <w:name w:val="PreprocessorTok"/>
     <w:basedOn w:val="VerbatimChar"/>
     <w:rPr>
+      <w:rFonts w:eastAsia="黑体"/>
       <w:color w:val="bc7a00"/>
     </w:rPr>
   </w:style>
@@ -15093,18 +15716,22 @@
     <w:name w:val="AttributeTok"/>
     <w:basedOn w:val="VerbatimChar"/>
     <w:rPr>
+      <w:rFonts w:eastAsia="黑体"/>
       <w:color w:val="7d9029"/>
     </w:rPr>
   </w:style>
   <w:style w:type="character" w:customStyle="1" w:styleId="RegionMarkerTok">
     <w:name w:val="RegionMarkerTok"/>
     <w:basedOn w:val="VerbatimChar"/>
-    <w:rPr/>
+    <w:rPr>
+      <w:rFonts w:eastAsia="黑体"/>
+    </w:rPr>
   </w:style>
   <w:style w:type="character" w:customStyle="1" w:styleId="InformationTok">
     <w:name w:val="InformationTok"/>
     <w:basedOn w:val="VerbatimChar"/>
     <w:rPr>
+      <w:rFonts w:eastAsia="黑体"/>
       <w:b/>
       <w:i/>
       <w:color w:val="60a0b0"/>
@@ -15114,6 +15741,7 @@
     <w:name w:val="WarningTok"/>
     <w:basedOn w:val="VerbatimChar"/>
     <w:rPr>
+      <w:rFonts w:eastAsia="黑体"/>
       <w:b/>
       <w:i/>
       <w:color w:val="60a0b0"/>
@@ -15123,6 +15751,7 @@
     <w:name w:val="AlertTok"/>
     <w:basedOn w:val="VerbatimChar"/>
     <w:rPr>
+      <w:rFonts w:eastAsia="黑体"/>
       <w:b/>
       <w:color w:val="ff0000"/>
     </w:rPr>
@@ -15131,6 +15760,7 @@
     <w:name w:val="ErrorTok"/>
     <w:basedOn w:val="VerbatimChar"/>
     <w:rPr>
+      <w:rFonts w:eastAsia="黑体"/>
       <w:b/>
       <w:color w:val="ff0000"/>
     </w:rPr>
@@ -15138,7 +15768,9 @@
   <w:style w:type="character" w:customStyle="1" w:styleId="NormalTok">
     <w:name w:val="NormalTok"/>
     <w:basedOn w:val="VerbatimChar"/>
-    <w:rPr/>
+    <w:rPr>
+      <w:rFonts w:eastAsia="黑体"/>
+    </w:rPr>
   </w:style>
 </w:styles>
 </file>
@@ -15187,12 +15819,12 @@
     <a:fontScheme name="Office">
       <a:majorFont>
         <a:latin typeface="Calibri"/>
-        <a:ea typeface=""/>
+        <a:ea typeface="黑体"/>
         <a:cs typeface=""/>
         <a:font script="Jpan" typeface="ＭＳ ゴシック"/>
         <a:font script="Hang" typeface="맑은 고딕"/>
-        <a:font script="Hans" typeface="宋体"/>
-        <a:font script="Hant" typeface="新細明體"/>
+        <a:font script="Hans" typeface="黑体"/>
+        <a:font script="Hant" typeface="黑体"/>
         <a:font script="Arab" typeface="Times New Roman"/>
         <a:font script="Hebr" typeface="Times New Roman"/>
         <a:font script="Thai" typeface="Angsana New"/>
@@ -15222,12 +15854,12 @@
       </a:majorFont>
       <a:minorFont>
         <a:latin typeface="Cambria"/>
-        <a:ea typeface=""/>
+        <a:ea typeface="黑体"/>
         <a:cs typeface=""/>
         <a:font script="Jpan" typeface="ＭＳ 明朝"/>
         <a:font script="Hang" typeface="맑은 고딕"/>
-        <a:font script="Hans" typeface="宋体"/>
-        <a:font script="Hant" typeface="新細明體"/>
+        <a:font script="Hans" typeface="黑体"/>
+        <a:font script="Hant" typeface="黑体"/>
         <a:font script="Arab" typeface="Arial"/>
         <a:font script="Hebr" typeface="Arial"/>
         <a:font script="Thai" typeface="Cordia New"/>

--- a/02-放大电路/01-运算放大电路/电压比较器电路/电压比较器电路.docx
+++ b/02-放大电路/01-运算放大电路/电压比较器电路/电压比较器电路.docx
@@ -2748,7 +2748,7 @@
           <w:color w:val="555555"/>
           <w:sz w:val="21"/>
         </w:rPr>
-        <w:t>材料收集者：杜文杰，WX手机：19519196569，QQ:3478827729</w:t>
+        <w:t>材料收集者：杜文杰，微信/手机：19519196569，QQ:3478827729</w:t>
       </w:r>
     </w:p>
     <w:sectPr>
